--- a/public/downloads/Semantic-Qualifiers-in-Clinical-Medicine.docx
+++ b/public/downloads/Semantic-Qualifiers-in-Clinical-Medicine.docx
@@ -1622,7 +1622,7 @@
     </w:p>
     <w:bookmarkEnd w:id="20"/>
     <w:bookmarkEnd w:id="21"/>
-    <w:bookmarkStart w:id="31" w:name="Xcd4bcd818bda5be374fe6580be024f0620d2c2b"/>
+    <w:bookmarkStart w:id="41" w:name="Xcd4bcd818bda5be374fe6580be024f0620d2c2b"/>
     <w:p>
       <w:pPr>
         <w:pStyle w:val="Heading1"/>
@@ -2471,6 +2471,374 @@
           </w:p>
         </w:tc>
       </w:tr>
+      <w:tr>
+        <w:tc>
+          <w:tcPr/>
+          <w:p>
+            <w:pPr>
+              <w:pStyle w:val="Compact"/>
+            </w:pPr>
+            <w:r>
+              <w:t xml:space="preserve">Wolff-Parkinson-White with atrial fibrillation</w:t>
+            </w:r>
+          </w:p>
+        </w:tc>
+        <w:tc>
+          <w:tcPr/>
+          <w:p>
+            <w:pPr>
+              <w:pStyle w:val="Compact"/>
+            </w:pPr>
+            <w:r>
+              <w:t xml:space="preserve">Paroxysmal, irregularly irregular, wide-complex, very rapid, with a delta wave in sinus rhythm</w:t>
+            </w:r>
+          </w:p>
+        </w:tc>
+        <w:tc>
+          <w:tcPr/>
+          <w:p>
+            <w:pPr>
+              <w:pStyle w:val="Compact"/>
+            </w:pPr>
+            <w:r>
+              <w:t xml:space="preserve">Conduction down an accessory pathway bypassing the AV node, so rate is limited only by pathway refractoriness</w:t>
+            </w:r>
+          </w:p>
+        </w:tc>
+        <w:tc>
+          <w:tcPr/>
+          <w:p>
+            <w:pPr>
+              <w:pStyle w:val="Compact"/>
+            </w:pPr>
+            <w:r>
+              <w:t xml:space="preserve">Atrial fibrillation with bundle branch block → monomorphic wide complexes at a rate the AV node can explain</w:t>
+            </w:r>
+          </w:p>
+        </w:tc>
+      </w:tr>
+      <w:tr>
+        <w:tc>
+          <w:tcPr/>
+          <w:p>
+            <w:pPr>
+              <w:pStyle w:val="Compact"/>
+            </w:pPr>
+            <w:r>
+              <w:t xml:space="preserve">Complete heart block</w:t>
+            </w:r>
+          </w:p>
+        </w:tc>
+        <w:tc>
+          <w:tcPr/>
+          <w:p>
+            <w:pPr>
+              <w:pStyle w:val="Compact"/>
+            </w:pPr>
+            <w:r>
+              <w:t xml:space="preserve">Bradycardic, regular, with AV dissociation and cannon a waves</w:t>
+            </w:r>
+          </w:p>
+        </w:tc>
+        <w:tc>
+          <w:tcPr/>
+          <w:p>
+            <w:pPr>
+              <w:pStyle w:val="Compact"/>
+            </w:pPr>
+            <w:r>
+              <w:t xml:space="preserve">Atria and ventricles beating independently, visible in the neck and on the rhythm strip</w:t>
+            </w:r>
+          </w:p>
+        </w:tc>
+        <w:tc>
+          <w:tcPr/>
+          <w:p>
+            <w:pPr>
+              <w:pStyle w:val="Compact"/>
+            </w:pPr>
+            <w:r>
+              <w:t xml:space="preserve">Sinus bradycardia → P waves conduct, no cannon a waves</w:t>
+            </w:r>
+          </w:p>
+        </w:tc>
+      </w:tr>
+      <w:tr>
+        <w:tc>
+          <w:tcPr/>
+          <w:p>
+            <w:pPr>
+              <w:pStyle w:val="Compact"/>
+            </w:pPr>
+            <w:r>
+              <w:t xml:space="preserve">Takotsubo cardiomyopathy</w:t>
+            </w:r>
+          </w:p>
+        </w:tc>
+        <w:tc>
+          <w:tcPr/>
+          <w:p>
+            <w:pPr>
+              <w:pStyle w:val="Compact"/>
+            </w:pPr>
+            <w:r>
+              <w:t xml:space="preserve">Acute, after an emotional or physical stressor, with chest pain, ST elevation, and apical ballooning but unobstructed coronaries</w:t>
+            </w:r>
+          </w:p>
+        </w:tc>
+        <w:tc>
+          <w:tcPr/>
+          <w:p>
+            <w:pPr>
+              <w:pStyle w:val="Compact"/>
+            </w:pPr>
+            <w:r>
+              <w:t xml:space="preserve">Catecholamine-mediated stunning in a non-coronary distribution, so the wall motion crosses territories</w:t>
+            </w:r>
+          </w:p>
+        </w:tc>
+        <w:tc>
+          <w:tcPr/>
+          <w:p>
+            <w:pPr>
+              <w:pStyle w:val="Compact"/>
+            </w:pPr>
+            <w:r>
+              <w:t xml:space="preserve">STEMI → wall motion abnormality confined to one coronary territory, culprit lesion present</w:t>
+            </w:r>
+          </w:p>
+        </w:tc>
+      </w:tr>
+      <w:tr>
+        <w:tc>
+          <w:tcPr/>
+          <w:p>
+            <w:pPr>
+              <w:pStyle w:val="Compact"/>
+            </w:pPr>
+            <w:r>
+              <w:t xml:space="preserve">Acute myocarditis</w:t>
+            </w:r>
+          </w:p>
+        </w:tc>
+        <w:tc>
+          <w:tcPr/>
+          <w:p>
+            <w:pPr>
+              <w:pStyle w:val="Compact"/>
+            </w:pPr>
+            <w:r>
+              <w:t xml:space="preserve">Subacute, after a viral prodrome, with chest pain, raised troponin, and global hypokinesis</w:t>
+            </w:r>
+          </w:p>
+        </w:tc>
+        <w:tc>
+          <w:tcPr/>
+          <w:p>
+            <w:pPr>
+              <w:pStyle w:val="Compact"/>
+            </w:pPr>
+            <w:r>
+              <w:t xml:space="preserve">Diffuse myocardial inflammation, so dysfunction is global rather than territorial</w:t>
+            </w:r>
+          </w:p>
+        </w:tc>
+        <w:tc>
+          <w:tcPr/>
+          <w:p>
+            <w:pPr>
+              <w:pStyle w:val="Compact"/>
+            </w:pPr>
+            <w:r>
+              <w:t xml:space="preserve">Acute coronary syndrome → territorial wall motion abnormality, exertional history</w:t>
+            </w:r>
+          </w:p>
+        </w:tc>
+      </w:tr>
+      <w:tr>
+        <w:tc>
+          <w:tcPr/>
+          <w:p>
+            <w:pPr>
+              <w:pStyle w:val="Compact"/>
+            </w:pPr>
+            <w:r>
+              <w:t xml:space="preserve">Aortic regurgitation, acute</w:t>
+            </w:r>
+          </w:p>
+        </w:tc>
+        <w:tc>
+          <w:tcPr/>
+          <w:p>
+            <w:pPr>
+              <w:pStyle w:val="Compact"/>
+            </w:pPr>
+            <w:r>
+              <w:t xml:space="preserve">Hyperacute, with pulmonary edema, a short soft diastolic murmur, and no wide pulse pressure</w:t>
+            </w:r>
+          </w:p>
+        </w:tc>
+        <w:tc>
+          <w:tcPr/>
+          <w:p>
+            <w:pPr>
+              <w:pStyle w:val="Compact"/>
+            </w:pPr>
+            <w:r>
+              <w:t xml:space="preserve">Sudden regurgitation into an uncompliant ventricle, so the classic chronic signs are absent</w:t>
+            </w:r>
+          </w:p>
+        </w:tc>
+        <w:tc>
+          <w:tcPr/>
+          <w:p>
+            <w:pPr>
+              <w:pStyle w:val="Compact"/>
+            </w:pPr>
+            <w:r>
+              <w:t xml:space="preserve">Chronic aortic regurgitation → wide pulse pressure, collapsing pulse, long murmur</w:t>
+            </w:r>
+          </w:p>
+        </w:tc>
+      </w:tr>
+      <w:tr>
+        <w:tc>
+          <w:tcPr/>
+          <w:p>
+            <w:pPr>
+              <w:pStyle w:val="Compact"/>
+            </w:pPr>
+            <w:r>
+              <w:t xml:space="preserve">Mitral stenosis, rheumatic</w:t>
+            </w:r>
+          </w:p>
+        </w:tc>
+        <w:tc>
+          <w:tcPr/>
+          <w:p>
+            <w:pPr>
+              <w:pStyle w:val="Compact"/>
+            </w:pPr>
+            <w:r>
+              <w:t xml:space="preserve">Chronic, progressive exertional dyspnea with a low-pitched apical diastolic rumble and an opening snap</w:t>
+            </w:r>
+          </w:p>
+        </w:tc>
+        <w:tc>
+          <w:tcPr/>
+          <w:p>
+            <w:pPr>
+              <w:pStyle w:val="Compact"/>
+            </w:pPr>
+            <w:r>
+              <w:t xml:space="preserve">Fixed inflow obstruction with pliable leaflets, so the snap precedes the rumble</w:t>
+            </w:r>
+          </w:p>
+        </w:tc>
+        <w:tc>
+          <w:tcPr/>
+          <w:p>
+            <w:pPr>
+              <w:pStyle w:val="Compact"/>
+            </w:pPr>
+            <w:r>
+              <w:t xml:space="preserve">Left atrial myxoma → positional symptoms, tumor plop rather than opening snap</w:t>
+            </w:r>
+          </w:p>
+        </w:tc>
+      </w:tr>
+      <w:tr>
+        <w:tc>
+          <w:tcPr/>
+          <w:p>
+            <w:pPr>
+              <w:pStyle w:val="Compact"/>
+            </w:pPr>
+            <w:r>
+              <w:t xml:space="preserve">Prosthetic valve thrombosis</w:t>
+            </w:r>
+          </w:p>
+        </w:tc>
+        <w:tc>
+          <w:tcPr/>
+          <w:p>
+            <w:pPr>
+              <w:pStyle w:val="Compact"/>
+            </w:pPr>
+            <w:r>
+              <w:t xml:space="preserve">Subacute, with muffled prosthetic sounds, new heart failure, and subtherapeutic anticoagulation</w:t>
+            </w:r>
+          </w:p>
+        </w:tc>
+        <w:tc>
+          <w:tcPr/>
+          <w:p>
+            <w:pPr>
+              <w:pStyle w:val="Compact"/>
+            </w:pPr>
+            <w:r>
+              <w:t xml:space="preserve">Thrombus restricting leaflet motion, so the mechanical click softens or disappears</w:t>
+            </w:r>
+          </w:p>
+        </w:tc>
+        <w:tc>
+          <w:tcPr/>
+          <w:p>
+            <w:pPr>
+              <w:pStyle w:val="Compact"/>
+            </w:pPr>
+            <w:r>
+              <w:t xml:space="preserve">Prosthetic valve endocarditis → febrile, bacteremic, vegetation on imaging</w:t>
+            </w:r>
+          </w:p>
+        </w:tc>
+      </w:tr>
+      <w:tr>
+        <w:tc>
+          <w:tcPr/>
+          <w:p>
+            <w:pPr>
+              <w:pStyle w:val="Compact"/>
+            </w:pPr>
+            <w:r>
+              <w:t xml:space="preserve">Pulmonary arterial hypertension</w:t>
+            </w:r>
+          </w:p>
+        </w:tc>
+        <w:tc>
+          <w:tcPr/>
+          <w:p>
+            <w:pPr>
+              <w:pStyle w:val="Compact"/>
+            </w:pPr>
+            <w:r>
+              <w:t xml:space="preserve">Chronic, progressive exertional dyspnea with a loud P2, raised JVP, and no left heart disease</w:t>
+            </w:r>
+          </w:p>
+        </w:tc>
+        <w:tc>
+          <w:tcPr/>
+          <w:p>
+            <w:pPr>
+              <w:pStyle w:val="Compact"/>
+            </w:pPr>
+            <w:r>
+              <w:t xml:space="preserve">Pre-capillary obstruction, so the right heart fails while the left remains normal</w:t>
+            </w:r>
+          </w:p>
+        </w:tc>
+        <w:tc>
+          <w:tcPr/>
+          <w:p>
+            <w:pPr>
+              <w:pStyle w:val="Compact"/>
+            </w:pPr>
+            <w:r>
+              <w:t xml:space="preserve">Heart failure with preserved ejection fraction → elevated filling pressures, responds to diuresis</w:t>
+            </w:r>
+          </w:p>
+        </w:tc>
+      </w:tr>
     </w:tbl>
     <w:bookmarkEnd w:id="22"/>
     <w:bookmarkStart w:id="23" w:name="pulmonary-and-critical-care"/>
@@ -3096,6 +3464,374 @@
           </w:p>
         </w:tc>
       </w:tr>
+      <w:tr>
+        <w:tc>
+          <w:tcPr/>
+          <w:p>
+            <w:pPr>
+              <w:pStyle w:val="Compact"/>
+            </w:pPr>
+            <w:r>
+              <w:t xml:space="preserve">Hypersensitivity pneumonitis</w:t>
+            </w:r>
+          </w:p>
+        </w:tc>
+        <w:tc>
+          <w:tcPr/>
+          <w:p>
+            <w:pPr>
+              <w:pStyle w:val="Compact"/>
+            </w:pPr>
+            <w:r>
+              <w:t xml:space="preserve">Subacute or chronic, upper-lobe predominant ground-glass with mosaic attenuation and air trapping, after an antigen exposure</w:t>
+            </w:r>
+          </w:p>
+        </w:tc>
+        <w:tc>
+          <w:tcPr/>
+          <w:p>
+            <w:pPr>
+              <w:pStyle w:val="Compact"/>
+            </w:pPr>
+            <w:r>
+              <w:t xml:space="preserve">Small airway centred inflammation from inhaled antigen, hence air trapping and upper zone predominance</w:t>
+            </w:r>
+          </w:p>
+        </w:tc>
+        <w:tc>
+          <w:tcPr/>
+          <w:p>
+            <w:pPr>
+              <w:pStyle w:val="Compact"/>
+            </w:pPr>
+            <w:r>
+              <w:t xml:space="preserve">Idiopathic pulmonary fibrosis → basal, subpleural, honeycombing, no exposure history</w:t>
+            </w:r>
+          </w:p>
+        </w:tc>
+      </w:tr>
+      <w:tr>
+        <w:tc>
+          <w:tcPr/>
+          <w:p>
+            <w:pPr>
+              <w:pStyle w:val="Compact"/>
+            </w:pPr>
+            <w:r>
+              <w:t xml:space="preserve">Organizing pneumonia</w:t>
+            </w:r>
+          </w:p>
+        </w:tc>
+        <w:tc>
+          <w:tcPr/>
+          <w:p>
+            <w:pPr>
+              <w:pStyle w:val="Compact"/>
+            </w:pPr>
+            <w:r>
+              <w:t xml:space="preserve">Subacute, peripheral-predominant consolidation with subpleural sparing, not responding to antibiotics</w:t>
+            </w:r>
+          </w:p>
+        </w:tc>
+        <w:tc>
+          <w:tcPr/>
+          <w:p>
+            <w:pPr>
+              <w:pStyle w:val="Compact"/>
+            </w:pPr>
+            <w:r>
+              <w:t xml:space="preserve">Alveolar organizing exudate in a peripheral distribution, steroid responsive rather than antibiotic responsive</w:t>
+            </w:r>
+          </w:p>
+        </w:tc>
+        <w:tc>
+          <w:tcPr/>
+          <w:p>
+            <w:pPr>
+              <w:pStyle w:val="Compact"/>
+            </w:pPr>
+            <w:r>
+              <w:t xml:space="preserve">Bacterial pneumonia → responds to antibiotics, lobar rather than peripheral banding</w:t>
+            </w:r>
+          </w:p>
+        </w:tc>
+      </w:tr>
+      <w:tr>
+        <w:tc>
+          <w:tcPr/>
+          <w:p>
+            <w:pPr>
+              <w:pStyle w:val="Compact"/>
+            </w:pPr>
+            <w:r>
+              <w:t xml:space="preserve">Pulmonary alveolar proteinosis</w:t>
+            </w:r>
+          </w:p>
+        </w:tc>
+        <w:tc>
+          <w:tcPr/>
+          <w:p>
+            <w:pPr>
+              <w:pStyle w:val="Compact"/>
+            </w:pPr>
+            <w:r>
+              <w:t xml:space="preserve">Chronic, progressive dyspnea with crazy paving on CT and disproportionately mild examination</w:t>
+            </w:r>
+          </w:p>
+        </w:tc>
+        <w:tc>
+          <w:tcPr/>
+          <w:p>
+            <w:pPr>
+              <w:pStyle w:val="Compact"/>
+            </w:pPr>
+            <w:r>
+              <w:t xml:space="preserve">Alveolar filling with surfactant material, producing a characteristic imaging pattern</w:t>
+            </w:r>
+          </w:p>
+        </w:tc>
+        <w:tc>
+          <w:tcPr/>
+          <w:p>
+            <w:pPr>
+              <w:pStyle w:val="Compact"/>
+            </w:pPr>
+            <w:r>
+              <w:t xml:space="preserve">Pneumocystis pneumonia → immunocompromised host, exertional desaturation, ground-glass without septal thickening</w:t>
+            </w:r>
+          </w:p>
+        </w:tc>
+      </w:tr>
+      <w:tr>
+        <w:tc>
+          <w:tcPr/>
+          <w:p>
+            <w:pPr>
+              <w:pStyle w:val="Compact"/>
+            </w:pPr>
+            <w:r>
+              <w:t xml:space="preserve">Alpha-1 antitrypsin deficiency</w:t>
+            </w:r>
+          </w:p>
+        </w:tc>
+        <w:tc>
+          <w:tcPr/>
+          <w:p>
+            <w:pPr>
+              <w:pStyle w:val="Compact"/>
+            </w:pPr>
+            <w:r>
+              <w:t xml:space="preserve">Chronic, progressive, obstructive, with lower-zone emphysema in a young patient and possible liver disease</w:t>
+            </w:r>
+          </w:p>
+        </w:tc>
+        <w:tc>
+          <w:tcPr/>
+          <w:p>
+            <w:pPr>
+              <w:pStyle w:val="Compact"/>
+            </w:pPr>
+            <w:r>
+              <w:t xml:space="preserve">Lower zone rather than upper zone emphysema, and onset decades early</w:t>
+            </w:r>
+          </w:p>
+        </w:tc>
+        <w:tc>
+          <w:tcPr/>
+          <w:p>
+            <w:pPr>
+              <w:pStyle w:val="Compact"/>
+            </w:pPr>
+            <w:r>
+              <w:t xml:space="preserve">COPD from smoking → upper zone predominant, older, no hepatic involvement</w:t>
+            </w:r>
+          </w:p>
+        </w:tc>
+      </w:tr>
+      <w:tr>
+        <w:tc>
+          <w:tcPr/>
+          <w:p>
+            <w:pPr>
+              <w:pStyle w:val="Compact"/>
+            </w:pPr>
+            <w:r>
+              <w:t xml:space="preserve">Pulmonary edema, cardiogenic</w:t>
+            </w:r>
+          </w:p>
+        </w:tc>
+        <w:tc>
+          <w:tcPr/>
+          <w:p>
+            <w:pPr>
+              <w:pStyle w:val="Compact"/>
+            </w:pPr>
+            <w:r>
+              <w:t xml:space="preserve">Acute, bilateral, central-predominant opacities with Kerley B lines, orthopnea, elevated JVP, and an S3</w:t>
+            </w:r>
+          </w:p>
+        </w:tc>
+        <w:tc>
+          <w:tcPr/>
+          <w:p>
+            <w:pPr>
+              <w:pStyle w:val="Compact"/>
+            </w:pPr>
+            <w:r>
+              <w:t xml:space="preserve">Hydrostatic transudation with raised left atrial pressure, so cardiac signs accompany the imaging</w:t>
+            </w:r>
+          </w:p>
+        </w:tc>
+        <w:tc>
+          <w:tcPr/>
+          <w:p>
+            <w:pPr>
+              <w:pStyle w:val="Compact"/>
+            </w:pPr>
+            <w:r>
+              <w:t xml:space="preserve">ARDS → bilateral but peripheral, no elevated JVP, hypoxemia resistant to oxygen</w:t>
+            </w:r>
+          </w:p>
+        </w:tc>
+      </w:tr>
+      <w:tr>
+        <w:tc>
+          <w:tcPr/>
+          <w:p>
+            <w:pPr>
+              <w:pStyle w:val="Compact"/>
+            </w:pPr>
+            <w:r>
+              <w:t xml:space="preserve">Massive pulmonary embolism</w:t>
+            </w:r>
+          </w:p>
+        </w:tc>
+        <w:tc>
+          <w:tcPr/>
+          <w:p>
+            <w:pPr>
+              <w:pStyle w:val="Compact"/>
+            </w:pPr>
+            <w:r>
+              <w:t xml:space="preserve">Hyperacute, hemodynamically unstable, hypoxemic, with right ventricular strain and a normal chest radiograph</w:t>
+            </w:r>
+          </w:p>
+        </w:tc>
+        <w:tc>
+          <w:tcPr/>
+          <w:p>
+            <w:pPr>
+              <w:pStyle w:val="Compact"/>
+            </w:pPr>
+            <w:r>
+              <w:t xml:space="preserve">Sudden obstruction of pulmonary flow, so hypoxemia and shock occur with a clear film</w:t>
+            </w:r>
+          </w:p>
+        </w:tc>
+        <w:tc>
+          <w:tcPr/>
+          <w:p>
+            <w:pPr>
+              <w:pStyle w:val="Compact"/>
+            </w:pPr>
+            <w:r>
+              <w:t xml:space="preserve">Tension pneumothorax → unilateral hyperresonance with absent breath sounds</w:t>
+            </w:r>
+          </w:p>
+        </w:tc>
+      </w:tr>
+      <w:tr>
+        <w:tc>
+          <w:tcPr/>
+          <w:p>
+            <w:pPr>
+              <w:pStyle w:val="Compact"/>
+            </w:pPr>
+            <w:r>
+              <w:t xml:space="preserve">Aspiration pneumonitis</w:t>
+            </w:r>
+          </w:p>
+        </w:tc>
+        <w:tc>
+          <w:tcPr/>
+          <w:p>
+            <w:pPr>
+              <w:pStyle w:val="Compact"/>
+            </w:pPr>
+            <w:r>
+              <w:t xml:space="preserve">Acute, dependent, gravity-determined opacities after a witnessed aspiration, often afebrile early</w:t>
+            </w:r>
+          </w:p>
+        </w:tc>
+        <w:tc>
+          <w:tcPr/>
+          <w:p>
+            <w:pPr>
+              <w:pStyle w:val="Compact"/>
+            </w:pPr>
+            <w:r>
+              <w:t xml:space="preserve">Chemical injury in gravity-dependent segments, preceding any infection</w:t>
+            </w:r>
+          </w:p>
+        </w:tc>
+        <w:tc>
+          <w:tcPr/>
+          <w:p>
+            <w:pPr>
+              <w:pStyle w:val="Compact"/>
+            </w:pPr>
+            <w:r>
+              <w:t xml:space="preserve">Aspiration pneumonia → febrile, later, with polymicrobial infection</w:t>
+            </w:r>
+          </w:p>
+        </w:tc>
+      </w:tr>
+      <w:tr>
+        <w:tc>
+          <w:tcPr/>
+          <w:p>
+            <w:pPr>
+              <w:pStyle w:val="Compact"/>
+            </w:pPr>
+            <w:r>
+              <w:t xml:space="preserve">Lung cancer, non-small cell</w:t>
+            </w:r>
+          </w:p>
+        </w:tc>
+        <w:tc>
+          <w:tcPr/>
+          <w:p>
+            <w:pPr>
+              <w:pStyle w:val="Compact"/>
+            </w:pPr>
+            <w:r>
+              <w:t xml:space="preserve">Insidious, progressive, with a spiculated peripheral nodule, blood-streaked sputum, and weight loss</w:t>
+            </w:r>
+          </w:p>
+        </w:tc>
+        <w:tc>
+          <w:tcPr/>
+          <w:p>
+            <w:pPr>
+              <w:pStyle w:val="Compact"/>
+            </w:pPr>
+            <w:r>
+              <w:t xml:space="preserve">Slow local growth with spiculation from desmoplastic reaction, plus constitutional features</w:t>
+            </w:r>
+          </w:p>
+        </w:tc>
+        <w:tc>
+          <w:tcPr/>
+          <w:p>
+            <w:pPr>
+              <w:pStyle w:val="Compact"/>
+            </w:pPr>
+            <w:r>
+              <w:t xml:space="preserve">Pulmonary tuberculoma → calcified, apical, stable over time</w:t>
+            </w:r>
+          </w:p>
+        </w:tc>
+      </w:tr>
     </w:tbl>
     <w:bookmarkEnd w:id="23"/>
     <w:bookmarkStart w:id="24" w:name="gastroenterology-and-hepatology"/>
@@ -3905,6 +4641,328 @@
           </w:p>
         </w:tc>
       </w:tr>
+      <w:tr>
+        <w:tc>
+          <w:tcPr/>
+          <w:p>
+            <w:pPr>
+              <w:pStyle w:val="Compact"/>
+            </w:pPr>
+            <w:r>
+              <w:t xml:space="preserve">Variceal hemorrhage</w:t>
+            </w:r>
+          </w:p>
+        </w:tc>
+        <w:tc>
+          <w:tcPr/>
+          <w:p>
+            <w:pPr>
+              <w:pStyle w:val="Compact"/>
+            </w:pPr>
+            <w:r>
+              <w:t xml:space="preserve">Hyperacute, hematemesis with hemodynamic instability in a patient with known portal hypertension</w:t>
+            </w:r>
+          </w:p>
+        </w:tc>
+        <w:tc>
+          <w:tcPr/>
+          <w:p>
+            <w:pPr>
+              <w:pStyle w:val="Compact"/>
+            </w:pPr>
+            <w:r>
+              <w:t xml:space="preserve">Rupture of a high-pressure portosystemic collateral, so bleeding is brisk and painless</w:t>
+            </w:r>
+          </w:p>
+        </w:tc>
+        <w:tc>
+          <w:tcPr/>
+          <w:p>
+            <w:pPr>
+              <w:pStyle w:val="Compact"/>
+            </w:pPr>
+            <w:r>
+              <w:t xml:space="preserve">Peptic ulcer bleeding → epigastric pain history, no stigmata of chronic liver disease</w:t>
+            </w:r>
+          </w:p>
+        </w:tc>
+      </w:tr>
+      <w:tr>
+        <w:tc>
+          <w:tcPr/>
+          <w:p>
+            <w:pPr>
+              <w:pStyle w:val="Compact"/>
+            </w:pPr>
+            <w:r>
+              <w:t xml:space="preserve">Acute liver failure</w:t>
+            </w:r>
+          </w:p>
+        </w:tc>
+        <w:tc>
+          <w:tcPr/>
+          <w:p>
+            <w:pPr>
+              <w:pStyle w:val="Compact"/>
+            </w:pPr>
+            <w:r>
+              <w:t xml:space="preserve">Acute, with jaundice, coagulopathy, and encephalopathy in the absence of prior liver disease</w:t>
+            </w:r>
+          </w:p>
+        </w:tc>
+        <w:tc>
+          <w:tcPr/>
+          <w:p>
+            <w:pPr>
+              <w:pStyle w:val="Compact"/>
+            </w:pPr>
+            <w:r>
+              <w:t xml:space="preserve">Massive hepatocyte loss, defined by coagulopathy plus encephalopathy within weeks of jaundice</w:t>
+            </w:r>
+          </w:p>
+        </w:tc>
+        <w:tc>
+          <w:tcPr/>
+          <w:p>
+            <w:pPr>
+              <w:pStyle w:val="Compact"/>
+            </w:pPr>
+            <w:r>
+              <w:t xml:space="preserve">Decompensated cirrhosis → chronic stigmata, longer course, portal hypertension</w:t>
+            </w:r>
+          </w:p>
+        </w:tc>
+      </w:tr>
+      <w:tr>
+        <w:tc>
+          <w:tcPr/>
+          <w:p>
+            <w:pPr>
+              <w:pStyle w:val="Compact"/>
+            </w:pPr>
+            <w:r>
+              <w:t xml:space="preserve">Hepatic encephalopathy</w:t>
+            </w:r>
+          </w:p>
+        </w:tc>
+        <w:tc>
+          <w:tcPr/>
+          <w:p>
+            <w:pPr>
+              <w:pStyle w:val="Compact"/>
+            </w:pPr>
+            <w:r>
+              <w:t xml:space="preserve">Fluctuating, with asterixis and reversal of sleep pattern in a patient with cirrhosis</w:t>
+            </w:r>
+          </w:p>
+        </w:tc>
+        <w:tc>
+          <w:tcPr/>
+          <w:p>
+            <w:pPr>
+              <w:pStyle w:val="Compact"/>
+            </w:pPr>
+            <w:r>
+              <w:t xml:space="preserve">Metabolic encephalopathy with negative myoclonus rather than focal signs</w:t>
+            </w:r>
+          </w:p>
+        </w:tc>
+        <w:tc>
+          <w:tcPr/>
+          <w:p>
+            <w:pPr>
+              <w:pStyle w:val="Compact"/>
+            </w:pPr>
+            <w:r>
+              <w:t xml:space="preserve">Structural intracranial lesion → focal deficits, does not fluctuate with lactulose</w:t>
+            </w:r>
+          </w:p>
+        </w:tc>
+      </w:tr>
+      <w:tr>
+        <w:tc>
+          <w:tcPr/>
+          <w:p>
+            <w:pPr>
+              <w:pStyle w:val="Compact"/>
+            </w:pPr>
+            <w:r>
+              <w:t xml:space="preserve">Sigmoid volvulus</w:t>
+            </w:r>
+          </w:p>
+        </w:tc>
+        <w:tc>
+          <w:tcPr/>
+          <w:p>
+            <w:pPr>
+              <w:pStyle w:val="Compact"/>
+            </w:pPr>
+            <w:r>
+              <w:t xml:space="preserve">Acute, distended, tympanitic abdomen with a coffee-bean loop on imaging in an elderly constipated patient</w:t>
+            </w:r>
+          </w:p>
+        </w:tc>
+        <w:tc>
+          <w:tcPr/>
+          <w:p>
+            <w:pPr>
+              <w:pStyle w:val="Compact"/>
+            </w:pPr>
+            <w:r>
+              <w:t xml:space="preserve">Torsion of a redundant sigmoid on its mesentery, producing closed-loop obstruction</w:t>
+            </w:r>
+          </w:p>
+        </w:tc>
+        <w:tc>
+          <w:tcPr/>
+          <w:p>
+            <w:pPr>
+              <w:pStyle w:val="Compact"/>
+            </w:pPr>
+            <w:r>
+              <w:t xml:space="preserve">Pseudo-obstruction → dilated colon without a transition point or whirl sign</w:t>
+            </w:r>
+          </w:p>
+        </w:tc>
+      </w:tr>
+      <w:tr>
+        <w:tc>
+          <w:tcPr/>
+          <w:p>
+            <w:pPr>
+              <w:pStyle w:val="Compact"/>
+            </w:pPr>
+            <w:r>
+              <w:t xml:space="preserve">Perforated peptic ulcer</w:t>
+            </w:r>
+          </w:p>
+        </w:tc>
+        <w:tc>
+          <w:tcPr/>
+          <w:p>
+            <w:pPr>
+              <w:pStyle w:val="Compact"/>
+            </w:pPr>
+            <w:r>
+              <w:t xml:space="preserve">Hyperacute, abrupt epigastric pain becoming generalized, with board-like rigidity and free air</w:t>
+            </w:r>
+          </w:p>
+        </w:tc>
+        <w:tc>
+          <w:tcPr/>
+          <w:p>
+            <w:pPr>
+              <w:pStyle w:val="Compact"/>
+            </w:pPr>
+            <w:r>
+              <w:t xml:space="preserve">Sudden peritoneal contamination, so pain is maximal at onset and the abdomen becomes rigid</w:t>
+            </w:r>
+          </w:p>
+        </w:tc>
+        <w:tc>
+          <w:tcPr/>
+          <w:p>
+            <w:pPr>
+              <w:pStyle w:val="Compact"/>
+            </w:pPr>
+            <w:r>
+              <w:t xml:space="preserve">Acute pancreatitis → constant boring pain radiating to the back, no free air</w:t>
+            </w:r>
+          </w:p>
+        </w:tc>
+      </w:tr>
+      <w:tr>
+        <w:tc>
+          <w:tcPr/>
+          <w:p>
+            <w:pPr>
+              <w:pStyle w:val="Compact"/>
+            </w:pPr>
+            <w:r>
+              <w:t xml:space="preserve">Ischemic colitis</w:t>
+            </w:r>
+          </w:p>
+        </w:tc>
+        <w:tc>
+          <w:tcPr/>
+          <w:p>
+            <w:pPr>
+              <w:pStyle w:val="Compact"/>
+            </w:pPr>
+            <w:r>
+              <w:t xml:space="preserve">Acute, crampy left-sided pain with bloody diarrhea in a watershed distribution in an older vasculopath</w:t>
+            </w:r>
+          </w:p>
+        </w:tc>
+        <w:tc>
+          <w:tcPr/>
+          <w:p>
+            <w:pPr>
+              <w:pStyle w:val="Compact"/>
+            </w:pPr>
+            <w:r>
+              <w:t xml:space="preserve">Hypoperfusion of watershed segments, so it is segmental rather than diffuse</w:t>
+            </w:r>
+          </w:p>
+        </w:tc>
+        <w:tc>
+          <w:tcPr/>
+          <w:p>
+            <w:pPr>
+              <w:pStyle w:val="Compact"/>
+            </w:pPr>
+            <w:r>
+              <w:t xml:space="preserve">Infectious colitis → diffuse, febrile, positive stool studies</w:t>
+            </w:r>
+          </w:p>
+        </w:tc>
+      </w:tr>
+      <w:tr>
+        <w:tc>
+          <w:tcPr/>
+          <w:p>
+            <w:pPr>
+              <w:pStyle w:val="Compact"/>
+            </w:pPr>
+            <w:r>
+              <w:t xml:space="preserve">Celiac disease</w:t>
+            </w:r>
+          </w:p>
+        </w:tc>
+        <w:tc>
+          <w:tcPr/>
+          <w:p>
+            <w:pPr>
+              <w:pStyle w:val="Compact"/>
+            </w:pPr>
+            <w:r>
+              <w:t xml:space="preserve">Chronic, steatorrheic diarrhea with iron deficiency, and positive tissue transglutaminase on a gluten-containing diet</w:t>
+            </w:r>
+          </w:p>
+        </w:tc>
+        <w:tc>
+          <w:tcPr/>
+          <w:p>
+            <w:pPr>
+              <w:pStyle w:val="Compact"/>
+            </w:pPr>
+            <w:r>
+              <w:t xml:space="preserve">Mucosal malabsorption, so deficiencies appear alongside the bowel symptoms</w:t>
+            </w:r>
+          </w:p>
+        </w:tc>
+        <w:tc>
+          <w:tcPr/>
+          <w:p>
+            <w:pPr>
+              <w:pStyle w:val="Compact"/>
+            </w:pPr>
+            <w:r>
+              <w:t xml:space="preserve">Pancreatic exocrine insufficiency → steatorrhea without iron deficiency or serology</w:t>
+            </w:r>
+          </w:p>
+        </w:tc>
+      </w:tr>
     </w:tbl>
     <w:bookmarkEnd w:id="24"/>
     <w:bookmarkStart w:id="25" w:name="nephrology"/>
@@ -4392,6 +5450,374 @@
           </w:p>
         </w:tc>
       </w:tr>
+      <w:tr>
+        <w:tc>
+          <w:tcPr/>
+          <w:p>
+            <w:pPr>
+              <w:pStyle w:val="Compact"/>
+            </w:pPr>
+            <w:r>
+              <w:t xml:space="preserve">Hepatorenal syndrome</w:t>
+            </w:r>
+          </w:p>
+        </w:tc>
+        <w:tc>
+          <w:tcPr/>
+          <w:p>
+            <w:pPr>
+              <w:pStyle w:val="Compact"/>
+            </w:pPr>
+            <w:r>
+              <w:t xml:space="preserve">Subacute, oliguric, with bland sediment in decompensated cirrhosis and no response to volume</w:t>
+            </w:r>
+          </w:p>
+        </w:tc>
+        <w:tc>
+          <w:tcPr/>
+          <w:p>
+            <w:pPr>
+              <w:pStyle w:val="Compact"/>
+            </w:pPr>
+            <w:r>
+              <w:t xml:space="preserve">Functional renal failure from splanchnic vasodilation, so the kidney is structurally normal</w:t>
+            </w:r>
+          </w:p>
+        </w:tc>
+        <w:tc>
+          <w:tcPr/>
+          <w:p>
+            <w:pPr>
+              <w:pStyle w:val="Compact"/>
+            </w:pPr>
+            <w:r>
+              <w:t xml:space="preserve">Prerenal azotemia → responds to albumin and volume expansion</w:t>
+            </w:r>
+          </w:p>
+        </w:tc>
+      </w:tr>
+      <w:tr>
+        <w:tc>
+          <w:tcPr/>
+          <w:p>
+            <w:pPr>
+              <w:pStyle w:val="Compact"/>
+            </w:pPr>
+            <w:r>
+              <w:t xml:space="preserve">Contrast-associated acute kidney injury</w:t>
+            </w:r>
+          </w:p>
+        </w:tc>
+        <w:tc>
+          <w:tcPr/>
+          <w:p>
+            <w:pPr>
+              <w:pStyle w:val="Compact"/>
+            </w:pPr>
+            <w:r>
+              <w:t xml:space="preserve">Acute, within 48 to 72 hours of contrast, with bland sediment and spontaneous recovery</w:t>
+            </w:r>
+          </w:p>
+        </w:tc>
+        <w:tc>
+          <w:tcPr/>
+          <w:p>
+            <w:pPr>
+              <w:pStyle w:val="Compact"/>
+            </w:pPr>
+            <w:r>
+              <w:t xml:space="preserve">Temporal association with contrast and a self-limited course</w:t>
+            </w:r>
+          </w:p>
+        </w:tc>
+        <w:tc>
+          <w:tcPr/>
+          <w:p>
+            <w:pPr>
+              <w:pStyle w:val="Compact"/>
+            </w:pPr>
+            <w:r>
+              <w:t xml:space="preserve">Atheroembolic disease → eosinophilia, livedo, progressive rather than recovering</w:t>
+            </w:r>
+          </w:p>
+        </w:tc>
+      </w:tr>
+      <w:tr>
+        <w:tc>
+          <w:tcPr/>
+          <w:p>
+            <w:pPr>
+              <w:pStyle w:val="Compact"/>
+            </w:pPr>
+            <w:r>
+              <w:t xml:space="preserve">Cholesterol atheroembolism</w:t>
+            </w:r>
+          </w:p>
+        </w:tc>
+        <w:tc>
+          <w:tcPr/>
+          <w:p>
+            <w:pPr>
+              <w:pStyle w:val="Compact"/>
+            </w:pPr>
+            <w:r>
+              <w:t xml:space="preserve">Subacute, stepwise renal decline after an arterial procedure, with livedo reticularis and eosinophilia</w:t>
+            </w:r>
+          </w:p>
+        </w:tc>
+        <w:tc>
+          <w:tcPr/>
+          <w:p>
+            <w:pPr>
+              <w:pStyle w:val="Compact"/>
+            </w:pPr>
+            <w:r>
+              <w:t xml:space="preserve">Showers of cholesterol crystals, so skin, kidney, and eosinophils are affected together</w:t>
+            </w:r>
+          </w:p>
+        </w:tc>
+        <w:tc>
+          <w:tcPr/>
+          <w:p>
+            <w:pPr>
+              <w:pStyle w:val="Compact"/>
+            </w:pPr>
+            <w:r>
+              <w:t xml:space="preserve">Contrast nephropathy → immediate, recovers, no skin findings</w:t>
+            </w:r>
+          </w:p>
+        </w:tc>
+      </w:tr>
+      <w:tr>
+        <w:tc>
+          <w:tcPr/>
+          <w:p>
+            <w:pPr>
+              <w:pStyle w:val="Compact"/>
+            </w:pPr>
+            <w:r>
+              <w:t xml:space="preserve">IgA nephropathy</w:t>
+            </w:r>
+          </w:p>
+        </w:tc>
+        <w:tc>
+          <w:tcPr/>
+          <w:p>
+            <w:pPr>
+              <w:pStyle w:val="Compact"/>
+            </w:pPr>
+            <w:r>
+              <w:t xml:space="preserve">Recurrent, with synpharyngitic gross hematuria within days of an upper respiratory infection</w:t>
+            </w:r>
+          </w:p>
+        </w:tc>
+        <w:tc>
+          <w:tcPr/>
+          <w:p>
+            <w:pPr>
+              <w:pStyle w:val="Compact"/>
+            </w:pPr>
+            <w:r>
+              <w:t xml:space="preserve">Mucosal IgA response, so hematuria coincides with rather than follows infection</w:t>
+            </w:r>
+          </w:p>
+        </w:tc>
+        <w:tc>
+          <w:tcPr/>
+          <w:p>
+            <w:pPr>
+              <w:pStyle w:val="Compact"/>
+            </w:pPr>
+            <w:r>
+              <w:t xml:space="preserve">Post-streptococcal glomerulonephritis → latent period of 1 to 3 weeks, low complement</w:t>
+            </w:r>
+          </w:p>
+        </w:tc>
+      </w:tr>
+      <w:tr>
+        <w:tc>
+          <w:tcPr/>
+          <w:p>
+            <w:pPr>
+              <w:pStyle w:val="Compact"/>
+            </w:pPr>
+            <w:r>
+              <w:t xml:space="preserve">Membranous nephropathy</w:t>
+            </w:r>
+          </w:p>
+        </w:tc>
+        <w:tc>
+          <w:tcPr/>
+          <w:p>
+            <w:pPr>
+              <w:pStyle w:val="Compact"/>
+            </w:pPr>
+            <w:r>
+              <w:t xml:space="preserve">Insidious, nephrotic-range proteinuria in an adult with anti-PLA2R antibodies</w:t>
+            </w:r>
+          </w:p>
+        </w:tc>
+        <w:tc>
+          <w:tcPr/>
+          <w:p>
+            <w:pPr>
+              <w:pStyle w:val="Compact"/>
+            </w:pPr>
+            <w:r>
+              <w:t xml:space="preserve">Subepithelial immune deposits producing heavy proteinuria without inflammation</w:t>
+            </w:r>
+          </w:p>
+        </w:tc>
+        <w:tc>
+          <w:tcPr/>
+          <w:p>
+            <w:pPr>
+              <w:pStyle w:val="Compact"/>
+            </w:pPr>
+            <w:r>
+              <w:t xml:space="preserve">Minimal change disease → abrupt onset, steroid responsive, normal light microscopy</w:t>
+            </w:r>
+          </w:p>
+        </w:tc>
+      </w:tr>
+      <w:tr>
+        <w:tc>
+          <w:tcPr/>
+          <w:p>
+            <w:pPr>
+              <w:pStyle w:val="Compact"/>
+            </w:pPr>
+            <w:r>
+              <w:t xml:space="preserve">Rhabdomyolysis</w:t>
+            </w:r>
+          </w:p>
+        </w:tc>
+        <w:tc>
+          <w:tcPr/>
+          <w:p>
+            <w:pPr>
+              <w:pStyle w:val="Compact"/>
+            </w:pPr>
+            <w:r>
+              <w:t xml:space="preserve">Acute, with markedly raised creatine kinase, pigmented granular casts, and heme-positive urine without red cells</w:t>
+            </w:r>
+          </w:p>
+        </w:tc>
+        <w:tc>
+          <w:tcPr/>
+          <w:p>
+            <w:pPr>
+              <w:pStyle w:val="Compact"/>
+            </w:pPr>
+            <w:r>
+              <w:t xml:space="preserve">Myoglobin producing a dipstick-positive, microscopy-negative urine</w:t>
+            </w:r>
+          </w:p>
+        </w:tc>
+        <w:tc>
+          <w:tcPr/>
+          <w:p>
+            <w:pPr>
+              <w:pStyle w:val="Compact"/>
+            </w:pPr>
+            <w:r>
+              <w:t xml:space="preserve">Hemolysis → heme-positive urine with pink plasma rather than pigmented casts</w:t>
+            </w:r>
+          </w:p>
+        </w:tc>
+      </w:tr>
+      <w:tr>
+        <w:tc>
+          <w:tcPr/>
+          <w:p>
+            <w:pPr>
+              <w:pStyle w:val="Compact"/>
+            </w:pPr>
+            <w:r>
+              <w:t xml:space="preserve">Hyperkalemia, severe</w:t>
+            </w:r>
+          </w:p>
+        </w:tc>
+        <w:tc>
+          <w:tcPr/>
+          <w:p>
+            <w:pPr>
+              <w:pStyle w:val="Compact"/>
+            </w:pPr>
+            <w:r>
+              <w:t xml:space="preserve">Acute, with peaked T waves progressing to a widened QRS and a sine wave</w:t>
+            </w:r>
+          </w:p>
+        </w:tc>
+        <w:tc>
+          <w:tcPr/>
+          <w:p>
+            <w:pPr>
+              <w:pStyle w:val="Compact"/>
+            </w:pPr>
+            <w:r>
+              <w:t xml:space="preserve">Membrane depolarization producing a stereotyped ECG progression</w:t>
+            </w:r>
+          </w:p>
+        </w:tc>
+        <w:tc>
+          <w:tcPr/>
+          <w:p>
+            <w:pPr>
+              <w:pStyle w:val="Compact"/>
+            </w:pPr>
+            <w:r>
+              <w:t xml:space="preserve">Hypocalcemia → prolonged QT without peaked T waves</w:t>
+            </w:r>
+          </w:p>
+        </w:tc>
+      </w:tr>
+      <w:tr>
+        <w:tc>
+          <w:tcPr/>
+          <w:p>
+            <w:pPr>
+              <w:pStyle w:val="Compact"/>
+            </w:pPr>
+            <w:r>
+              <w:t xml:space="preserve">Autosomal dominant polycystic kidney disease</w:t>
+            </w:r>
+          </w:p>
+        </w:tc>
+        <w:tc>
+          <w:tcPr/>
+          <w:p>
+            <w:pPr>
+              <w:pStyle w:val="Compact"/>
+            </w:pPr>
+            <w:r>
+              <w:t xml:space="preserve">Chronic, progressive, with bilateral enlarged cystic kidneys, hypertension, and a family history</w:t>
+            </w:r>
+          </w:p>
+        </w:tc>
+        <w:tc>
+          <w:tcPr/>
+          <w:p>
+            <w:pPr>
+              <w:pStyle w:val="Compact"/>
+            </w:pPr>
+            <w:r>
+              <w:t xml:space="preserve">Bilateral cystic replacement over decades, with extrarenal associations</w:t>
+            </w:r>
+          </w:p>
+        </w:tc>
+        <w:tc>
+          <w:tcPr/>
+          <w:p>
+            <w:pPr>
+              <w:pStyle w:val="Compact"/>
+            </w:pPr>
+            <w:r>
+              <w:t xml:space="preserve">Simple renal cysts → few, non-enlarging, normal renal function</w:t>
+            </w:r>
+          </w:p>
+        </w:tc>
+      </w:tr>
     </w:tbl>
     <w:bookmarkEnd w:id="25"/>
     <w:bookmarkStart w:id="26" w:name="neurology"/>
@@ -5155,6 +6581,374 @@
           </w:p>
         </w:tc>
       </w:tr>
+      <w:tr>
+        <w:tc>
+          <w:tcPr/>
+          <w:p>
+            <w:pPr>
+              <w:pStyle w:val="Compact"/>
+            </w:pPr>
+            <w:r>
+              <w:t xml:space="preserve">Idiopathic intracranial hypertension</w:t>
+            </w:r>
+          </w:p>
+        </w:tc>
+        <w:tc>
+          <w:tcPr/>
+          <w:p>
+            <w:pPr>
+              <w:pStyle w:val="Compact"/>
+            </w:pPr>
+            <w:r>
+              <w:t xml:space="preserve">Subacute, positional headache with papilledema and an opening pressure over 25 in a young obese woman</w:t>
+            </w:r>
+          </w:p>
+        </w:tc>
+        <w:tc>
+          <w:tcPr/>
+          <w:p>
+            <w:pPr>
+              <w:pStyle w:val="Compact"/>
+            </w:pPr>
+            <w:r>
+              <w:t xml:space="preserve">Raised pressure without a mass, so imaging is normal and the pressure is the finding</w:t>
+            </w:r>
+          </w:p>
+        </w:tc>
+        <w:tc>
+          <w:tcPr/>
+          <w:p>
+            <w:pPr>
+              <w:pStyle w:val="Compact"/>
+            </w:pPr>
+            <w:r>
+              <w:t xml:space="preserve">Venous sinus thrombosis → filling defect on venography, same clinical picture</w:t>
+            </w:r>
+          </w:p>
+        </w:tc>
+      </w:tr>
+      <w:tr>
+        <w:tc>
+          <w:tcPr/>
+          <w:p>
+            <w:pPr>
+              <w:pStyle w:val="Compact"/>
+            </w:pPr>
+            <w:r>
+              <w:t xml:space="preserve">Cerebral venous sinus thrombosis</w:t>
+            </w:r>
+          </w:p>
+        </w:tc>
+        <w:tc>
+          <w:tcPr/>
+          <w:p>
+            <w:pPr>
+              <w:pStyle w:val="Compact"/>
+            </w:pPr>
+            <w:r>
+              <w:t xml:space="preserve">Subacute, progressive headache with seizures and focal deficits crossing arterial territories</w:t>
+            </w:r>
+          </w:p>
+        </w:tc>
+        <w:tc>
+          <w:tcPr/>
+          <w:p>
+            <w:pPr>
+              <w:pStyle w:val="Compact"/>
+            </w:pPr>
+            <w:r>
+              <w:t xml:space="preserve">Venous rather than arterial occlusion, so the deficit does not respect an arterial territory</w:t>
+            </w:r>
+          </w:p>
+        </w:tc>
+        <w:tc>
+          <w:tcPr/>
+          <w:p>
+            <w:pPr>
+              <w:pStyle w:val="Compact"/>
+            </w:pPr>
+            <w:r>
+              <w:t xml:space="preserve">Arterial stroke → deficit confined to one arterial territory</w:t>
+            </w:r>
+          </w:p>
+        </w:tc>
+      </w:tr>
+      <w:tr>
+        <w:tc>
+          <w:tcPr/>
+          <w:p>
+            <w:pPr>
+              <w:pStyle w:val="Compact"/>
+            </w:pPr>
+            <w:r>
+              <w:t xml:space="preserve">Wernicke encephalopathy, neurologic presentation</w:t>
+            </w:r>
+          </w:p>
+        </w:tc>
+        <w:tc>
+          <w:tcPr/>
+          <w:p>
+            <w:pPr>
+              <w:pStyle w:val="Compact"/>
+            </w:pPr>
+            <w:r>
+              <w:t xml:space="preserve">Acute, with confusion, ophthalmoplegia, and ataxia in a malnourished patient</w:t>
+            </w:r>
+          </w:p>
+        </w:tc>
+        <w:tc>
+          <w:tcPr/>
+          <w:p>
+            <w:pPr>
+              <w:pStyle w:val="Compact"/>
+            </w:pPr>
+            <w:r>
+              <w:t xml:space="preserve">A specific triad from thiamine deficiency injuring periaqueductal grey</w:t>
+            </w:r>
+          </w:p>
+        </w:tc>
+        <w:tc>
+          <w:tcPr/>
+          <w:p>
+            <w:pPr>
+              <w:pStyle w:val="Compact"/>
+            </w:pPr>
+            <w:r>
+              <w:t xml:space="preserve">Alcohol intoxication → no ophthalmoplegia, resolves with time</w:t>
+            </w:r>
+          </w:p>
+        </w:tc>
+      </w:tr>
+      <w:tr>
+        <w:tc>
+          <w:tcPr/>
+          <w:p>
+            <w:pPr>
+              <w:pStyle w:val="Compact"/>
+            </w:pPr>
+            <w:r>
+              <w:t xml:space="preserve">Trigeminal neuralgia</w:t>
+            </w:r>
+          </w:p>
+        </w:tc>
+        <w:tc>
+          <w:tcPr/>
+          <w:p>
+            <w:pPr>
+              <w:pStyle w:val="Compact"/>
+            </w:pPr>
+            <w:r>
+              <w:t xml:space="preserve">Paroxysmal, unilateral, stabbing facial pain lasting seconds, triggered by touch or chewing</w:t>
+            </w:r>
+          </w:p>
+        </w:tc>
+        <w:tc>
+          <w:tcPr/>
+          <w:p>
+            <w:pPr>
+              <w:pStyle w:val="Compact"/>
+            </w:pPr>
+            <w:r>
+              <w:t xml:space="preserve">Brief lancinating pain in a trigeminal division with cutaneous triggers</w:t>
+            </w:r>
+          </w:p>
+        </w:tc>
+        <w:tc>
+          <w:tcPr/>
+          <w:p>
+            <w:pPr>
+              <w:pStyle w:val="Compact"/>
+            </w:pPr>
+            <w:r>
+              <w:t xml:space="preserve">Atypical facial pain → constant, aching, not trigger-dependent</w:t>
+            </w:r>
+          </w:p>
+        </w:tc>
+      </w:tr>
+      <w:tr>
+        <w:tc>
+          <w:tcPr/>
+          <w:p>
+            <w:pPr>
+              <w:pStyle w:val="Compact"/>
+            </w:pPr>
+            <w:r>
+              <w:t xml:space="preserve">Bell palsy</w:t>
+            </w:r>
+          </w:p>
+        </w:tc>
+        <w:tc>
+          <w:tcPr/>
+          <w:p>
+            <w:pPr>
+              <w:pStyle w:val="Compact"/>
+            </w:pPr>
+            <w:r>
+              <w:t xml:space="preserve">Acute, unilateral facial weakness including the forehead, without other cranial nerve signs</w:t>
+            </w:r>
+          </w:p>
+        </w:tc>
+        <w:tc>
+          <w:tcPr/>
+          <w:p>
+            <w:pPr>
+              <w:pStyle w:val="Compact"/>
+            </w:pPr>
+            <w:r>
+              <w:t xml:space="preserve">Lower motor neuron seventh nerve palsy, so the forehead is involved</w:t>
+            </w:r>
+          </w:p>
+        </w:tc>
+        <w:tc>
+          <w:tcPr/>
+          <w:p>
+            <w:pPr>
+              <w:pStyle w:val="Compact"/>
+            </w:pPr>
+            <w:r>
+              <w:t xml:space="preserve">Cortical stroke → forehead spared, other deficits present</w:t>
+            </w:r>
+          </w:p>
+        </w:tc>
+      </w:tr>
+      <w:tr>
+        <w:tc>
+          <w:tcPr/>
+          <w:p>
+            <w:pPr>
+              <w:pStyle w:val="Compact"/>
+            </w:pPr>
+            <w:r>
+              <w:t xml:space="preserve">Status epilepticus</w:t>
+            </w:r>
+          </w:p>
+        </w:tc>
+        <w:tc>
+          <w:tcPr/>
+          <w:p>
+            <w:pPr>
+              <w:pStyle w:val="Compact"/>
+            </w:pPr>
+            <w:r>
+              <w:t xml:space="preserve">Hyperacute, continuous or recurrent seizures beyond five minutes without recovery between</w:t>
+            </w:r>
+          </w:p>
+        </w:tc>
+        <w:tc>
+          <w:tcPr/>
+          <w:p>
+            <w:pPr>
+              <w:pStyle w:val="Compact"/>
+            </w:pPr>
+            <w:r>
+              <w:t xml:space="preserve">Failure of seizure termination mechanisms, defined by duration</w:t>
+            </w:r>
+          </w:p>
+        </w:tc>
+        <w:tc>
+          <w:tcPr/>
+          <w:p>
+            <w:pPr>
+              <w:pStyle w:val="Compact"/>
+            </w:pPr>
+            <w:r>
+              <w:t xml:space="preserve">Psychogenic non-epileptic seizure → preserved awareness, asynchronous movements, no postictal acidosis</w:t>
+            </w:r>
+          </w:p>
+        </w:tc>
+      </w:tr>
+      <w:tr>
+        <w:tc>
+          <w:tcPr/>
+          <w:p>
+            <w:pPr>
+              <w:pStyle w:val="Compact"/>
+            </w:pPr>
+            <w:r>
+              <w:t xml:space="preserve">Lewy body dementia</w:t>
+            </w:r>
+          </w:p>
+        </w:tc>
+        <w:tc>
+          <w:tcPr/>
+          <w:p>
+            <w:pPr>
+              <w:pStyle w:val="Compact"/>
+            </w:pPr>
+            <w:r>
+              <w:t xml:space="preserve">Chronic, progressive, with fluctuating cognition, visual hallucinations, and parkinsonism, plus neuroleptic sensitivity</w:t>
+            </w:r>
+          </w:p>
+        </w:tc>
+        <w:tc>
+          <w:tcPr/>
+          <w:p>
+            <w:pPr>
+              <w:pStyle w:val="Compact"/>
+            </w:pPr>
+            <w:r>
+              <w:t xml:space="preserve">Fluctuation and early hallucinations distinguish it from Alzheimer disease</w:t>
+            </w:r>
+          </w:p>
+        </w:tc>
+        <w:tc>
+          <w:tcPr/>
+          <w:p>
+            <w:pPr>
+              <w:pStyle w:val="Compact"/>
+            </w:pPr>
+            <w:r>
+              <w:t xml:space="preserve">Alzheimer disease → steady decline, hallucinations late, no early parkinsonism</w:t>
+            </w:r>
+          </w:p>
+        </w:tc>
+      </w:tr>
+      <w:tr>
+        <w:tc>
+          <w:tcPr/>
+          <w:p>
+            <w:pPr>
+              <w:pStyle w:val="Compact"/>
+            </w:pPr>
+            <w:r>
+              <w:t xml:space="preserve">Subdural hematoma, chronic</w:t>
+            </w:r>
+          </w:p>
+        </w:tc>
+        <w:tc>
+          <w:tcPr/>
+          <w:p>
+            <w:pPr>
+              <w:pStyle w:val="Compact"/>
+            </w:pPr>
+            <w:r>
+              <w:t xml:space="preserve">Insidious, fluctuating confusion in an older or anticoagulated patient after minor trauma</w:t>
+            </w:r>
+          </w:p>
+        </w:tc>
+        <w:tc>
+          <w:tcPr/>
+          <w:p>
+            <w:pPr>
+              <w:pStyle w:val="Compact"/>
+            </w:pPr>
+            <w:r>
+              <w:t xml:space="preserve">Slow venous bleeding, so the interval between trauma and symptoms is long</w:t>
+            </w:r>
+          </w:p>
+        </w:tc>
+        <w:tc>
+          <w:tcPr/>
+          <w:p>
+            <w:pPr>
+              <w:pStyle w:val="Compact"/>
+            </w:pPr>
+            <w:r>
+              <w:t xml:space="preserve">Normal pressure hydrocephalus → gait first, ventriculomegaly without a collection</w:t>
+            </w:r>
+          </w:p>
+        </w:tc>
+      </w:tr>
     </w:tbl>
     <w:bookmarkEnd w:id="26"/>
     <w:bookmarkStart w:id="27" w:name="hematology-and-oncology"/>
@@ -6497,6 +8291,374 @@
           </w:p>
         </w:tc>
       </w:tr>
+      <w:tr>
+        <w:tc>
+          <w:tcPr/>
+          <w:p>
+            <w:pPr>
+              <w:pStyle w:val="Compact"/>
+            </w:pPr>
+            <w:r>
+              <w:t xml:space="preserve">Infectious mononucleosis</w:t>
+            </w:r>
+          </w:p>
+        </w:tc>
+        <w:tc>
+          <w:tcPr/>
+          <w:p>
+            <w:pPr>
+              <w:pStyle w:val="Compact"/>
+            </w:pPr>
+            <w:r>
+              <w:t xml:space="preserve">Subacute, febrile with pharyngitis, posterior cervical lymphadenopathy, splenomegaly, and atypical lymphocytes</w:t>
+            </w:r>
+          </w:p>
+        </w:tc>
+        <w:tc>
+          <w:tcPr/>
+          <w:p>
+            <w:pPr>
+              <w:pStyle w:val="Compact"/>
+            </w:pPr>
+            <w:r>
+              <w:t xml:space="preserve">Lymphoproliferative viral illness, so the nodes are posterior and the spleen is involved</w:t>
+            </w:r>
+          </w:p>
+        </w:tc>
+        <w:tc>
+          <w:tcPr/>
+          <w:p>
+            <w:pPr>
+              <w:pStyle w:val="Compact"/>
+            </w:pPr>
+            <w:r>
+              <w:t xml:space="preserve">Streptococcal pharyngitis → anterior nodes, no splenomegaly, rapid antigen positive</w:t>
+            </w:r>
+          </w:p>
+        </w:tc>
+      </w:tr>
+      <w:tr>
+        <w:tc>
+          <w:tcPr/>
+          <w:p>
+            <w:pPr>
+              <w:pStyle w:val="Compact"/>
+            </w:pPr>
+            <w:r>
+              <w:t xml:space="preserve">Lyme disease, early localized</w:t>
+            </w:r>
+          </w:p>
+        </w:tc>
+        <w:tc>
+          <w:tcPr/>
+          <w:p>
+            <w:pPr>
+              <w:pStyle w:val="Compact"/>
+            </w:pPr>
+            <w:r>
+              <w:t xml:space="preserve">Subacute, with an expanding annular erythema migrans after tick exposure in an endemic area</w:t>
+            </w:r>
+          </w:p>
+        </w:tc>
+        <w:tc>
+          <w:tcPr/>
+          <w:p>
+            <w:pPr>
+              <w:pStyle w:val="Compact"/>
+            </w:pPr>
+            <w:r>
+              <w:t xml:space="preserve">Expanding non-scaling annular lesion at the bite site, a clinical diagnosis</w:t>
+            </w:r>
+          </w:p>
+        </w:tc>
+        <w:tc>
+          <w:tcPr/>
+          <w:p>
+            <w:pPr>
+              <w:pStyle w:val="Compact"/>
+            </w:pPr>
+            <w:r>
+              <w:t xml:space="preserve">Tinea corporis → scaling advancing border, no tick exposure, slower</w:t>
+            </w:r>
+          </w:p>
+        </w:tc>
+      </w:tr>
+      <w:tr>
+        <w:tc>
+          <w:tcPr/>
+          <w:p>
+            <w:pPr>
+              <w:pStyle w:val="Compact"/>
+            </w:pPr>
+            <w:r>
+              <w:t xml:space="preserve">Malaria</w:t>
+            </w:r>
+          </w:p>
+        </w:tc>
+        <w:tc>
+          <w:tcPr/>
+          <w:p>
+            <w:pPr>
+              <w:pStyle w:val="Compact"/>
+            </w:pPr>
+            <w:r>
+              <w:t xml:space="preserve">Cyclical, paroxysmal fevers with rigors after travel to an endemic area, with thrombocytopenia</w:t>
+            </w:r>
+          </w:p>
+        </w:tc>
+        <w:tc>
+          <w:tcPr/>
+          <w:p>
+            <w:pPr>
+              <w:pStyle w:val="Compact"/>
+            </w:pPr>
+            <w:r>
+              <w:t xml:space="preserve">Synchronized parasite release producing periodic fever with cytopenias</w:t>
+            </w:r>
+          </w:p>
+        </w:tc>
+        <w:tc>
+          <w:tcPr/>
+          <w:p>
+            <w:pPr>
+              <w:pStyle w:val="Compact"/>
+            </w:pPr>
+            <w:r>
+              <w:t xml:space="preserve">Dengue → no periodicity, retro-orbital pain, leukopenia with rash</w:t>
+            </w:r>
+          </w:p>
+        </w:tc>
+      </w:tr>
+      <w:tr>
+        <w:tc>
+          <w:tcPr/>
+          <w:p>
+            <w:pPr>
+              <w:pStyle w:val="Compact"/>
+            </w:pPr>
+            <w:r>
+              <w:t xml:space="preserve">Infective diarrhea, invasive</w:t>
+            </w:r>
+          </w:p>
+        </w:tc>
+        <w:tc>
+          <w:tcPr/>
+          <w:p>
+            <w:pPr>
+              <w:pStyle w:val="Compact"/>
+            </w:pPr>
+            <w:r>
+              <w:t xml:space="preserve">Acute, bloody, febrile, inflammatory diarrhea with fecal leukocytes</w:t>
+            </w:r>
+          </w:p>
+        </w:tc>
+        <w:tc>
+          <w:tcPr/>
+          <w:p>
+            <w:pPr>
+              <w:pStyle w:val="Compact"/>
+            </w:pPr>
+            <w:r>
+              <w:t xml:space="preserve">Mucosal invasion producing blood and systemic response</w:t>
+            </w:r>
+          </w:p>
+        </w:tc>
+        <w:tc>
+          <w:tcPr/>
+          <w:p>
+            <w:pPr>
+              <w:pStyle w:val="Compact"/>
+            </w:pPr>
+            <w:r>
+              <w:t xml:space="preserve">Viral gastroenteritis → watery, nonbloody, afebrile or low grade</w:t>
+            </w:r>
+          </w:p>
+        </w:tc>
+      </w:tr>
+      <w:tr>
+        <w:tc>
+          <w:tcPr/>
+          <w:p>
+            <w:pPr>
+              <w:pStyle w:val="Compact"/>
+            </w:pPr>
+            <w:r>
+              <w:t xml:space="preserve">Candidemia</w:t>
+            </w:r>
+          </w:p>
+        </w:tc>
+        <w:tc>
+          <w:tcPr/>
+          <w:p>
+            <w:pPr>
+              <w:pStyle w:val="Compact"/>
+            </w:pPr>
+            <w:r>
+              <w:t xml:space="preserve">Subacute, persistent fever despite broad antibacterials, with a central line and total parenteral nutrition</w:t>
+            </w:r>
+          </w:p>
+        </w:tc>
+        <w:tc>
+          <w:tcPr/>
+          <w:p>
+            <w:pPr>
+              <w:pStyle w:val="Compact"/>
+            </w:pPr>
+            <w:r>
+              <w:t xml:space="preserve">Fungal bloodstream infection in a host with a catheter, so it fails to respond to antibacterials</w:t>
+            </w:r>
+          </w:p>
+        </w:tc>
+        <w:tc>
+          <w:tcPr/>
+          <w:p>
+            <w:pPr>
+              <w:pStyle w:val="Compact"/>
+            </w:pPr>
+            <w:r>
+              <w:t xml:space="preserve">Bacterial line infection → responds to antibacterial therapy</w:t>
+            </w:r>
+          </w:p>
+        </w:tc>
+      </w:tr>
+      <w:tr>
+        <w:tc>
+          <w:tcPr/>
+          <w:p>
+            <w:pPr>
+              <w:pStyle w:val="Compact"/>
+            </w:pPr>
+            <w:r>
+              <w:t xml:space="preserve">Prosthetic joint infection</w:t>
+            </w:r>
+          </w:p>
+        </w:tc>
+        <w:tc>
+          <w:tcPr/>
+          <w:p>
+            <w:pPr>
+              <w:pStyle w:val="Compact"/>
+            </w:pPr>
+            <w:r>
+              <w:t xml:space="preserve">Chronic, indolent joint pain with loosening on radiograph and coagulase-negative staphylococci on sonication</w:t>
+            </w:r>
+          </w:p>
+        </w:tc>
+        <w:tc>
+          <w:tcPr/>
+          <w:p>
+            <w:pPr>
+              <w:pStyle w:val="Compact"/>
+            </w:pPr>
+            <w:r>
+              <w:t xml:space="preserve">Biofilm on the implant, so organisms are indolent and cultures need sonication</w:t>
+            </w:r>
+          </w:p>
+        </w:tc>
+        <w:tc>
+          <w:tcPr/>
+          <w:p>
+            <w:pPr>
+              <w:pStyle w:val="Compact"/>
+            </w:pPr>
+            <w:r>
+              <w:t xml:space="preserve">Aseptic loosening → normal inflammatory markers, negative cultures</w:t>
+            </w:r>
+          </w:p>
+        </w:tc>
+      </w:tr>
+      <w:tr>
+        <w:tc>
+          <w:tcPr/>
+          <w:p>
+            <w:pPr>
+              <w:pStyle w:val="Compact"/>
+            </w:pPr>
+            <w:r>
+              <w:t xml:space="preserve">Neurosyphilis</w:t>
+            </w:r>
+          </w:p>
+        </w:tc>
+        <w:tc>
+          <w:tcPr/>
+          <w:p>
+            <w:pPr>
+              <w:pStyle w:val="Compact"/>
+            </w:pPr>
+            <w:r>
+              <w:t xml:space="preserve">Chronic, with cognitive decline, Argyll Robertson pupils, and a reactive CSF treponemal test</w:t>
+            </w:r>
+          </w:p>
+        </w:tc>
+        <w:tc>
+          <w:tcPr/>
+          <w:p>
+            <w:pPr>
+              <w:pStyle w:val="Compact"/>
+            </w:pPr>
+            <w:r>
+              <w:t xml:space="preserve">Tertiary spirochetal infection of the CNS, with a characteristic pupil</w:t>
+            </w:r>
+          </w:p>
+        </w:tc>
+        <w:tc>
+          <w:tcPr/>
+          <w:p>
+            <w:pPr>
+              <w:pStyle w:val="Compact"/>
+            </w:pPr>
+            <w:r>
+              <w:t xml:space="preserve">Alzheimer disease → normal CSF serology, no pupillary abnormality</w:t>
+            </w:r>
+          </w:p>
+        </w:tc>
+      </w:tr>
+      <w:tr>
+        <w:tc>
+          <w:tcPr/>
+          <w:p>
+            <w:pPr>
+              <w:pStyle w:val="Compact"/>
+            </w:pPr>
+            <w:r>
+              <w:t xml:space="preserve">Clostridial myonecrosis</w:t>
+            </w:r>
+          </w:p>
+        </w:tc>
+        <w:tc>
+          <w:tcPr/>
+          <w:p>
+            <w:pPr>
+              <w:pStyle w:val="Compact"/>
+            </w:pPr>
+            <w:r>
+              <w:t xml:space="preserve">Hyperacute, with pain out of proportion, crepitus, and a thin brown discharge after penetrating injury</w:t>
+            </w:r>
+          </w:p>
+        </w:tc>
+        <w:tc>
+          <w:tcPr/>
+          <w:p>
+            <w:pPr>
+              <w:pStyle w:val="Compact"/>
+            </w:pPr>
+            <w:r>
+              <w:t xml:space="preserve">Toxin-mediated muscle necrosis with gas formation, faster than any other soft tissue infection</w:t>
+            </w:r>
+          </w:p>
+        </w:tc>
+        <w:tc>
+          <w:tcPr/>
+          <w:p>
+            <w:pPr>
+              <w:pStyle w:val="Compact"/>
+            </w:pPr>
+            <w:r>
+              <w:t xml:space="preserve">Necrotizing fasciitis → fascial rather than muscle plane, less gas</w:t>
+            </w:r>
+          </w:p>
+        </w:tc>
+      </w:tr>
     </w:tbl>
     <w:bookmarkEnd w:id="28"/>
     <w:bookmarkStart w:id="29" w:name="rheumatology-and-dermatology"/>
@@ -7563,10 +9725,5892 @@
           </w:p>
         </w:tc>
       </w:tr>
+      <w:tr>
+        <w:tc>
+          <w:tcPr/>
+          <w:p>
+            <w:pPr>
+              <w:pStyle w:val="Compact"/>
+            </w:pPr>
+            <w:r>
+              <w:t xml:space="preserve">Hyperosmolar hyperglycemic state</w:t>
+            </w:r>
+          </w:p>
+        </w:tc>
+        <w:tc>
+          <w:tcPr/>
+          <w:p>
+            <w:pPr>
+              <w:pStyle w:val="Compact"/>
+            </w:pPr>
+            <w:r>
+              <w:t xml:space="preserve">Subacute, with very high glucose, high osmolality, profound dehydration, and minimal ketosis</w:t>
+            </w:r>
+          </w:p>
+        </w:tc>
+        <w:tc>
+          <w:tcPr/>
+          <w:p>
+            <w:pPr>
+              <w:pStyle w:val="Compact"/>
+            </w:pPr>
+            <w:r>
+              <w:t xml:space="preserve">Sufficient insulin to suppress ketogenesis but not hyperglycemia, so osmolality dominates</w:t>
+            </w:r>
+          </w:p>
+        </w:tc>
+        <w:tc>
+          <w:tcPr/>
+          <w:p>
+            <w:pPr>
+              <w:pStyle w:val="Compact"/>
+            </w:pPr>
+            <w:r>
+              <w:t xml:space="preserve">Diabetic ketoacidosis → anion gap acidosis with ketosis, lower glucose</w:t>
+            </w:r>
+          </w:p>
+        </w:tc>
+      </w:tr>
+      <w:tr>
+        <w:tc>
+          <w:tcPr/>
+          <w:p>
+            <w:pPr>
+              <w:pStyle w:val="Compact"/>
+            </w:pPr>
+            <w:r>
+              <w:t xml:space="preserve">Thyroid storm</w:t>
+            </w:r>
+          </w:p>
+        </w:tc>
+        <w:tc>
+          <w:tcPr/>
+          <w:p>
+            <w:pPr>
+              <w:pStyle w:val="Compact"/>
+            </w:pPr>
+            <w:r>
+              <w:t xml:space="preserve">Hyperacute, thyrotoxic with fever, tachyarrhythmia, agitation, and often a precipitating illness</w:t>
+            </w:r>
+          </w:p>
+        </w:tc>
+        <w:tc>
+          <w:tcPr/>
+          <w:p>
+            <w:pPr>
+              <w:pStyle w:val="Compact"/>
+            </w:pPr>
+            <w:r>
+              <w:t xml:space="preserve">Decompensated thyrotoxicosis, so systemic failure accompanies the biochemical excess</w:t>
+            </w:r>
+          </w:p>
+        </w:tc>
+        <w:tc>
+          <w:tcPr/>
+          <w:p>
+            <w:pPr>
+              <w:pStyle w:val="Compact"/>
+            </w:pPr>
+            <w:r>
+              <w:t xml:space="preserve">Sepsis → no thyroid biochemistry abnormality, no goiter or orbitopathy</w:t>
+            </w:r>
+          </w:p>
+        </w:tc>
+      </w:tr>
+      <w:tr>
+        <w:tc>
+          <w:tcPr/>
+          <w:p>
+            <w:pPr>
+              <w:pStyle w:val="Compact"/>
+            </w:pPr>
+            <w:r>
+              <w:t xml:space="preserve">Myxedema coma</w:t>
+            </w:r>
+          </w:p>
+        </w:tc>
+        <w:tc>
+          <w:tcPr/>
+          <w:p>
+            <w:pPr>
+              <w:pStyle w:val="Compact"/>
+            </w:pPr>
+            <w:r>
+              <w:t xml:space="preserve">Subacute, hypometabolic with hypothermia, bradycardia, hyponatremia, and depressed consciousness</w:t>
+            </w:r>
+          </w:p>
+        </w:tc>
+        <w:tc>
+          <w:tcPr/>
+          <w:p>
+            <w:pPr>
+              <w:pStyle w:val="Compact"/>
+            </w:pPr>
+            <w:r>
+              <w:t xml:space="preserve">Profound hypothyroidism producing multi-system slowing, often precipitated by cold or infection</w:t>
+            </w:r>
+          </w:p>
+        </w:tc>
+        <w:tc>
+          <w:tcPr/>
+          <w:p>
+            <w:pPr>
+              <w:pStyle w:val="Compact"/>
+            </w:pPr>
+            <w:r>
+              <w:t xml:space="preserve">Hypothermia from exposure → normal thyroid function, rewarms without hormone</w:t>
+            </w:r>
+          </w:p>
+        </w:tc>
+      </w:tr>
+      <w:tr>
+        <w:tc>
+          <w:tcPr/>
+          <w:p>
+            <w:pPr>
+              <w:pStyle w:val="Compact"/>
+            </w:pPr>
+            <w:r>
+              <w:t xml:space="preserve">Adrenal crisis</w:t>
+            </w:r>
+          </w:p>
+        </w:tc>
+        <w:tc>
+          <w:tcPr/>
+          <w:p>
+            <w:pPr>
+              <w:pStyle w:val="Compact"/>
+            </w:pPr>
+            <w:r>
+              <w:t xml:space="preserve">Hyperacute, hypotensive and unresponsive to fluids, with hyponatremia and hyperkalemia</w:t>
+            </w:r>
+          </w:p>
+        </w:tc>
+        <w:tc>
+          <w:tcPr/>
+          <w:p>
+            <w:pPr>
+              <w:pStyle w:val="Compact"/>
+            </w:pPr>
+            <w:r>
+              <w:t xml:space="preserve">Mineralocorticoid and glucocorticoid deficiency, so pressors fail until steroid is given</w:t>
+            </w:r>
+          </w:p>
+        </w:tc>
+        <w:tc>
+          <w:tcPr/>
+          <w:p>
+            <w:pPr>
+              <w:pStyle w:val="Compact"/>
+            </w:pPr>
+            <w:r>
+              <w:t xml:space="preserve">Septic shock → responds to pressors, no hyperkalemia</w:t>
+            </w:r>
+          </w:p>
+        </w:tc>
+      </w:tr>
+      <w:tr>
+        <w:tc>
+          <w:tcPr/>
+          <w:p>
+            <w:pPr>
+              <w:pStyle w:val="Compact"/>
+            </w:pPr>
+            <w:r>
+              <w:t xml:space="preserve">Primary hyperparathyroidism</w:t>
+            </w:r>
+          </w:p>
+        </w:tc>
+        <w:tc>
+          <w:tcPr/>
+          <w:p>
+            <w:pPr>
+              <w:pStyle w:val="Compact"/>
+            </w:pPr>
+            <w:r>
+              <w:t xml:space="preserve">Chronic, hypercalcemic with an inappropriately normal or raised PTH, often incidental</w:t>
+            </w:r>
+          </w:p>
+        </w:tc>
+        <w:tc>
+          <w:tcPr/>
+          <w:p>
+            <w:pPr>
+              <w:pStyle w:val="Compact"/>
+            </w:pPr>
+            <w:r>
+              <w:t xml:space="preserve">Failure of feedback suppression, so PTH is not low when calcium is high</w:t>
+            </w:r>
+          </w:p>
+        </w:tc>
+        <w:tc>
+          <w:tcPr/>
+          <w:p>
+            <w:pPr>
+              <w:pStyle w:val="Compact"/>
+            </w:pPr>
+            <w:r>
+              <w:t xml:space="preserve">Hypercalcemia of malignancy → suppressed PTH, raised PTHrP, subacute</w:t>
+            </w:r>
+          </w:p>
+        </w:tc>
+      </w:tr>
+      <w:tr>
+        <w:tc>
+          <w:tcPr/>
+          <w:p>
+            <w:pPr>
+              <w:pStyle w:val="Compact"/>
+            </w:pPr>
+            <w:r>
+              <w:t xml:space="preserve">Subacute thyroiditis</w:t>
+            </w:r>
+          </w:p>
+        </w:tc>
+        <w:tc>
+          <w:tcPr/>
+          <w:p>
+            <w:pPr>
+              <w:pStyle w:val="Compact"/>
+            </w:pPr>
+            <w:r>
+              <w:t xml:space="preserve">Subacute, painful tender goiter with thyrotoxicosis and low radioiodine uptake after a viral illness</w:t>
+            </w:r>
+          </w:p>
+        </w:tc>
+        <w:tc>
+          <w:tcPr/>
+          <w:p>
+            <w:pPr>
+              <w:pStyle w:val="Compact"/>
+            </w:pPr>
+            <w:r>
+              <w:t xml:space="preserve">Release of preformed hormone from a damaged gland, so uptake is low and the gland hurts</w:t>
+            </w:r>
+          </w:p>
+        </w:tc>
+        <w:tc>
+          <w:tcPr/>
+          <w:p>
+            <w:pPr>
+              <w:pStyle w:val="Compact"/>
+            </w:pPr>
+            <w:r>
+              <w:t xml:space="preserve">Graves disease → painless, high uptake, orbitopathy</w:t>
+            </w:r>
+          </w:p>
+        </w:tc>
+      </w:tr>
+      <w:tr>
+        <w:tc>
+          <w:tcPr/>
+          <w:p>
+            <w:pPr>
+              <w:pStyle w:val="Compact"/>
+            </w:pPr>
+            <w:r>
+              <w:t xml:space="preserve">Insulinoma</w:t>
+            </w:r>
+          </w:p>
+        </w:tc>
+        <w:tc>
+          <w:tcPr/>
+          <w:p>
+            <w:pPr>
+              <w:pStyle w:val="Compact"/>
+            </w:pPr>
+            <w:r>
+              <w:t xml:space="preserve">Episodic, fasting hypoglycemia with high insulin, high C-peptide, and negative sulfonylurea screen</w:t>
+            </w:r>
+          </w:p>
+        </w:tc>
+        <w:tc>
+          <w:tcPr/>
+          <w:p>
+            <w:pPr>
+              <w:pStyle w:val="Compact"/>
+            </w:pPr>
+            <w:r>
+              <w:t xml:space="preserve">Endogenous hyperinsulinemia, so C-peptide is high rather than suppressed</w:t>
+            </w:r>
+          </w:p>
+        </w:tc>
+        <w:tc>
+          <w:tcPr/>
+          <w:p>
+            <w:pPr>
+              <w:pStyle w:val="Compact"/>
+            </w:pPr>
+            <w:r>
+              <w:t xml:space="preserve">Exogenous insulin administration → high insulin with suppressed C-peptide</w:t>
+            </w:r>
+          </w:p>
+        </w:tc>
+      </w:tr>
+      <w:tr>
+        <w:tc>
+          <w:tcPr/>
+          <w:p>
+            <w:pPr>
+              <w:pStyle w:val="Compact"/>
+            </w:pPr>
+            <w:r>
+              <w:t xml:space="preserve">Diabetic foot infection</w:t>
+            </w:r>
+          </w:p>
+        </w:tc>
+        <w:tc>
+          <w:tcPr/>
+          <w:p>
+            <w:pPr>
+              <w:pStyle w:val="Compact"/>
+            </w:pPr>
+            <w:r>
+              <w:t xml:space="preserve">Chronic, indolent ulcer with polymicrobial growth, probe-to-bone positivity, and neuropathy</w:t>
+            </w:r>
+          </w:p>
+        </w:tc>
+        <w:tc>
+          <w:tcPr/>
+          <w:p>
+            <w:pPr>
+              <w:pStyle w:val="Compact"/>
+            </w:pPr>
+            <w:r>
+              <w:t xml:space="preserve">Contiguous spread through a neuropathic ulcer, with mixed flora</w:t>
+            </w:r>
+          </w:p>
+        </w:tc>
+        <w:tc>
+          <w:tcPr/>
+          <w:p>
+            <w:pPr>
+              <w:pStyle w:val="Compact"/>
+            </w:pPr>
+            <w:r>
+              <w:t xml:space="preserve">Charcot arthropathy → warm swollen deformed foot without ulcer or systemic signs</w:t>
+            </w:r>
+          </w:p>
+        </w:tc>
+      </w:tr>
     </w:tbl>
     <w:bookmarkEnd w:id="30"/>
+    <w:bookmarkStart w:id="31" w:name="ophthalmology"/>
+    <w:p>
+      <w:pPr>
+        <w:pStyle w:val="Heading2"/>
+      </w:pPr>
+      <w:r>
+        <w:t xml:space="preserve">Ophthalmology</w:t>
+      </w:r>
+    </w:p>
+    <w:tbl>
+      <w:tblPr>
+        <w:tblStyle w:val="Table"/>
+        <w:tblW w:type="pct" w:w="5000"/>
+        <w:tblLayout w:type="fixed"/>
+        <w:tblLook w:firstRow="1" w:lastRow="0" w:firstColumn="0" w:lastColumn="0" w:noHBand="0" w:noVBand="0" w:val="0020"/>
+      </w:tblPr>
+      <w:tblGrid>
+        <w:gridCol w:w="898"/>
+        <w:gridCol w:w="1959"/>
+        <w:gridCol w:w="2122"/>
+        <w:gridCol w:w="2939"/>
+      </w:tblGrid>
+      <w:tr>
+        <w:trPr>
+          <w:tblHeader w:val="on"/>
+        </w:trPr>
+        <w:tc>
+          <w:tcPr/>
+          <w:p>
+            <w:pPr>
+              <w:pStyle w:val="Compact"/>
+            </w:pPr>
+            <w:r>
+              <w:t xml:space="preserve">Diagnosis</w:t>
+            </w:r>
+          </w:p>
+        </w:tc>
+        <w:tc>
+          <w:tcPr/>
+          <w:p>
+            <w:pPr>
+              <w:pStyle w:val="Compact"/>
+            </w:pPr>
+            <w:r>
+              <w:t xml:space="preserve">Coupled qualifier cluster</w:t>
+            </w:r>
+          </w:p>
+        </w:tc>
+        <w:tc>
+          <w:tcPr/>
+          <w:p>
+            <w:pPr>
+              <w:pStyle w:val="Compact"/>
+            </w:pPr>
+            <w:r>
+              <w:t xml:space="preserve">Why the cluster is discriminating</w:t>
+            </w:r>
+          </w:p>
+        </w:tc>
+        <w:tc>
+          <w:tcPr/>
+          <w:p>
+            <w:pPr>
+              <w:pStyle w:val="Compact"/>
+            </w:pPr>
+            <w:r>
+              <w:t xml:space="preserve">Closest mimic → the qualifier that separates them</w:t>
+            </w:r>
+          </w:p>
+        </w:tc>
+      </w:tr>
+      <w:tr>
+        <w:tc>
+          <w:tcPr/>
+          <w:p>
+            <w:pPr>
+              <w:pStyle w:val="Compact"/>
+            </w:pPr>
+            <w:r>
+              <w:t xml:space="preserve">Acute angle-closure glaucoma</w:t>
+            </w:r>
+          </w:p>
+        </w:tc>
+        <w:tc>
+          <w:tcPr/>
+          <w:p>
+            <w:pPr>
+              <w:pStyle w:val="Compact"/>
+            </w:pPr>
+            <w:r>
+              <w:t xml:space="preserve">Hyperacute, unilateral, painful, red, with halos and a fixed mid-dilated pupil</w:t>
+            </w:r>
+          </w:p>
+        </w:tc>
+        <w:tc>
+          <w:tcPr/>
+          <w:p>
+            <w:pPr>
+              <w:pStyle w:val="Compact"/>
+            </w:pPr>
+            <w:r>
+              <w:t xml:space="preserve">Sudden pressure rise in a closed anterior chamber angle, so pain, corneal edema, and pupil paralysis arrive together</w:t>
+            </w:r>
+          </w:p>
+        </w:tc>
+        <w:tc>
+          <w:tcPr/>
+          <w:p>
+            <w:pPr>
+              <w:pStyle w:val="Compact"/>
+            </w:pPr>
+            <w:r>
+              <w:t xml:space="preserve">Acute anterior uveitis → painful and red but with a small constricted pupil and normal pressure</w:t>
+            </w:r>
+          </w:p>
+        </w:tc>
+      </w:tr>
+      <w:tr>
+        <w:tc>
+          <w:tcPr/>
+          <w:p>
+            <w:pPr>
+              <w:pStyle w:val="Compact"/>
+            </w:pPr>
+            <w:r>
+              <w:t xml:space="preserve">Central retinal artery occlusion</w:t>
+            </w:r>
+          </w:p>
+        </w:tc>
+        <w:tc>
+          <w:tcPr/>
+          <w:p>
+            <w:pPr>
+              <w:pStyle w:val="Compact"/>
+            </w:pPr>
+            <w:r>
+              <w:t xml:space="preserve">Hyperacute, monocular, painless, complete visual loss with a cherry-red spot</w:t>
+            </w:r>
+          </w:p>
+        </w:tc>
+        <w:tc>
+          <w:tcPr/>
+          <w:p>
+            <w:pPr>
+              <w:pStyle w:val="Compact"/>
+            </w:pPr>
+            <w:r>
+              <w:t xml:space="preserve">Arterial occlusion of the inner retina, so loss is instantaneous and total without inflammation</w:t>
+            </w:r>
+          </w:p>
+        </w:tc>
+        <w:tc>
+          <w:tcPr/>
+          <w:p>
+            <w:pPr>
+              <w:pStyle w:val="Compact"/>
+            </w:pPr>
+            <w:r>
+              <w:t xml:space="preserve">Amaurosis fugax → transient, resolves fully within minutes</w:t>
+            </w:r>
+          </w:p>
+        </w:tc>
+      </w:tr>
+      <w:tr>
+        <w:tc>
+          <w:tcPr/>
+          <w:p>
+            <w:pPr>
+              <w:pStyle w:val="Compact"/>
+            </w:pPr>
+            <w:r>
+              <w:t xml:space="preserve">Retinal detachment</w:t>
+            </w:r>
+          </w:p>
+        </w:tc>
+        <w:tc>
+          <w:tcPr/>
+          <w:p>
+            <w:pPr>
+              <w:pStyle w:val="Compact"/>
+            </w:pPr>
+            <w:r>
+              <w:t xml:space="preserve">Acute, monocular, painless, with photopsias, floaters, and a curtain-like field defect</w:t>
+            </w:r>
+          </w:p>
+        </w:tc>
+        <w:tc>
+          <w:tcPr/>
+          <w:p>
+            <w:pPr>
+              <w:pStyle w:val="Compact"/>
+            </w:pPr>
+            <w:r>
+              <w:t xml:space="preserve">Mechanical separation producing traction phenomena before field loss</w:t>
+            </w:r>
+          </w:p>
+        </w:tc>
+        <w:tc>
+          <w:tcPr/>
+          <w:p>
+            <w:pPr>
+              <w:pStyle w:val="Compact"/>
+            </w:pPr>
+            <w:r>
+              <w:t xml:space="preserve">Vitreous hemorrhage → floaters without a progressing curtain, and no field boundary</w:t>
+            </w:r>
+          </w:p>
+        </w:tc>
+      </w:tr>
+      <w:tr>
+        <w:tc>
+          <w:tcPr/>
+          <w:p>
+            <w:pPr>
+              <w:pStyle w:val="Compact"/>
+            </w:pPr>
+            <w:r>
+              <w:t xml:space="preserve">Optic neuritis</w:t>
+            </w:r>
+          </w:p>
+        </w:tc>
+        <w:tc>
+          <w:tcPr/>
+          <w:p>
+            <w:pPr>
+              <w:pStyle w:val="Compact"/>
+            </w:pPr>
+            <w:r>
+              <w:t xml:space="preserve">Subacute, monocular, painful on eye movement, with an afferent pupillary defect and dyschromatopsia</w:t>
+            </w:r>
+          </w:p>
+        </w:tc>
+        <w:tc>
+          <w:tcPr/>
+          <w:p>
+            <w:pPr>
+              <w:pStyle w:val="Compact"/>
+            </w:pPr>
+            <w:r>
+              <w:t xml:space="preserve">Inflammatory demyelination of the nerve, so pain with movement and color desaturation precede acuity loss</w:t>
+            </w:r>
+          </w:p>
+        </w:tc>
+        <w:tc>
+          <w:tcPr/>
+          <w:p>
+            <w:pPr>
+              <w:pStyle w:val="Compact"/>
+            </w:pPr>
+            <w:r>
+              <w:t xml:space="preserve">Ischemic optic neuropathy → painless, older, with altitudinal field loss</w:t>
+            </w:r>
+          </w:p>
+        </w:tc>
+      </w:tr>
+      <w:tr>
+        <w:tc>
+          <w:tcPr/>
+          <w:p>
+            <w:pPr>
+              <w:pStyle w:val="Compact"/>
+            </w:pPr>
+            <w:r>
+              <w:t xml:space="preserve">Giant cell arteritis with visual loss</w:t>
+            </w:r>
+          </w:p>
+        </w:tc>
+        <w:tc>
+          <w:tcPr/>
+          <w:p>
+            <w:pPr>
+              <w:pStyle w:val="Compact"/>
+            </w:pPr>
+            <w:r>
+              <w:t xml:space="preserve">Subacute constitutional prodrome then hyperacute monocular painless loss, with jaw claudication</w:t>
+            </w:r>
+          </w:p>
+        </w:tc>
+        <w:tc>
+          <w:tcPr/>
+          <w:p>
+            <w:pPr>
+              <w:pStyle w:val="Compact"/>
+            </w:pPr>
+            <w:r>
+              <w:t xml:space="preserve">Vasculitic occlusion superimposed on a systemic inflammatory illness, which is why the systemic history precedes the eye</w:t>
+            </w:r>
+          </w:p>
+        </w:tc>
+        <w:tc>
+          <w:tcPr/>
+          <w:p>
+            <w:pPr>
+              <w:pStyle w:val="Compact"/>
+            </w:pPr>
+            <w:r>
+              <w:t xml:space="preserve">Non-arteritic ischemic optic neuropathy → no constitutional features, normal inflammatory markers</w:t>
+            </w:r>
+          </w:p>
+        </w:tc>
+      </w:tr>
+      <w:tr>
+        <w:tc>
+          <w:tcPr/>
+          <w:p>
+            <w:pPr>
+              <w:pStyle w:val="Compact"/>
+            </w:pPr>
+            <w:r>
+              <w:t xml:space="preserve">Acute anterior uveitis</w:t>
+            </w:r>
+          </w:p>
+        </w:tc>
+        <w:tc>
+          <w:tcPr/>
+          <w:p>
+            <w:pPr>
+              <w:pStyle w:val="Compact"/>
+            </w:pPr>
+            <w:r>
+              <w:t xml:space="preserve">Acute, unilateral, painful, photophobic, with ciliary flush and a constricted pupil</w:t>
+            </w:r>
+          </w:p>
+        </w:tc>
+        <w:tc>
+          <w:tcPr/>
+          <w:p>
+            <w:pPr>
+              <w:pStyle w:val="Compact"/>
+            </w:pPr>
+            <w:r>
+              <w:t xml:space="preserve">Anterior chamber inflammation with ciliary spasm, hence photophobia and miosis</w:t>
+            </w:r>
+          </w:p>
+        </w:tc>
+        <w:tc>
+          <w:tcPr/>
+          <w:p>
+            <w:pPr>
+              <w:pStyle w:val="Compact"/>
+            </w:pPr>
+            <w:r>
+              <w:t xml:space="preserve">Conjunctivitis → diffuse redness sparing the limbus, no photophobia, normal pupil</w:t>
+            </w:r>
+          </w:p>
+        </w:tc>
+      </w:tr>
+      <w:tr>
+        <w:tc>
+          <w:tcPr/>
+          <w:p>
+            <w:pPr>
+              <w:pStyle w:val="Compact"/>
+            </w:pPr>
+            <w:r>
+              <w:t xml:space="preserve">Bacterial keratitis</w:t>
+            </w:r>
+          </w:p>
+        </w:tc>
+        <w:tc>
+          <w:tcPr/>
+          <w:p>
+            <w:pPr>
+              <w:pStyle w:val="Compact"/>
+            </w:pPr>
+            <w:r>
+              <w:t xml:space="preserve">Acute, unilateral, painful, photophobic, with a corneal infiltrate and contact lens use</w:t>
+            </w:r>
+          </w:p>
+        </w:tc>
+        <w:tc>
+          <w:tcPr/>
+          <w:p>
+            <w:pPr>
+              <w:pStyle w:val="Compact"/>
+            </w:pPr>
+            <w:r>
+              <w:t xml:space="preserve">Corneal epithelial breach with bacterial invasion, so pain is severe and the lesion is visible on the cornea</w:t>
+            </w:r>
+          </w:p>
+        </w:tc>
+        <w:tc>
+          <w:tcPr/>
+          <w:p>
+            <w:pPr>
+              <w:pStyle w:val="Compact"/>
+            </w:pPr>
+            <w:r>
+              <w:t xml:space="preserve">Herpes simplex keratitis → dendritic ulcer, reduced corneal sensation</w:t>
+            </w:r>
+          </w:p>
+        </w:tc>
+      </w:tr>
+      <w:tr>
+        <w:tc>
+          <w:tcPr/>
+          <w:p>
+            <w:pPr>
+              <w:pStyle w:val="Compact"/>
+            </w:pPr>
+            <w:r>
+              <w:t xml:space="preserve">Orbital cellulitis</w:t>
+            </w:r>
+          </w:p>
+        </w:tc>
+        <w:tc>
+          <w:tcPr/>
+          <w:p>
+            <w:pPr>
+              <w:pStyle w:val="Compact"/>
+            </w:pPr>
+            <w:r>
+              <w:t xml:space="preserve">Acute, unilateral, painful, with proptosis, restricted eye movement, and fever</w:t>
+            </w:r>
+          </w:p>
+        </w:tc>
+        <w:tc>
+          <w:tcPr/>
+          <w:p>
+            <w:pPr>
+              <w:pStyle w:val="Compact"/>
+            </w:pPr>
+            <w:r>
+              <w:t xml:space="preserve">Infection posterior to the orbital septum, which is why globe position and motility are affected</w:t>
+            </w:r>
+          </w:p>
+        </w:tc>
+        <w:tc>
+          <w:tcPr/>
+          <w:p>
+            <w:pPr>
+              <w:pStyle w:val="Compact"/>
+            </w:pPr>
+            <w:r>
+              <w:t xml:space="preserve">Preseptal cellulitis → no proptosis, no pain on eye movement, normal acuity</w:t>
+            </w:r>
+          </w:p>
+        </w:tc>
+      </w:tr>
+      <w:tr>
+        <w:tc>
+          <w:tcPr/>
+          <w:p>
+            <w:pPr>
+              <w:pStyle w:val="Compact"/>
+            </w:pPr>
+            <w:r>
+              <w:t xml:space="preserve">Endophthalmitis</w:t>
+            </w:r>
+          </w:p>
+        </w:tc>
+        <w:tc>
+          <w:tcPr/>
+          <w:p>
+            <w:pPr>
+              <w:pStyle w:val="Compact"/>
+            </w:pPr>
+            <w:r>
+              <w:t xml:space="preserve">Acute, unilateral, painful, with hypopyon after intraocular surgery or injection</w:t>
+            </w:r>
+          </w:p>
+        </w:tc>
+        <w:tc>
+          <w:tcPr/>
+          <w:p>
+            <w:pPr>
+              <w:pStyle w:val="Compact"/>
+            </w:pPr>
+            <w:r>
+              <w:t xml:space="preserve">Intraocular infection following a breach, so the temporal link to a procedure is the clue</w:t>
+            </w:r>
+          </w:p>
+        </w:tc>
+        <w:tc>
+          <w:tcPr/>
+          <w:p>
+            <w:pPr>
+              <w:pStyle w:val="Compact"/>
+            </w:pPr>
+            <w:r>
+              <w:t xml:space="preserve">Postoperative inflammation → less pain, no hypopyon, improving rather than worsening</w:t>
+            </w:r>
+          </w:p>
+        </w:tc>
+      </w:tr>
+      <w:tr>
+        <w:tc>
+          <w:tcPr/>
+          <w:p>
+            <w:pPr>
+              <w:pStyle w:val="Compact"/>
+            </w:pPr>
+            <w:r>
+              <w:t xml:space="preserve">Thyroid eye disease</w:t>
+            </w:r>
+          </w:p>
+        </w:tc>
+        <w:tc>
+          <w:tcPr/>
+          <w:p>
+            <w:pPr>
+              <w:pStyle w:val="Compact"/>
+            </w:pPr>
+            <w:r>
+              <w:t xml:space="preserve">Chronic, bilateral but asymmetric, with proptosis, lid retraction, and restricted upgaze</w:t>
+            </w:r>
+          </w:p>
+        </w:tc>
+        <w:tc>
+          <w:tcPr/>
+          <w:p>
+            <w:pPr>
+              <w:pStyle w:val="Compact"/>
+            </w:pPr>
+            <w:r>
+              <w:t xml:space="preserve">Autoimmune orbital infiltration, so proptosis develops slowly and painlessly with lid signs</w:t>
+            </w:r>
+          </w:p>
+        </w:tc>
+        <w:tc>
+          <w:tcPr/>
+          <w:p>
+            <w:pPr>
+              <w:pStyle w:val="Compact"/>
+            </w:pPr>
+            <w:r>
+              <w:t xml:space="preserve">Orbital cellulitis → acute, painful, febrile, unilateral</w:t>
+            </w:r>
+          </w:p>
+        </w:tc>
+      </w:tr>
+    </w:tbl>
     <w:bookmarkEnd w:id="31"/>
-    <w:bookmarkStart w:id="37" w:name="part-ii.-cross-cutting-qualifiers"/>
+    <w:bookmarkStart w:id="32" w:name="otolaryngology"/>
+    <w:p>
+      <w:pPr>
+        <w:pStyle w:val="Heading2"/>
+      </w:pPr>
+      <w:r>
+        <w:t xml:space="preserve">Otolaryngology</w:t>
+      </w:r>
+    </w:p>
+    <w:tbl>
+      <w:tblPr>
+        <w:tblStyle w:val="Table"/>
+        <w:tblW w:type="pct" w:w="5000"/>
+        <w:tblLayout w:type="fixed"/>
+        <w:tblLook w:firstRow="1" w:lastRow="0" w:firstColumn="0" w:lastColumn="0" w:noHBand="0" w:noVBand="0" w:val="0020"/>
+      </w:tblPr>
+      <w:tblGrid>
+        <w:gridCol w:w="898"/>
+        <w:gridCol w:w="1959"/>
+        <w:gridCol w:w="2122"/>
+        <w:gridCol w:w="2939"/>
+      </w:tblGrid>
+      <w:tr>
+        <w:trPr>
+          <w:tblHeader w:val="on"/>
+        </w:trPr>
+        <w:tc>
+          <w:tcPr/>
+          <w:p>
+            <w:pPr>
+              <w:pStyle w:val="Compact"/>
+            </w:pPr>
+            <w:r>
+              <w:t xml:space="preserve">Diagnosis</w:t>
+            </w:r>
+          </w:p>
+        </w:tc>
+        <w:tc>
+          <w:tcPr/>
+          <w:p>
+            <w:pPr>
+              <w:pStyle w:val="Compact"/>
+            </w:pPr>
+            <w:r>
+              <w:t xml:space="preserve">Coupled qualifier cluster</w:t>
+            </w:r>
+          </w:p>
+        </w:tc>
+        <w:tc>
+          <w:tcPr/>
+          <w:p>
+            <w:pPr>
+              <w:pStyle w:val="Compact"/>
+            </w:pPr>
+            <w:r>
+              <w:t xml:space="preserve">Why the cluster is discriminating</w:t>
+            </w:r>
+          </w:p>
+        </w:tc>
+        <w:tc>
+          <w:tcPr/>
+          <w:p>
+            <w:pPr>
+              <w:pStyle w:val="Compact"/>
+            </w:pPr>
+            <w:r>
+              <w:t xml:space="preserve">Closest mimic → the qualifier that separates them</w:t>
+            </w:r>
+          </w:p>
+        </w:tc>
+      </w:tr>
+      <w:tr>
+        <w:tc>
+          <w:tcPr/>
+          <w:p>
+            <w:pPr>
+              <w:pStyle w:val="Compact"/>
+            </w:pPr>
+            <w:r>
+              <w:t xml:space="preserve">Peritonsillar abscess</w:t>
+            </w:r>
+          </w:p>
+        </w:tc>
+        <w:tc>
+          <w:tcPr/>
+          <w:p>
+            <w:pPr>
+              <w:pStyle w:val="Compact"/>
+            </w:pPr>
+            <w:r>
+              <w:t xml:space="preserve">Acute, unilateral, severe odynophagia with trismus, uvular deviation, and a muffled voice</w:t>
+            </w:r>
+          </w:p>
+        </w:tc>
+        <w:tc>
+          <w:tcPr/>
+          <w:p>
+            <w:pPr>
+              <w:pStyle w:val="Compact"/>
+            </w:pPr>
+            <w:r>
+              <w:t xml:space="preserve">A collection lateral to the tonsil displaces structures, which is why the findings are asymmetric</w:t>
+            </w:r>
+          </w:p>
+        </w:tc>
+        <w:tc>
+          <w:tcPr/>
+          <w:p>
+            <w:pPr>
+              <w:pStyle w:val="Compact"/>
+            </w:pPr>
+            <w:r>
+              <w:t xml:space="preserve">Streptococcal pharyngitis → bilateral, no trismus, no uvular deviation</w:t>
+            </w:r>
+          </w:p>
+        </w:tc>
+      </w:tr>
+      <w:tr>
+        <w:tc>
+          <w:tcPr/>
+          <w:p>
+            <w:pPr>
+              <w:pStyle w:val="Compact"/>
+            </w:pPr>
+            <w:r>
+              <w:t xml:space="preserve">Epiglottitis</w:t>
+            </w:r>
+          </w:p>
+        </w:tc>
+        <w:tc>
+          <w:tcPr/>
+          <w:p>
+            <w:pPr>
+              <w:pStyle w:val="Compact"/>
+            </w:pPr>
+            <w:r>
+              <w:t xml:space="preserve">Hyperacute, febrile, with odynophagia out of proportion to exam, drooling, and tripoding</w:t>
+            </w:r>
+          </w:p>
+        </w:tc>
+        <w:tc>
+          <w:tcPr/>
+          <w:p>
+            <w:pPr>
+              <w:pStyle w:val="Compact"/>
+            </w:pPr>
+            <w:r>
+              <w:t xml:space="preserve">Supraglottic swelling threatening the airway before the oropharynx looks abnormal</w:t>
+            </w:r>
+          </w:p>
+        </w:tc>
+        <w:tc>
+          <w:tcPr/>
+          <w:p>
+            <w:pPr>
+              <w:pStyle w:val="Compact"/>
+            </w:pPr>
+            <w:r>
+              <w:t xml:space="preserve">Peritonsillar abscess → visible asymmetry on oropharyngeal exam</w:t>
+            </w:r>
+          </w:p>
+        </w:tc>
+      </w:tr>
+      <w:tr>
+        <w:tc>
+          <w:tcPr/>
+          <w:p>
+            <w:pPr>
+              <w:pStyle w:val="Compact"/>
+            </w:pPr>
+            <w:r>
+              <w:t xml:space="preserve">Ludwig angina</w:t>
+            </w:r>
+          </w:p>
+        </w:tc>
+        <w:tc>
+          <w:tcPr/>
+          <w:p>
+            <w:pPr>
+              <w:pStyle w:val="Compact"/>
+            </w:pPr>
+            <w:r>
+              <w:t xml:space="preserve">Acute, bilateral submandibular induration with tongue elevation and a dental source</w:t>
+            </w:r>
+          </w:p>
+        </w:tc>
+        <w:tc>
+          <w:tcPr/>
+          <w:p>
+            <w:pPr>
+              <w:pStyle w:val="Compact"/>
+            </w:pPr>
+            <w:r>
+              <w:t xml:space="preserve">Bilateral floor-of-mouth cellulitis pushing the tongue upward and backward</w:t>
+            </w:r>
+          </w:p>
+        </w:tc>
+        <w:tc>
+          <w:tcPr/>
+          <w:p>
+            <w:pPr>
+              <w:pStyle w:val="Compact"/>
+            </w:pPr>
+            <w:r>
+              <w:t xml:space="preserve">Submandibular sialadenitis → unilateral, related to eating, no tongue elevation</w:t>
+            </w:r>
+          </w:p>
+        </w:tc>
+      </w:tr>
+      <w:tr>
+        <w:tc>
+          <w:tcPr/>
+          <w:p>
+            <w:pPr>
+              <w:pStyle w:val="Compact"/>
+            </w:pPr>
+            <w:r>
+              <w:t xml:space="preserve">Sudden sensorineural hearing loss</w:t>
+            </w:r>
+          </w:p>
+        </w:tc>
+        <w:tc>
+          <w:tcPr/>
+          <w:p>
+            <w:pPr>
+              <w:pStyle w:val="Compact"/>
+            </w:pPr>
+            <w:r>
+              <w:t xml:space="preserve">Hyperacute, unilateral, painless hearing loss with Weber lateralizing to the good ear</w:t>
+            </w:r>
+          </w:p>
+        </w:tc>
+        <w:tc>
+          <w:tcPr/>
+          <w:p>
+            <w:pPr>
+              <w:pStyle w:val="Compact"/>
+            </w:pPr>
+            <w:r>
+              <w:t xml:space="preserve">Cochlear or retrocochlear failure, so lateralization is away from the affected side</w:t>
+            </w:r>
+          </w:p>
+        </w:tc>
+        <w:tc>
+          <w:tcPr/>
+          <w:p>
+            <w:pPr>
+              <w:pStyle w:val="Compact"/>
+            </w:pPr>
+            <w:r>
+              <w:t xml:space="preserve">Cerumen impaction or effusion → conductive, Weber lateralizes to the affected ear</w:t>
+            </w:r>
+          </w:p>
+        </w:tc>
+      </w:tr>
+      <w:tr>
+        <w:tc>
+          <w:tcPr/>
+          <w:p>
+            <w:pPr>
+              <w:pStyle w:val="Compact"/>
+            </w:pPr>
+            <w:r>
+              <w:t xml:space="preserve">Benign paroxysmal positional vertigo</w:t>
+            </w:r>
+          </w:p>
+        </w:tc>
+        <w:tc>
+          <w:tcPr/>
+          <w:p>
+            <w:pPr>
+              <w:pStyle w:val="Compact"/>
+            </w:pPr>
+            <w:r>
+              <w:t xml:space="preserve">Episodic, paroxysmal, positional vertigo lasting under a minute with fatigable nystagmus</w:t>
+            </w:r>
+          </w:p>
+        </w:tc>
+        <w:tc>
+          <w:tcPr/>
+          <w:p>
+            <w:pPr>
+              <w:pStyle w:val="Compact"/>
+            </w:pPr>
+            <w:r>
+              <w:t xml:space="preserve">Otolith debris in a semicircular canal, so symptoms are provoked by position and brief</w:t>
+            </w:r>
+          </w:p>
+        </w:tc>
+        <w:tc>
+          <w:tcPr/>
+          <w:p>
+            <w:pPr>
+              <w:pStyle w:val="Compact"/>
+            </w:pPr>
+            <w:r>
+              <w:t xml:space="preserve">Vestibular neuritis → constant for days rather than seconds, not position-triggered</w:t>
+            </w:r>
+          </w:p>
+        </w:tc>
+      </w:tr>
+      <w:tr>
+        <w:tc>
+          <w:tcPr/>
+          <w:p>
+            <w:pPr>
+              <w:pStyle w:val="Compact"/>
+            </w:pPr>
+            <w:r>
+              <w:t xml:space="preserve">Vestibular neuritis</w:t>
+            </w:r>
+          </w:p>
+        </w:tc>
+        <w:tc>
+          <w:tcPr/>
+          <w:p>
+            <w:pPr>
+              <w:pStyle w:val="Compact"/>
+            </w:pPr>
+            <w:r>
+              <w:t xml:space="preserve">Acute, constant vertigo for days with direction-fixed nystagmus and an abnormal head impulse test</w:t>
+            </w:r>
+          </w:p>
+        </w:tc>
+        <w:tc>
+          <w:tcPr/>
+          <w:p>
+            <w:pPr>
+              <w:pStyle w:val="Compact"/>
+            </w:pPr>
+            <w:r>
+              <w:t xml:space="preserve">Peripheral vestibular inflammation, so the vestibulo-ocular reflex fails on the affected side</w:t>
+            </w:r>
+          </w:p>
+        </w:tc>
+        <w:tc>
+          <w:tcPr/>
+          <w:p>
+            <w:pPr>
+              <w:pStyle w:val="Compact"/>
+            </w:pPr>
+            <w:r>
+              <w:t xml:space="preserve">Cerebellar stroke → direction-changing nystagmus, normal head impulse, skew deviation</w:t>
+            </w:r>
+          </w:p>
+        </w:tc>
+      </w:tr>
+      <w:tr>
+        <w:tc>
+          <w:tcPr/>
+          <w:p>
+            <w:pPr>
+              <w:pStyle w:val="Compact"/>
+            </w:pPr>
+            <w:r>
+              <w:t xml:space="preserve">Nasal septal hematoma</w:t>
+            </w:r>
+          </w:p>
+        </w:tc>
+        <w:tc>
+          <w:tcPr/>
+          <w:p>
+            <w:pPr>
+              <w:pStyle w:val="Compact"/>
+            </w:pPr>
+            <w:r>
+              <w:t xml:space="preserve">Acute, bilateral septal swelling after trauma, painful and obstructing</w:t>
+            </w:r>
+          </w:p>
+        </w:tc>
+        <w:tc>
+          <w:tcPr/>
+          <w:p>
+            <w:pPr>
+              <w:pStyle w:val="Compact"/>
+            </w:pPr>
+            <w:r>
+              <w:t xml:space="preserve">Blood between septal cartilage and perichondrium, which devascularizes cartilage within days</w:t>
+            </w:r>
+          </w:p>
+        </w:tc>
+        <w:tc>
+          <w:tcPr/>
+          <w:p>
+            <w:pPr>
+              <w:pStyle w:val="Compact"/>
+            </w:pPr>
+            <w:r>
+              <w:t xml:space="preserve">Simple septal deviation → chronic, non-tender, no fluctuance</w:t>
+            </w:r>
+          </w:p>
+        </w:tc>
+      </w:tr>
+      <w:tr>
+        <w:tc>
+          <w:tcPr/>
+          <w:p>
+            <w:pPr>
+              <w:pStyle w:val="Compact"/>
+            </w:pPr>
+            <w:r>
+              <w:t xml:space="preserve">Malignant otitis externa</w:t>
+            </w:r>
+          </w:p>
+        </w:tc>
+        <w:tc>
+          <w:tcPr/>
+          <w:p>
+            <w:pPr>
+              <w:pStyle w:val="Compact"/>
+            </w:pPr>
+            <w:r>
+              <w:t xml:space="preserve">Chronic, progressive, severe otalgia in a diabetic with granulation tissue at the bony junction</w:t>
+            </w:r>
+          </w:p>
+        </w:tc>
+        <w:tc>
+          <w:tcPr/>
+          <w:p>
+            <w:pPr>
+              <w:pStyle w:val="Compact"/>
+            </w:pPr>
+            <w:r>
+              <w:t xml:space="preserve">Skull-base osteomyelitis from Pseudomonas, so pain outlasts and outweighs the canal findings</w:t>
+            </w:r>
+          </w:p>
+        </w:tc>
+        <w:tc>
+          <w:tcPr/>
+          <w:p>
+            <w:pPr>
+              <w:pStyle w:val="Compact"/>
+            </w:pPr>
+            <w:r>
+              <w:t xml:space="preserve">Uncomplicated otitis externa → resolves with topical therapy, no cranial nerve involvement</w:t>
+            </w:r>
+          </w:p>
+        </w:tc>
+      </w:tr>
+    </w:tbl>
+    <w:bookmarkEnd w:id="32"/>
+    <w:bookmarkStart w:id="33" w:name="urology-and-mens-health"/>
+    <w:p>
+      <w:pPr>
+        <w:pStyle w:val="Heading2"/>
+      </w:pPr>
+      <w:r>
+        <w:t xml:space="preserve">Urology and men's health</w:t>
+      </w:r>
+    </w:p>
+    <w:tbl>
+      <w:tblPr>
+        <w:tblStyle w:val="Table"/>
+        <w:tblW w:type="pct" w:w="5000"/>
+        <w:tblLayout w:type="fixed"/>
+        <w:tblLook w:firstRow="1" w:lastRow="0" w:firstColumn="0" w:lastColumn="0" w:noHBand="0" w:noVBand="0" w:val="0020"/>
+      </w:tblPr>
+      <w:tblGrid>
+        <w:gridCol w:w="898"/>
+        <w:gridCol w:w="1959"/>
+        <w:gridCol w:w="2122"/>
+        <w:gridCol w:w="2939"/>
+      </w:tblGrid>
+      <w:tr>
+        <w:trPr>
+          <w:tblHeader w:val="on"/>
+        </w:trPr>
+        <w:tc>
+          <w:tcPr/>
+          <w:p>
+            <w:pPr>
+              <w:pStyle w:val="Compact"/>
+            </w:pPr>
+            <w:r>
+              <w:t xml:space="preserve">Diagnosis</w:t>
+            </w:r>
+          </w:p>
+        </w:tc>
+        <w:tc>
+          <w:tcPr/>
+          <w:p>
+            <w:pPr>
+              <w:pStyle w:val="Compact"/>
+            </w:pPr>
+            <w:r>
+              <w:t xml:space="preserve">Coupled qualifier cluster</w:t>
+            </w:r>
+          </w:p>
+        </w:tc>
+        <w:tc>
+          <w:tcPr/>
+          <w:p>
+            <w:pPr>
+              <w:pStyle w:val="Compact"/>
+            </w:pPr>
+            <w:r>
+              <w:t xml:space="preserve">Why the cluster is discriminating</w:t>
+            </w:r>
+          </w:p>
+        </w:tc>
+        <w:tc>
+          <w:tcPr/>
+          <w:p>
+            <w:pPr>
+              <w:pStyle w:val="Compact"/>
+            </w:pPr>
+            <w:r>
+              <w:t xml:space="preserve">Closest mimic → the qualifier that separates them</w:t>
+            </w:r>
+          </w:p>
+        </w:tc>
+      </w:tr>
+      <w:tr>
+        <w:tc>
+          <w:tcPr/>
+          <w:p>
+            <w:pPr>
+              <w:pStyle w:val="Compact"/>
+            </w:pPr>
+            <w:r>
+              <w:t xml:space="preserve">Testicular torsion</w:t>
+            </w:r>
+          </w:p>
+        </w:tc>
+        <w:tc>
+          <w:tcPr/>
+          <w:p>
+            <w:pPr>
+              <w:pStyle w:val="Compact"/>
+            </w:pPr>
+            <w:r>
+              <w:t xml:space="preserve">Hyperacute, unilateral, severe scrotal pain with a high-riding transverse testis and absent cremasteric reflex</w:t>
+            </w:r>
+          </w:p>
+        </w:tc>
+        <w:tc>
+          <w:tcPr/>
+          <w:p>
+            <w:pPr>
+              <w:pStyle w:val="Compact"/>
+            </w:pPr>
+            <w:r>
+              <w:t xml:space="preserve">Cord twisting causes ischemia within hours, so onset is abrupt and the testis changes position</w:t>
+            </w:r>
+          </w:p>
+        </w:tc>
+        <w:tc>
+          <w:tcPr/>
+          <w:p>
+            <w:pPr>
+              <w:pStyle w:val="Compact"/>
+            </w:pPr>
+            <w:r>
+              <w:t xml:space="preserve">Epididymitis → gradual onset, relief on elevation, preserved cremasteric reflex</w:t>
+            </w:r>
+          </w:p>
+        </w:tc>
+      </w:tr>
+      <w:tr>
+        <w:tc>
+          <w:tcPr/>
+          <w:p>
+            <w:pPr>
+              <w:pStyle w:val="Compact"/>
+            </w:pPr>
+            <w:r>
+              <w:t xml:space="preserve">Epididymitis</w:t>
+            </w:r>
+          </w:p>
+        </w:tc>
+        <w:tc>
+          <w:tcPr/>
+          <w:p>
+            <w:pPr>
+              <w:pStyle w:val="Compact"/>
+            </w:pPr>
+            <w:r>
+              <w:t xml:space="preserve">Subacute, unilateral scrotal pain relieved by elevation, with dysuria</w:t>
+            </w:r>
+          </w:p>
+        </w:tc>
+        <w:tc>
+          <w:tcPr/>
+          <w:p>
+            <w:pPr>
+              <w:pStyle w:val="Compact"/>
+            </w:pPr>
+            <w:r>
+              <w:t xml:space="preserve">Ascending infection along the vas, so urinary symptoms accompany and elevation helps</w:t>
+            </w:r>
+          </w:p>
+        </w:tc>
+        <w:tc>
+          <w:tcPr/>
+          <w:p>
+            <w:pPr>
+              <w:pStyle w:val="Compact"/>
+            </w:pPr>
+            <w:r>
+              <w:t xml:space="preserve">Testicular torsion → hyperacute, elevation does not help, cremasteric reflex absent</w:t>
+            </w:r>
+          </w:p>
+        </w:tc>
+      </w:tr>
+      <w:tr>
+        <w:tc>
+          <w:tcPr/>
+          <w:p>
+            <w:pPr>
+              <w:pStyle w:val="Compact"/>
+            </w:pPr>
+            <w:r>
+              <w:t xml:space="preserve">Nephrolithiasis</w:t>
+            </w:r>
+          </w:p>
+        </w:tc>
+        <w:tc>
+          <w:tcPr/>
+          <w:p>
+            <w:pPr>
+              <w:pStyle w:val="Compact"/>
+            </w:pPr>
+            <w:r>
+              <w:t xml:space="preserve">Acute, colicky, unilateral flank pain radiating to the groin, with hematuria</w:t>
+            </w:r>
+          </w:p>
+        </w:tc>
+        <w:tc>
+          <w:tcPr/>
+          <w:p>
+            <w:pPr>
+              <w:pStyle w:val="Compact"/>
+            </w:pPr>
+            <w:r>
+              <w:t xml:space="preserve">Ureteric obstruction with peristalsis working against it, hence waves and radiation along the ureter</w:t>
+            </w:r>
+          </w:p>
+        </w:tc>
+        <w:tc>
+          <w:tcPr/>
+          <w:p>
+            <w:pPr>
+              <w:pStyle w:val="Compact"/>
+            </w:pPr>
+            <w:r>
+              <w:t xml:space="preserve">Pyelonephritis → febrile, constant rather than colicky, costovertebral tenderness</w:t>
+            </w:r>
+          </w:p>
+        </w:tc>
+      </w:tr>
+      <w:tr>
+        <w:tc>
+          <w:tcPr/>
+          <w:p>
+            <w:pPr>
+              <w:pStyle w:val="Compact"/>
+            </w:pPr>
+            <w:r>
+              <w:t xml:space="preserve">Acute pyelonephritis</w:t>
+            </w:r>
+          </w:p>
+        </w:tc>
+        <w:tc>
+          <w:tcPr/>
+          <w:p>
+            <w:pPr>
+              <w:pStyle w:val="Compact"/>
+            </w:pPr>
+            <w:r>
+              <w:t xml:space="preserve">Acute, febrile, unilateral flank pain with pyuria and positive culture</w:t>
+            </w:r>
+          </w:p>
+        </w:tc>
+        <w:tc>
+          <w:tcPr/>
+          <w:p>
+            <w:pPr>
+              <w:pStyle w:val="Compact"/>
+            </w:pPr>
+            <w:r>
+              <w:t xml:space="preserve">Ascending infection reaching the renal parenchyma, so systemic features accompany local ones</w:t>
+            </w:r>
+          </w:p>
+        </w:tc>
+        <w:tc>
+          <w:tcPr/>
+          <w:p>
+            <w:pPr>
+              <w:pStyle w:val="Compact"/>
+            </w:pPr>
+            <w:r>
+              <w:t xml:space="preserve">Cystitis → afebrile, no flank pain, symptoms confined to voiding</w:t>
+            </w:r>
+          </w:p>
+        </w:tc>
+      </w:tr>
+      <w:tr>
+        <w:tc>
+          <w:tcPr/>
+          <w:p>
+            <w:pPr>
+              <w:pStyle w:val="Compact"/>
+            </w:pPr>
+            <w:r>
+              <w:t xml:space="preserve">Acute urinary retention</w:t>
+            </w:r>
+          </w:p>
+        </w:tc>
+        <w:tc>
+          <w:tcPr/>
+          <w:p>
+            <w:pPr>
+              <w:pStyle w:val="Compact"/>
+            </w:pPr>
+            <w:r>
+              <w:t xml:space="preserve">Acute, suprapubic pain with a palpable bladder and inability to void</w:t>
+            </w:r>
+          </w:p>
+        </w:tc>
+        <w:tc>
+          <w:tcPr/>
+          <w:p>
+            <w:pPr>
+              <w:pStyle w:val="Compact"/>
+            </w:pPr>
+            <w:r>
+              <w:t xml:space="preserve">Mechanical or neurogenic outflow failure, relieved immediately by catheter</w:t>
+            </w:r>
+          </w:p>
+        </w:tc>
+        <w:tc>
+          <w:tcPr/>
+          <w:p>
+            <w:pPr>
+              <w:pStyle w:val="Compact"/>
+            </w:pPr>
+            <w:r>
+              <w:t xml:space="preserve">Anuria from renal failure → no bladder distension, catheter yields nothing</w:t>
+            </w:r>
+          </w:p>
+        </w:tc>
+      </w:tr>
+      <w:tr>
+        <w:tc>
+          <w:tcPr/>
+          <w:p>
+            <w:pPr>
+              <w:pStyle w:val="Compact"/>
+            </w:pPr>
+            <w:r>
+              <w:t xml:space="preserve">Benign prostatic hyperplasia</w:t>
+            </w:r>
+          </w:p>
+        </w:tc>
+        <w:tc>
+          <w:tcPr/>
+          <w:p>
+            <w:pPr>
+              <w:pStyle w:val="Compact"/>
+            </w:pPr>
+            <w:r>
+              <w:t xml:space="preserve">Chronic, progressive obstructive voiding symptoms with hesitancy and a weak stream</w:t>
+            </w:r>
+          </w:p>
+        </w:tc>
+        <w:tc>
+          <w:tcPr/>
+          <w:p>
+            <w:pPr>
+              <w:pStyle w:val="Compact"/>
+            </w:pPr>
+            <w:r>
+              <w:t xml:space="preserve">Slowly progressive outflow narrowing, so storage symptoms follow obstruction over years</w:t>
+            </w:r>
+          </w:p>
+        </w:tc>
+        <w:tc>
+          <w:tcPr/>
+          <w:p>
+            <w:pPr>
+              <w:pStyle w:val="Compact"/>
+            </w:pPr>
+            <w:r>
+              <w:t xml:space="preserve">Prostate carcinoma → often asymptomatic until advanced, nodular on examination</w:t>
+            </w:r>
+          </w:p>
+        </w:tc>
+      </w:tr>
+      <w:tr>
+        <w:tc>
+          <w:tcPr/>
+          <w:p>
+            <w:pPr>
+              <w:pStyle w:val="Compact"/>
+            </w:pPr>
+            <w:r>
+              <w:t xml:space="preserve">Fournier gangrene</w:t>
+            </w:r>
+          </w:p>
+        </w:tc>
+        <w:tc>
+          <w:tcPr/>
+          <w:p>
+            <w:pPr>
+              <w:pStyle w:val="Compact"/>
+            </w:pPr>
+            <w:r>
+              <w:t xml:space="preserve">Hyperacute, rapidly progressive perineal pain out of proportion to exam, with crepitus and toxicity</w:t>
+            </w:r>
+          </w:p>
+        </w:tc>
+        <w:tc>
+          <w:tcPr/>
+          <w:p>
+            <w:pPr>
+              <w:pStyle w:val="Compact"/>
+            </w:pPr>
+            <w:r>
+              <w:t xml:space="preserve">Necrotizing fasciitis of the perineum, where fascial spread outruns skin signs</w:t>
+            </w:r>
+          </w:p>
+        </w:tc>
+        <w:tc>
+          <w:tcPr/>
+          <w:p>
+            <w:pPr>
+              <w:pStyle w:val="Compact"/>
+            </w:pPr>
+            <w:r>
+              <w:t xml:space="preserve">Scrotal cellulitis → tenderness proportionate, no crepitus, slower course</w:t>
+            </w:r>
+          </w:p>
+        </w:tc>
+      </w:tr>
+      <w:tr>
+        <w:tc>
+          <w:tcPr/>
+          <w:p>
+            <w:pPr>
+              <w:pStyle w:val="Compact"/>
+            </w:pPr>
+            <w:r>
+              <w:t xml:space="preserve">Renal cell carcinoma</w:t>
+            </w:r>
+          </w:p>
+        </w:tc>
+        <w:tc>
+          <w:tcPr/>
+          <w:p>
+            <w:pPr>
+              <w:pStyle w:val="Compact"/>
+            </w:pPr>
+            <w:r>
+              <w:t xml:space="preserve">Insidious, painless hematuria with a hypervascular heterogeneous renal mass</w:t>
+            </w:r>
+          </w:p>
+        </w:tc>
+        <w:tc>
+          <w:tcPr/>
+          <w:p>
+            <w:pPr>
+              <w:pStyle w:val="Compact"/>
+            </w:pPr>
+            <w:r>
+              <w:t xml:space="preserve">Slow-growing hypervascular tumor, so bleeding is painless and imaging is characteristic</w:t>
+            </w:r>
+          </w:p>
+        </w:tc>
+        <w:tc>
+          <w:tcPr/>
+          <w:p>
+            <w:pPr>
+              <w:pStyle w:val="Compact"/>
+            </w:pPr>
+            <w:r>
+              <w:t xml:space="preserve">Angiomyolipoma → macroscopic fat on imaging, benign</w:t>
+            </w:r>
+          </w:p>
+        </w:tc>
+      </w:tr>
+      <w:tr>
+        <w:tc>
+          <w:tcPr/>
+          <w:p>
+            <w:pPr>
+              <w:pStyle w:val="Compact"/>
+            </w:pPr>
+            <w:r>
+              <w:t xml:space="preserve">Bladder carcinoma</w:t>
+            </w:r>
+          </w:p>
+        </w:tc>
+        <w:tc>
+          <w:tcPr/>
+          <w:p>
+            <w:pPr>
+              <w:pStyle w:val="Compact"/>
+            </w:pPr>
+            <w:r>
+              <w:t xml:space="preserve">Painless, gross, intermittent hematuria in a smoker over 40</w:t>
+            </w:r>
+          </w:p>
+        </w:tc>
+        <w:tc>
+          <w:tcPr/>
+          <w:p>
+            <w:pPr>
+              <w:pStyle w:val="Compact"/>
+            </w:pPr>
+            <w:r>
+              <w:t xml:space="preserve">Urothelial malignancy bleeds without pain and intermittently, which delays presentation</w:t>
+            </w:r>
+          </w:p>
+        </w:tc>
+        <w:tc>
+          <w:tcPr/>
+          <w:p>
+            <w:pPr>
+              <w:pStyle w:val="Compact"/>
+            </w:pPr>
+            <w:r>
+              <w:t xml:space="preserve">Cystitis → painful, febrile or dysuric, positive culture</w:t>
+            </w:r>
+          </w:p>
+        </w:tc>
+      </w:tr>
+      <w:tr>
+        <w:tc>
+          <w:tcPr/>
+          <w:p>
+            <w:pPr>
+              <w:pStyle w:val="Compact"/>
+            </w:pPr>
+            <w:r>
+              <w:t xml:space="preserve">Priapism, ischemic</w:t>
+            </w:r>
+          </w:p>
+        </w:tc>
+        <w:tc>
+          <w:tcPr/>
+          <w:p>
+            <w:pPr>
+              <w:pStyle w:val="Compact"/>
+            </w:pPr>
+            <w:r>
+              <w:t xml:space="preserve">Acute, painful, persistent erection with rigid corpora and low-flow blood gas</w:t>
+            </w:r>
+          </w:p>
+        </w:tc>
+        <w:tc>
+          <w:tcPr/>
+          <w:p>
+            <w:pPr>
+              <w:pStyle w:val="Compact"/>
+            </w:pPr>
+            <w:r>
+              <w:t xml:space="preserve">Veno-occlusive compartment syndrome of the penis, so it is painful and time-critical</w:t>
+            </w:r>
+          </w:p>
+        </w:tc>
+        <w:tc>
+          <w:tcPr/>
+          <w:p>
+            <w:pPr>
+              <w:pStyle w:val="Compact"/>
+            </w:pPr>
+            <w:r>
+              <w:t xml:space="preserve">Non-ischemic priapism → painless, semi-rigid, follows trauma</w:t>
+            </w:r>
+          </w:p>
+        </w:tc>
+      </w:tr>
+      <w:tr>
+        <w:tc>
+          <w:tcPr/>
+          <w:p>
+            <w:pPr>
+              <w:pStyle w:val="Compact"/>
+            </w:pPr>
+            <w:r>
+              <w:t xml:space="preserve">Phimosis with paraphimosis</w:t>
+            </w:r>
+          </w:p>
+        </w:tc>
+        <w:tc>
+          <w:tcPr/>
+          <w:p>
+            <w:pPr>
+              <w:pStyle w:val="Compact"/>
+            </w:pPr>
+            <w:r>
+              <w:t xml:space="preserve">Acute, painful glans swelling with a retracted foreskin acting as a constricting band</w:t>
+            </w:r>
+          </w:p>
+        </w:tc>
+        <w:tc>
+          <w:tcPr/>
+          <w:p>
+            <w:pPr>
+              <w:pStyle w:val="Compact"/>
+            </w:pPr>
+            <w:r>
+              <w:t xml:space="preserve">A retracted tight ring obstructs venous return distal to it</w:t>
+            </w:r>
+          </w:p>
+        </w:tc>
+        <w:tc>
+          <w:tcPr/>
+          <w:p>
+            <w:pPr>
+              <w:pStyle w:val="Compact"/>
+            </w:pPr>
+            <w:r>
+              <w:t xml:space="preserve">Balanitis → no constricting band, foreskin reducible</w:t>
+            </w:r>
+          </w:p>
+        </w:tc>
+      </w:tr>
+      <w:tr>
+        <w:tc>
+          <w:tcPr/>
+          <w:p>
+            <w:pPr>
+              <w:pStyle w:val="Compact"/>
+            </w:pPr>
+            <w:r>
+              <w:t xml:space="preserve">Renal infarction</w:t>
+            </w:r>
+          </w:p>
+        </w:tc>
+        <w:tc>
+          <w:tcPr/>
+          <w:p>
+            <w:pPr>
+              <w:pStyle w:val="Compact"/>
+            </w:pPr>
+            <w:r>
+              <w:t xml:space="preserve">Hyperacute, unilateral flank pain with very high LDH and a wedge-shaped perfusion defect</w:t>
+            </w:r>
+          </w:p>
+        </w:tc>
+        <w:tc>
+          <w:tcPr/>
+          <w:p>
+            <w:pPr>
+              <w:pStyle w:val="Compact"/>
+            </w:pPr>
+            <w:r>
+              <w:t xml:space="preserve">Arterial occlusion of a renal segment, so pain is abrupt and enzymes rise without infection</w:t>
+            </w:r>
+          </w:p>
+        </w:tc>
+        <w:tc>
+          <w:tcPr/>
+          <w:p>
+            <w:pPr>
+              <w:pStyle w:val="Compact"/>
+            </w:pPr>
+            <w:r>
+              <w:t xml:space="preserve">Nephrolithiasis → colicky rather than constant, stone on imaging</w:t>
+            </w:r>
+          </w:p>
+        </w:tc>
+      </w:tr>
+    </w:tbl>
+    <w:bookmarkEnd w:id="33"/>
+    <w:bookmarkStart w:id="34" w:name="obstetrics-and-gynecology"/>
+    <w:p>
+      <w:pPr>
+        <w:pStyle w:val="Heading2"/>
+      </w:pPr>
+      <w:r>
+        <w:t xml:space="preserve">Obstetrics and gynecology</w:t>
+      </w:r>
+    </w:p>
+    <w:tbl>
+      <w:tblPr>
+        <w:tblStyle w:val="Table"/>
+        <w:tblW w:type="pct" w:w="5000"/>
+        <w:tblLayout w:type="fixed"/>
+        <w:tblLook w:firstRow="1" w:lastRow="0" w:firstColumn="0" w:lastColumn="0" w:noHBand="0" w:noVBand="0" w:val="0020"/>
+      </w:tblPr>
+      <w:tblGrid>
+        <w:gridCol w:w="898"/>
+        <w:gridCol w:w="1959"/>
+        <w:gridCol w:w="2122"/>
+        <w:gridCol w:w="2939"/>
+      </w:tblGrid>
+      <w:tr>
+        <w:trPr>
+          <w:tblHeader w:val="on"/>
+        </w:trPr>
+        <w:tc>
+          <w:tcPr/>
+          <w:p>
+            <w:pPr>
+              <w:pStyle w:val="Compact"/>
+            </w:pPr>
+            <w:r>
+              <w:t xml:space="preserve">Diagnosis</w:t>
+            </w:r>
+          </w:p>
+        </w:tc>
+        <w:tc>
+          <w:tcPr/>
+          <w:p>
+            <w:pPr>
+              <w:pStyle w:val="Compact"/>
+            </w:pPr>
+            <w:r>
+              <w:t xml:space="preserve">Coupled qualifier cluster</w:t>
+            </w:r>
+          </w:p>
+        </w:tc>
+        <w:tc>
+          <w:tcPr/>
+          <w:p>
+            <w:pPr>
+              <w:pStyle w:val="Compact"/>
+            </w:pPr>
+            <w:r>
+              <w:t xml:space="preserve">Why the cluster is discriminating</w:t>
+            </w:r>
+          </w:p>
+        </w:tc>
+        <w:tc>
+          <w:tcPr/>
+          <w:p>
+            <w:pPr>
+              <w:pStyle w:val="Compact"/>
+            </w:pPr>
+            <w:r>
+              <w:t xml:space="preserve">Closest mimic → the qualifier that separates them</w:t>
+            </w:r>
+          </w:p>
+        </w:tc>
+      </w:tr>
+      <w:tr>
+        <w:tc>
+          <w:tcPr/>
+          <w:p>
+            <w:pPr>
+              <w:pStyle w:val="Compact"/>
+            </w:pPr>
+            <w:r>
+              <w:t xml:space="preserve">Ectopic pregnancy</w:t>
+            </w:r>
+          </w:p>
+        </w:tc>
+        <w:tc>
+          <w:tcPr/>
+          <w:p>
+            <w:pPr>
+              <w:pStyle w:val="Compact"/>
+            </w:pPr>
+            <w:r>
+              <w:t xml:space="preserve">Acute, unilateral pelvic pain with amenorrhea, positive pregnancy test, and no intrauterine gestation</w:t>
+            </w:r>
+          </w:p>
+        </w:tc>
+        <w:tc>
+          <w:tcPr/>
+          <w:p>
+            <w:pPr>
+              <w:pStyle w:val="Compact"/>
+            </w:pPr>
+            <w:r>
+              <w:t xml:space="preserve">Implantation outside the uterus, so the pregnancy test is positive while the uterus is empty</w:t>
+            </w:r>
+          </w:p>
+        </w:tc>
+        <w:tc>
+          <w:tcPr/>
+          <w:p>
+            <w:pPr>
+              <w:pStyle w:val="Compact"/>
+            </w:pPr>
+            <w:r>
+              <w:t xml:space="preserve">Threatened miscarriage → intrauterine sac present, bleeding without lateralized pain</w:t>
+            </w:r>
+          </w:p>
+        </w:tc>
+      </w:tr>
+      <w:tr>
+        <w:tc>
+          <w:tcPr/>
+          <w:p>
+            <w:pPr>
+              <w:pStyle w:val="Compact"/>
+            </w:pPr>
+            <w:r>
+              <w:t xml:space="preserve">Ovarian torsion</w:t>
+            </w:r>
+          </w:p>
+        </w:tc>
+        <w:tc>
+          <w:tcPr/>
+          <w:p>
+            <w:pPr>
+              <w:pStyle w:val="Compact"/>
+            </w:pPr>
+            <w:r>
+              <w:t xml:space="preserve">Hyperacute, unilateral, severe pelvic pain with an adnexal mass and absent Doppler flow</w:t>
+            </w:r>
+          </w:p>
+        </w:tc>
+        <w:tc>
+          <w:tcPr/>
+          <w:p>
+            <w:pPr>
+              <w:pStyle w:val="Compact"/>
+            </w:pPr>
+            <w:r>
+              <w:t xml:space="preserve">Vascular pedicle twisting, so pain is abrupt and out of proportion with a palpable mass</w:t>
+            </w:r>
+          </w:p>
+        </w:tc>
+        <w:tc>
+          <w:tcPr/>
+          <w:p>
+            <w:pPr>
+              <w:pStyle w:val="Compact"/>
+            </w:pPr>
+            <w:r>
+              <w:t xml:space="preserve">Ruptured ovarian cyst → sudden pain that eases, free fluid, preserved flow</w:t>
+            </w:r>
+          </w:p>
+        </w:tc>
+      </w:tr>
+      <w:tr>
+        <w:tc>
+          <w:tcPr/>
+          <w:p>
+            <w:pPr>
+              <w:pStyle w:val="Compact"/>
+            </w:pPr>
+            <w:r>
+              <w:t xml:space="preserve">Preeclampsia with severe features</w:t>
+            </w:r>
+          </w:p>
+        </w:tc>
+        <w:tc>
+          <w:tcPr/>
+          <w:p>
+            <w:pPr>
+              <w:pStyle w:val="Compact"/>
+            </w:pPr>
+            <w:r>
+              <w:t xml:space="preserve">Subacute, hypertensive after 20 weeks with proteinuria, headache, and visual disturbance</w:t>
+            </w:r>
+          </w:p>
+        </w:tc>
+        <w:tc>
+          <w:tcPr/>
+          <w:p>
+            <w:pPr>
+              <w:pStyle w:val="Compact"/>
+            </w:pPr>
+            <w:r>
+              <w:t xml:space="preserve">Placental-driven endothelial dysfunction, which is why hypertension and proteinuria arrive together with neurologic symptoms</w:t>
+            </w:r>
+          </w:p>
+        </w:tc>
+        <w:tc>
+          <w:tcPr/>
+          <w:p>
+            <w:pPr>
+              <w:pStyle w:val="Compact"/>
+            </w:pPr>
+            <w:r>
+              <w:t xml:space="preserve">Chronic hypertension → predates 20 weeks, no proteinuria or end-organ features</w:t>
+            </w:r>
+          </w:p>
+        </w:tc>
+      </w:tr>
+      <w:tr>
+        <w:tc>
+          <w:tcPr/>
+          <w:p>
+            <w:pPr>
+              <w:pStyle w:val="Compact"/>
+            </w:pPr>
+            <w:r>
+              <w:t xml:space="preserve">HELLP syndrome</w:t>
+            </w:r>
+          </w:p>
+        </w:tc>
+        <w:tc>
+          <w:tcPr/>
+          <w:p>
+            <w:pPr>
+              <w:pStyle w:val="Compact"/>
+            </w:pPr>
+            <w:r>
+              <w:t xml:space="preserve">Acute on a preeclamptic background, with hemolysis, elevated transaminases, and low platelets</w:t>
+            </w:r>
+          </w:p>
+        </w:tc>
+        <w:tc>
+          <w:tcPr/>
+          <w:p>
+            <w:pPr>
+              <w:pStyle w:val="Compact"/>
+            </w:pPr>
+            <w:r>
+              <w:t xml:space="preserve">Microangiopathy in the liver and marrow, so right upper quadrant pain accompanies the laboratory triad</w:t>
+            </w:r>
+          </w:p>
+        </w:tc>
+        <w:tc>
+          <w:tcPr/>
+          <w:p>
+            <w:pPr>
+              <w:pStyle w:val="Compact"/>
+            </w:pPr>
+            <w:r>
+              <w:t xml:space="preserve">Acute fatty liver of pregnancy → hypoglycemia and coagulopathy dominate, platelets less affected</w:t>
+            </w:r>
+          </w:p>
+        </w:tc>
+      </w:tr>
+      <w:tr>
+        <w:tc>
+          <w:tcPr/>
+          <w:p>
+            <w:pPr>
+              <w:pStyle w:val="Compact"/>
+            </w:pPr>
+            <w:r>
+              <w:t xml:space="preserve">Placental abruption</w:t>
+            </w:r>
+          </w:p>
+        </w:tc>
+        <w:tc>
+          <w:tcPr/>
+          <w:p>
+            <w:pPr>
+              <w:pStyle w:val="Compact"/>
+            </w:pPr>
+            <w:r>
+              <w:t xml:space="preserve">Acute, painful vaginal bleeding with a tense uterus and fetal distress</w:t>
+            </w:r>
+          </w:p>
+        </w:tc>
+        <w:tc>
+          <w:tcPr/>
+          <w:p>
+            <w:pPr>
+              <w:pStyle w:val="Compact"/>
+            </w:pPr>
+            <w:r>
+              <w:t xml:space="preserve">Retroplacental hemorrhage separating the placenta, so the uterus is rigid and tender</w:t>
+            </w:r>
+          </w:p>
+        </w:tc>
+        <w:tc>
+          <w:tcPr/>
+          <w:p>
+            <w:pPr>
+              <w:pStyle w:val="Compact"/>
+            </w:pPr>
+            <w:r>
+              <w:t xml:space="preserve">Placenta previa → painless bleeding with a soft uterus</w:t>
+            </w:r>
+          </w:p>
+        </w:tc>
+      </w:tr>
+      <w:tr>
+        <w:tc>
+          <w:tcPr/>
+          <w:p>
+            <w:pPr>
+              <w:pStyle w:val="Compact"/>
+            </w:pPr>
+            <w:r>
+              <w:t xml:space="preserve">Postpartum hemorrhage</w:t>
+            </w:r>
+          </w:p>
+        </w:tc>
+        <w:tc>
+          <w:tcPr/>
+          <w:p>
+            <w:pPr>
+              <w:pStyle w:val="Compact"/>
+            </w:pPr>
+            <w:r>
+              <w:t xml:space="preserve">Acute, heavy bleeding after delivery with a boggy uterus</w:t>
+            </w:r>
+          </w:p>
+        </w:tc>
+        <w:tc>
+          <w:tcPr/>
+          <w:p>
+            <w:pPr>
+              <w:pStyle w:val="Compact"/>
+            </w:pPr>
+            <w:r>
+              <w:t xml:space="preserve">Uterine atony is the commonest cause, so the uterus fails to contract down</w:t>
+            </w:r>
+          </w:p>
+        </w:tc>
+        <w:tc>
+          <w:tcPr/>
+          <w:p>
+            <w:pPr>
+              <w:pStyle w:val="Compact"/>
+            </w:pPr>
+            <w:r>
+              <w:t xml:space="preserve">Retained products → bleeding with a contracted uterus and retained tissue on imaging</w:t>
+            </w:r>
+          </w:p>
+        </w:tc>
+      </w:tr>
+      <w:tr>
+        <w:tc>
+          <w:tcPr/>
+          <w:p>
+            <w:pPr>
+              <w:pStyle w:val="Compact"/>
+            </w:pPr>
+            <w:r>
+              <w:t xml:space="preserve">Pelvic inflammatory disease</w:t>
+            </w:r>
+          </w:p>
+        </w:tc>
+        <w:tc>
+          <w:tcPr/>
+          <w:p>
+            <w:pPr>
+              <w:pStyle w:val="Compact"/>
+            </w:pPr>
+            <w:r>
+              <w:t xml:space="preserve">Subacute, bilateral lower abdominal pain with cervical motion tenderness and discharge</w:t>
+            </w:r>
+          </w:p>
+        </w:tc>
+        <w:tc>
+          <w:tcPr/>
+          <w:p>
+            <w:pPr>
+              <w:pStyle w:val="Compact"/>
+            </w:pPr>
+            <w:r>
+              <w:t xml:space="preserve">Ascending infection of the upper genital tract, so tenderness is bilateral and cervical</w:t>
+            </w:r>
+          </w:p>
+        </w:tc>
+        <w:tc>
+          <w:tcPr/>
+          <w:p>
+            <w:pPr>
+              <w:pStyle w:val="Compact"/>
+            </w:pPr>
+            <w:r>
+              <w:t xml:space="preserve">Appendicitis → migratory, localized to the right lower quadrant, no cervical motion tenderness</w:t>
+            </w:r>
+          </w:p>
+        </w:tc>
+      </w:tr>
+      <w:tr>
+        <w:tc>
+          <w:tcPr/>
+          <w:p>
+            <w:pPr>
+              <w:pStyle w:val="Compact"/>
+            </w:pPr>
+            <w:r>
+              <w:t xml:space="preserve">Endometriosis</w:t>
+            </w:r>
+          </w:p>
+        </w:tc>
+        <w:tc>
+          <w:tcPr/>
+          <w:p>
+            <w:pPr>
+              <w:pStyle w:val="Compact"/>
+            </w:pPr>
+            <w:r>
+              <w:t xml:space="preserve">Chronic, cyclical, dysmenorrhea with dyspareunia and subfertility</w:t>
+            </w:r>
+          </w:p>
+        </w:tc>
+        <w:tc>
+          <w:tcPr/>
+          <w:p>
+            <w:pPr>
+              <w:pStyle w:val="Compact"/>
+            </w:pPr>
+            <w:r>
+              <w:t xml:space="preserve">Ectopic endometrium responding to cyclic hormones, hence pain tied to the menstrual cycle</w:t>
+            </w:r>
+          </w:p>
+        </w:tc>
+        <w:tc>
+          <w:tcPr/>
+          <w:p>
+            <w:pPr>
+              <w:pStyle w:val="Compact"/>
+            </w:pPr>
+            <w:r>
+              <w:t xml:space="preserve">Adenomyosis → diffusely enlarged tender uterus, heavy bleeding rather than cyclical focal pain</w:t>
+            </w:r>
+          </w:p>
+        </w:tc>
+      </w:tr>
+      <w:tr>
+        <w:tc>
+          <w:tcPr/>
+          <w:p>
+            <w:pPr>
+              <w:pStyle w:val="Compact"/>
+            </w:pPr>
+            <w:r>
+              <w:t xml:space="preserve">Ovarian carcinoma</w:t>
+            </w:r>
+          </w:p>
+        </w:tc>
+        <w:tc>
+          <w:tcPr/>
+          <w:p>
+            <w:pPr>
+              <w:pStyle w:val="Compact"/>
+            </w:pPr>
+            <w:r>
+              <w:t xml:space="preserve">Insidious, progressive bloating with early satiety, ascites, and a complex adnexal mass</w:t>
+            </w:r>
+          </w:p>
+        </w:tc>
+        <w:tc>
+          <w:tcPr/>
+          <w:p>
+            <w:pPr>
+              <w:pStyle w:val="Compact"/>
+            </w:pPr>
+            <w:r>
+              <w:t xml:space="preserve">Peritoneal spread before local symptoms, which is why presentation is late and vague</w:t>
+            </w:r>
+          </w:p>
+        </w:tc>
+        <w:tc>
+          <w:tcPr/>
+          <w:p>
+            <w:pPr>
+              <w:pStyle w:val="Compact"/>
+            </w:pPr>
+            <w:r>
+              <w:t xml:space="preserve">Benign ovarian cyst → simple on imaging, no ascites, no constitutional features</w:t>
+            </w:r>
+          </w:p>
+        </w:tc>
+      </w:tr>
+      <w:tr>
+        <w:tc>
+          <w:tcPr/>
+          <w:p>
+            <w:pPr>
+              <w:pStyle w:val="Compact"/>
+            </w:pPr>
+            <w:r>
+              <w:t xml:space="preserve">Hyperemesis gravidarum</w:t>
+            </w:r>
+          </w:p>
+        </w:tc>
+        <w:tc>
+          <w:tcPr/>
+          <w:p>
+            <w:pPr>
+              <w:pStyle w:val="Compact"/>
+            </w:pPr>
+            <w:r>
+              <w:t xml:space="preserve">Subacute, persistent vomiting in early pregnancy with ketosis and weight loss over 5%</w:t>
+            </w:r>
+          </w:p>
+        </w:tc>
+        <w:tc>
+          <w:tcPr/>
+          <w:p>
+            <w:pPr>
+              <w:pStyle w:val="Compact"/>
+            </w:pPr>
+            <w:r>
+              <w:t xml:space="preserve">Severity beyond ordinary morning sickness, defined by metabolic consequences</w:t>
+            </w:r>
+          </w:p>
+        </w:tc>
+        <w:tc>
+          <w:tcPr/>
+          <w:p>
+            <w:pPr>
+              <w:pStyle w:val="Compact"/>
+            </w:pPr>
+            <w:r>
+              <w:t xml:space="preserve">Ordinary nausea of pregnancy → no ketosis, no weight loss, no electrolyte disturbance</w:t>
+            </w:r>
+          </w:p>
+        </w:tc>
+      </w:tr>
+      <w:tr>
+        <w:tc>
+          <w:tcPr/>
+          <w:p>
+            <w:pPr>
+              <w:pStyle w:val="Compact"/>
+            </w:pPr>
+            <w:r>
+              <w:t xml:space="preserve">Amniotic fluid embolism</w:t>
+            </w:r>
+          </w:p>
+        </w:tc>
+        <w:tc>
+          <w:tcPr/>
+          <w:p>
+            <w:pPr>
+              <w:pStyle w:val="Compact"/>
+            </w:pPr>
+            <w:r>
+              <w:t xml:space="preserve">Hyperacute cardiovascular collapse during or just after labour, with consumptive coagulopathy</w:t>
+            </w:r>
+          </w:p>
+        </w:tc>
+        <w:tc>
+          <w:tcPr/>
+          <w:p>
+            <w:pPr>
+              <w:pStyle w:val="Compact"/>
+            </w:pPr>
+            <w:r>
+              <w:t xml:space="preserve">Catastrophic anaphylactoid response, so collapse and coagulopathy are simultaneous</w:t>
+            </w:r>
+          </w:p>
+        </w:tc>
+        <w:tc>
+          <w:tcPr/>
+          <w:p>
+            <w:pPr>
+              <w:pStyle w:val="Compact"/>
+            </w:pPr>
+            <w:r>
+              <w:t xml:space="preserve">Pulmonary embolism → collapse without early disseminated intravascular coagulation</w:t>
+            </w:r>
+          </w:p>
+        </w:tc>
+      </w:tr>
+      <w:tr>
+        <w:tc>
+          <w:tcPr/>
+          <w:p>
+            <w:pPr>
+              <w:pStyle w:val="Compact"/>
+            </w:pPr>
+            <w:r>
+              <w:t xml:space="preserve">Chorioamnionitis</w:t>
+            </w:r>
+          </w:p>
+        </w:tc>
+        <w:tc>
+          <w:tcPr/>
+          <w:p>
+            <w:pPr>
+              <w:pStyle w:val="Compact"/>
+            </w:pPr>
+            <w:r>
+              <w:t xml:space="preserve">Acute, febrile with uterine tenderness, maternal and fetal tachycardia, after rupture of membranes</w:t>
+            </w:r>
+          </w:p>
+        </w:tc>
+        <w:tc>
+          <w:tcPr/>
+          <w:p>
+            <w:pPr>
+              <w:pStyle w:val="Compact"/>
+            </w:pPr>
+            <w:r>
+              <w:t xml:space="preserve">Intra-amniotic infection ascending after membrane rupture, so fever and fetal tachycardia coincide</w:t>
+            </w:r>
+          </w:p>
+        </w:tc>
+        <w:tc>
+          <w:tcPr/>
+          <w:p>
+            <w:pPr>
+              <w:pStyle w:val="Compact"/>
+            </w:pPr>
+            <w:r>
+              <w:t xml:space="preserve">Urinary tract infection in pregnancy → no uterine tenderness, no fetal tachycardia</w:t>
+            </w:r>
+          </w:p>
+        </w:tc>
+      </w:tr>
+    </w:tbl>
+    <w:bookmarkEnd w:id="34"/>
+    <w:bookmarkStart w:id="35" w:name="psychiatry-and-behavioral"/>
+    <w:p>
+      <w:pPr>
+        <w:pStyle w:val="Heading2"/>
+      </w:pPr>
+      <w:r>
+        <w:t xml:space="preserve">Psychiatry and behavioral</w:t>
+      </w:r>
+    </w:p>
+    <w:tbl>
+      <w:tblPr>
+        <w:tblStyle w:val="Table"/>
+        <w:tblW w:type="pct" w:w="5000"/>
+        <w:tblLayout w:type="fixed"/>
+        <w:tblLook w:firstRow="1" w:lastRow="0" w:firstColumn="0" w:lastColumn="0" w:noHBand="0" w:noVBand="0" w:val="0020"/>
+      </w:tblPr>
+      <w:tblGrid>
+        <w:gridCol w:w="898"/>
+        <w:gridCol w:w="1959"/>
+        <w:gridCol w:w="2122"/>
+        <w:gridCol w:w="2939"/>
+      </w:tblGrid>
+      <w:tr>
+        <w:trPr>
+          <w:tblHeader w:val="on"/>
+        </w:trPr>
+        <w:tc>
+          <w:tcPr/>
+          <w:p>
+            <w:pPr>
+              <w:pStyle w:val="Compact"/>
+            </w:pPr>
+            <w:r>
+              <w:t xml:space="preserve">Diagnosis</w:t>
+            </w:r>
+          </w:p>
+        </w:tc>
+        <w:tc>
+          <w:tcPr/>
+          <w:p>
+            <w:pPr>
+              <w:pStyle w:val="Compact"/>
+            </w:pPr>
+            <w:r>
+              <w:t xml:space="preserve">Coupled qualifier cluster</w:t>
+            </w:r>
+          </w:p>
+        </w:tc>
+        <w:tc>
+          <w:tcPr/>
+          <w:p>
+            <w:pPr>
+              <w:pStyle w:val="Compact"/>
+            </w:pPr>
+            <w:r>
+              <w:t xml:space="preserve">Why the cluster is discriminating</w:t>
+            </w:r>
+          </w:p>
+        </w:tc>
+        <w:tc>
+          <w:tcPr/>
+          <w:p>
+            <w:pPr>
+              <w:pStyle w:val="Compact"/>
+            </w:pPr>
+            <w:r>
+              <w:t xml:space="preserve">Closest mimic → the qualifier that separates them</w:t>
+            </w:r>
+          </w:p>
+        </w:tc>
+      </w:tr>
+      <w:tr>
+        <w:tc>
+          <w:tcPr/>
+          <w:p>
+            <w:pPr>
+              <w:pStyle w:val="Compact"/>
+            </w:pPr>
+            <w:r>
+              <w:t xml:space="preserve">Major depressive episode</w:t>
+            </w:r>
+          </w:p>
+        </w:tc>
+        <w:tc>
+          <w:tcPr/>
+          <w:p>
+            <w:pPr>
+              <w:pStyle w:val="Compact"/>
+            </w:pPr>
+            <w:r>
+              <w:t xml:space="preserve">Subacute, persistent low mood with anhedonia, and neurovegetative change over at least two weeks</w:t>
+            </w:r>
+          </w:p>
+        </w:tc>
+        <w:tc>
+          <w:tcPr/>
+          <w:p>
+            <w:pPr>
+              <w:pStyle w:val="Compact"/>
+            </w:pPr>
+            <w:r>
+              <w:t xml:space="preserve">Duration plus anhedonia plus somatic features distinguish it from ordinary sadness</w:t>
+            </w:r>
+          </w:p>
+        </w:tc>
+        <w:tc>
+          <w:tcPr/>
+          <w:p>
+            <w:pPr>
+              <w:pStyle w:val="Compact"/>
+            </w:pPr>
+            <w:r>
+              <w:t xml:space="preserve">Adjustment disorder → tied to an identifiable stressor, resolves as it does</w:t>
+            </w:r>
+          </w:p>
+        </w:tc>
+      </w:tr>
+      <w:tr>
+        <w:tc>
+          <w:tcPr/>
+          <w:p>
+            <w:pPr>
+              <w:pStyle w:val="Compact"/>
+            </w:pPr>
+            <w:r>
+              <w:t xml:space="preserve">Bipolar mania</w:t>
+            </w:r>
+          </w:p>
+        </w:tc>
+        <w:tc>
+          <w:tcPr/>
+          <w:p>
+            <w:pPr>
+              <w:pStyle w:val="Compact"/>
+            </w:pPr>
+            <w:r>
+              <w:t xml:space="preserve">Acute, episodic elevated or irritable mood with reduced sleep need and goal-directed overactivity</w:t>
+            </w:r>
+          </w:p>
+        </w:tc>
+        <w:tc>
+          <w:tcPr/>
+          <w:p>
+            <w:pPr>
+              <w:pStyle w:val="Compact"/>
+            </w:pPr>
+            <w:r>
+              <w:t xml:space="preserve">Reduced need for sleep, rather than insomnia with fatigue, is the discriminating feature</w:t>
+            </w:r>
+          </w:p>
+        </w:tc>
+        <w:tc>
+          <w:tcPr/>
+          <w:p>
+            <w:pPr>
+              <w:pStyle w:val="Compact"/>
+            </w:pPr>
+            <w:r>
+              <w:t xml:space="preserve">Stimulant intoxication → toxicology positive, resolves with abstinence</w:t>
+            </w:r>
+          </w:p>
+        </w:tc>
+      </w:tr>
+      <w:tr>
+        <w:tc>
+          <w:tcPr/>
+          <w:p>
+            <w:pPr>
+              <w:pStyle w:val="Compact"/>
+            </w:pPr>
+            <w:r>
+              <w:t xml:space="preserve">Serotonin syndrome</w:t>
+            </w:r>
+          </w:p>
+        </w:tc>
+        <w:tc>
+          <w:tcPr/>
+          <w:p>
+            <w:pPr>
+              <w:pStyle w:val="Compact"/>
+            </w:pPr>
+            <w:r>
+              <w:t xml:space="preserve">Hyperacute, with clonus, hyperreflexia, agitation, and autonomic instability after a serotonergic drug</w:t>
+            </w:r>
+          </w:p>
+        </w:tc>
+        <w:tc>
+          <w:tcPr/>
+          <w:p>
+            <w:pPr>
+              <w:pStyle w:val="Compact"/>
+            </w:pPr>
+            <w:r>
+              <w:t xml:space="preserve">Neuromuscular excitability appears within hours of a drug change, and is greater in the legs</w:t>
+            </w:r>
+          </w:p>
+        </w:tc>
+        <w:tc>
+          <w:tcPr/>
+          <w:p>
+            <w:pPr>
+              <w:pStyle w:val="Compact"/>
+            </w:pPr>
+            <w:r>
+              <w:t xml:space="preserve">Neuroleptic malignant syndrome → lead-pipe rigidity, hyporeflexia, slower onset</w:t>
+            </w:r>
+          </w:p>
+        </w:tc>
+      </w:tr>
+      <w:tr>
+        <w:tc>
+          <w:tcPr/>
+          <w:p>
+            <w:pPr>
+              <w:pStyle w:val="Compact"/>
+            </w:pPr>
+            <w:r>
+              <w:t xml:space="preserve">Neuroleptic malignant syndrome</w:t>
+            </w:r>
+          </w:p>
+        </w:tc>
+        <w:tc>
+          <w:tcPr/>
+          <w:p>
+            <w:pPr>
+              <w:pStyle w:val="Compact"/>
+            </w:pPr>
+            <w:r>
+              <w:t xml:space="preserve">Subacute, with lead-pipe rigidity, hyperthermia, altered mental state, and a very high creatine kinase</w:t>
+            </w:r>
+          </w:p>
+        </w:tc>
+        <w:tc>
+          <w:tcPr/>
+          <w:p>
+            <w:pPr>
+              <w:pStyle w:val="Compact"/>
+            </w:pPr>
+            <w:r>
+              <w:t xml:space="preserve">Dopamine blockade producing rigidity rather than hyperreflexia, over days</w:t>
+            </w:r>
+          </w:p>
+        </w:tc>
+        <w:tc>
+          <w:tcPr/>
+          <w:p>
+            <w:pPr>
+              <w:pStyle w:val="Compact"/>
+            </w:pPr>
+            <w:r>
+              <w:t xml:space="preserve">Serotonin syndrome → clonus and hyperreflexia, onset in hours</w:t>
+            </w:r>
+          </w:p>
+        </w:tc>
+      </w:tr>
+      <w:tr>
+        <w:tc>
+          <w:tcPr/>
+          <w:p>
+            <w:pPr>
+              <w:pStyle w:val="Compact"/>
+            </w:pPr>
+            <w:r>
+              <w:t xml:space="preserve">Alcohol withdrawal</w:t>
+            </w:r>
+          </w:p>
+        </w:tc>
+        <w:tc>
+          <w:tcPr/>
+          <w:p>
+            <w:pPr>
+              <w:pStyle w:val="Compact"/>
+            </w:pPr>
+            <w:r>
+              <w:t xml:space="preserve">Acute, 6 to 72 hours after the last drink, with tremor, autonomic hyperactivity, and seizures</w:t>
+            </w:r>
+          </w:p>
+        </w:tc>
+        <w:tc>
+          <w:tcPr/>
+          <w:p>
+            <w:pPr>
+              <w:pStyle w:val="Compact"/>
+            </w:pPr>
+            <w:r>
+              <w:t xml:space="preserve">The timing relative to the last drink is the defining feature</w:t>
+            </w:r>
+          </w:p>
+        </w:tc>
+        <w:tc>
+          <w:tcPr/>
+          <w:p>
+            <w:pPr>
+              <w:pStyle w:val="Compact"/>
+            </w:pPr>
+            <w:r>
+              <w:t xml:space="preserve">Delirium from another cause → no temporal link to cessation, no early tremor</w:t>
+            </w:r>
+          </w:p>
+        </w:tc>
+      </w:tr>
+      <w:tr>
+        <w:tc>
+          <w:tcPr/>
+          <w:p>
+            <w:pPr>
+              <w:pStyle w:val="Compact"/>
+            </w:pPr>
+            <w:r>
+              <w:t xml:space="preserve">Wernicke encephalopathy</w:t>
+            </w:r>
+          </w:p>
+        </w:tc>
+        <w:tc>
+          <w:tcPr/>
+          <w:p>
+            <w:pPr>
+              <w:pStyle w:val="Compact"/>
+            </w:pPr>
+            <w:r>
+              <w:t xml:space="preserve">Acute, with confusion, ophthalmoplegia, and ataxia in a thiamine-depleted patient</w:t>
+            </w:r>
+          </w:p>
+        </w:tc>
+        <w:tc>
+          <w:tcPr/>
+          <w:p>
+            <w:pPr>
+              <w:pStyle w:val="Compact"/>
+            </w:pPr>
+            <w:r>
+              <w:t xml:space="preserve">Thiamine deficiency injuring periaqueductal structures, producing a specific triad</w:t>
+            </w:r>
+          </w:p>
+        </w:tc>
+        <w:tc>
+          <w:tcPr/>
+          <w:p>
+            <w:pPr>
+              <w:pStyle w:val="Compact"/>
+            </w:pPr>
+            <w:r>
+              <w:t xml:space="preserve">Alcohol intoxication → resolves with time, no ophthalmoplegia</w:t>
+            </w:r>
+          </w:p>
+        </w:tc>
+      </w:tr>
+      <w:tr>
+        <w:tc>
+          <w:tcPr/>
+          <w:p>
+            <w:pPr>
+              <w:pStyle w:val="Compact"/>
+            </w:pPr>
+            <w:r>
+              <w:t xml:space="preserve">Catatonia</w:t>
+            </w:r>
+          </w:p>
+        </w:tc>
+        <w:tc>
+          <w:tcPr/>
+          <w:p>
+            <w:pPr>
+              <w:pStyle w:val="Compact"/>
+            </w:pPr>
+            <w:r>
+              <w:t xml:space="preserve">Subacute, with immobility, mutism, waxy flexibility, and negativism</w:t>
+            </w:r>
+          </w:p>
+        </w:tc>
+        <w:tc>
+          <w:tcPr/>
+          <w:p>
+            <w:pPr>
+              <w:pStyle w:val="Compact"/>
+            </w:pPr>
+            <w:r>
+              <w:t xml:space="preserve">A motor syndrome of psychiatric or medical origin, responsive to benzodiazepines</w:t>
+            </w:r>
+          </w:p>
+        </w:tc>
+        <w:tc>
+          <w:tcPr/>
+          <w:p>
+            <w:pPr>
+              <w:pStyle w:val="Compact"/>
+            </w:pPr>
+            <w:r>
+              <w:t xml:space="preserve">Depressive stupor → no waxy flexibility or echophenomena</w:t>
+            </w:r>
+          </w:p>
+        </w:tc>
+      </w:tr>
+      <w:tr>
+        <w:tc>
+          <w:tcPr/>
+          <w:p>
+            <w:pPr>
+              <w:pStyle w:val="Compact"/>
+            </w:pPr>
+            <w:r>
+              <w:t xml:space="preserve">Anorexia nervosa</w:t>
+            </w:r>
+          </w:p>
+        </w:tc>
+        <w:tc>
+          <w:tcPr/>
+          <w:p>
+            <w:pPr>
+              <w:pStyle w:val="Compact"/>
+            </w:pPr>
+            <w:r>
+              <w:t xml:space="preserve">Chronic, progressive restriction with low body weight and intense fear of weight gain</w:t>
+            </w:r>
+          </w:p>
+        </w:tc>
+        <w:tc>
+          <w:tcPr/>
+          <w:p>
+            <w:pPr>
+              <w:pStyle w:val="Compact"/>
+            </w:pPr>
+            <w:r>
+              <w:t xml:space="preserve">Restriction driven by body image rather than appetite loss, in the presence of medical sequelae</w:t>
+            </w:r>
+          </w:p>
+        </w:tc>
+        <w:tc>
+          <w:tcPr/>
+          <w:p>
+            <w:pPr>
+              <w:pStyle w:val="Compact"/>
+            </w:pPr>
+            <w:r>
+              <w:t xml:space="preserve">Malignancy-related cachexia → no fear of weight gain, appetite preserved or lost involuntarily</w:t>
+            </w:r>
+          </w:p>
+        </w:tc>
+      </w:tr>
+      <w:tr>
+        <w:tc>
+          <w:tcPr/>
+          <w:p>
+            <w:pPr>
+              <w:pStyle w:val="Compact"/>
+            </w:pPr>
+            <w:r>
+              <w:t xml:space="preserve">Somatic symptom disorder</w:t>
+            </w:r>
+          </w:p>
+        </w:tc>
+        <w:tc>
+          <w:tcPr/>
+          <w:p>
+            <w:pPr>
+              <w:pStyle w:val="Compact"/>
+            </w:pPr>
+            <w:r>
+              <w:t xml:space="preserve">Chronic, persistent physical symptoms with disproportionate thoughts, anxiety, and time devoted to them</w:t>
+            </w:r>
+          </w:p>
+        </w:tc>
+        <w:tc>
+          <w:tcPr/>
+          <w:p>
+            <w:pPr>
+              <w:pStyle w:val="Compact"/>
+            </w:pPr>
+            <w:r>
+              <w:t xml:space="preserve">Defined by the response to symptoms rather than by whether the symptoms are explained</w:t>
+            </w:r>
+          </w:p>
+        </w:tc>
+        <w:tc>
+          <w:tcPr/>
+          <w:p>
+            <w:pPr>
+              <w:pStyle w:val="Compact"/>
+            </w:pPr>
+            <w:r>
+              <w:t xml:space="preserve">Functional neurological disorder → positive signs of internal inconsistency on examination</w:t>
+            </w:r>
+          </w:p>
+        </w:tc>
+      </w:tr>
+      <w:tr>
+        <w:tc>
+          <w:tcPr/>
+          <w:p>
+            <w:pPr>
+              <w:pStyle w:val="Compact"/>
+            </w:pPr>
+            <w:r>
+              <w:t xml:space="preserve">Acute psychosis, first episode</w:t>
+            </w:r>
+          </w:p>
+        </w:tc>
+        <w:tc>
+          <w:tcPr/>
+          <w:p>
+            <w:pPr>
+              <w:pStyle w:val="Compact"/>
+            </w:pPr>
+            <w:r>
+              <w:t xml:space="preserve">Subacute, with delusions, hallucinations, and disorganized thought, and no prior history</w:t>
+            </w:r>
+          </w:p>
+        </w:tc>
+        <w:tc>
+          <w:tcPr/>
+          <w:p>
+            <w:pPr>
+              <w:pStyle w:val="Compact"/>
+            </w:pPr>
+            <w:r>
+              <w:t xml:space="preserve">New psychosis in a young adult, requiring organic causes to be excluded first</w:t>
+            </w:r>
+          </w:p>
+        </w:tc>
+        <w:tc>
+          <w:tcPr/>
+          <w:p>
+            <w:pPr>
+              <w:pStyle w:val="Compact"/>
+            </w:pPr>
+            <w:r>
+              <w:t xml:space="preserve">Delirium → fluctuating attention and a global rather than a thought-content disturbance</w:t>
+            </w:r>
+          </w:p>
+        </w:tc>
+      </w:tr>
+    </w:tbl>
+    <w:bookmarkEnd w:id="35"/>
+    <w:bookmarkStart w:id="36" w:name="toxicology-and-overdose"/>
+    <w:p>
+      <w:pPr>
+        <w:pStyle w:val="Heading2"/>
+      </w:pPr>
+      <w:r>
+        <w:t xml:space="preserve">Toxicology and overdose</w:t>
+      </w:r>
+    </w:p>
+    <w:tbl>
+      <w:tblPr>
+        <w:tblStyle w:val="Table"/>
+        <w:tblW w:type="pct" w:w="5000"/>
+        <w:tblLayout w:type="fixed"/>
+        <w:tblLook w:firstRow="1" w:lastRow="0" w:firstColumn="0" w:lastColumn="0" w:noHBand="0" w:noVBand="0" w:val="0020"/>
+      </w:tblPr>
+      <w:tblGrid>
+        <w:gridCol w:w="898"/>
+        <w:gridCol w:w="1959"/>
+        <w:gridCol w:w="2122"/>
+        <w:gridCol w:w="2939"/>
+      </w:tblGrid>
+      <w:tr>
+        <w:trPr>
+          <w:tblHeader w:val="on"/>
+        </w:trPr>
+        <w:tc>
+          <w:tcPr/>
+          <w:p>
+            <w:pPr>
+              <w:pStyle w:val="Compact"/>
+            </w:pPr>
+            <w:r>
+              <w:t xml:space="preserve">Diagnosis</w:t>
+            </w:r>
+          </w:p>
+        </w:tc>
+        <w:tc>
+          <w:tcPr/>
+          <w:p>
+            <w:pPr>
+              <w:pStyle w:val="Compact"/>
+            </w:pPr>
+            <w:r>
+              <w:t xml:space="preserve">Coupled qualifier cluster</w:t>
+            </w:r>
+          </w:p>
+        </w:tc>
+        <w:tc>
+          <w:tcPr/>
+          <w:p>
+            <w:pPr>
+              <w:pStyle w:val="Compact"/>
+            </w:pPr>
+            <w:r>
+              <w:t xml:space="preserve">Why the cluster is discriminating</w:t>
+            </w:r>
+          </w:p>
+        </w:tc>
+        <w:tc>
+          <w:tcPr/>
+          <w:p>
+            <w:pPr>
+              <w:pStyle w:val="Compact"/>
+            </w:pPr>
+            <w:r>
+              <w:t xml:space="preserve">Closest mimic → the qualifier that separates them</w:t>
+            </w:r>
+          </w:p>
+        </w:tc>
+      </w:tr>
+      <w:tr>
+        <w:tc>
+          <w:tcPr/>
+          <w:p>
+            <w:pPr>
+              <w:pStyle w:val="Compact"/>
+            </w:pPr>
+            <w:r>
+              <w:t xml:space="preserve">Acetaminophen overdose</w:t>
+            </w:r>
+          </w:p>
+        </w:tc>
+        <w:tc>
+          <w:tcPr/>
+          <w:p>
+            <w:pPr>
+              <w:pStyle w:val="Compact"/>
+            </w:pPr>
+            <w:r>
+              <w:t xml:space="preserve">Acute ingestion, initially asymptomatic, then hepatocellular injury with aminotransferases above 1000 at 24 to 72 hours</w:t>
+            </w:r>
+          </w:p>
+        </w:tc>
+        <w:tc>
+          <w:tcPr/>
+          <w:p>
+            <w:pPr>
+              <w:pStyle w:val="Compact"/>
+            </w:pPr>
+            <w:r>
+              <w:t xml:space="preserve">The asymptomatic latent phase is the trap, because presentation is normal when treatment works best</w:t>
+            </w:r>
+          </w:p>
+        </w:tc>
+        <w:tc>
+          <w:tcPr/>
+          <w:p>
+            <w:pPr>
+              <w:pStyle w:val="Compact"/>
+            </w:pPr>
+            <w:r>
+              <w:t xml:space="preserve">Ischaemic hepatitis → shock precedes, transaminases fall as rapidly as they rose</w:t>
+            </w:r>
+          </w:p>
+        </w:tc>
+      </w:tr>
+      <w:tr>
+        <w:tc>
+          <w:tcPr/>
+          <w:p>
+            <w:pPr>
+              <w:pStyle w:val="Compact"/>
+            </w:pPr>
+            <w:r>
+              <w:t xml:space="preserve">Salicylate toxicity</w:t>
+            </w:r>
+          </w:p>
+        </w:tc>
+        <w:tc>
+          <w:tcPr/>
+          <w:p>
+            <w:pPr>
+              <w:pStyle w:val="Compact"/>
+            </w:pPr>
+            <w:r>
+              <w:t xml:space="preserve">Acute, with tinnitus, and a mixed respiratory alkalosis with raised anion gap metabolic acidosis</w:t>
+            </w:r>
+          </w:p>
+        </w:tc>
+        <w:tc>
+          <w:tcPr/>
+          <w:p>
+            <w:pPr>
+              <w:pStyle w:val="Compact"/>
+            </w:pPr>
+            <w:r>
+              <w:t xml:space="preserve">Simultaneous direct respiratory stimulation and metabolic acidosis, a nearly unique combination</w:t>
+            </w:r>
+          </w:p>
+        </w:tc>
+        <w:tc>
+          <w:tcPr/>
+          <w:p>
+            <w:pPr>
+              <w:pStyle w:val="Compact"/>
+            </w:pPr>
+            <w:r>
+              <w:t xml:space="preserve">Diabetic ketoacidosis → pure anion gap acidosis with compensatory hyperventilation, no tinnitus</w:t>
+            </w:r>
+          </w:p>
+        </w:tc>
+      </w:tr>
+      <w:tr>
+        <w:tc>
+          <w:tcPr/>
+          <w:p>
+            <w:pPr>
+              <w:pStyle w:val="Compact"/>
+            </w:pPr>
+            <w:r>
+              <w:t xml:space="preserve">Toxic alcohol ingestion</w:t>
+            </w:r>
+          </w:p>
+        </w:tc>
+        <w:tc>
+          <w:tcPr/>
+          <w:p>
+            <w:pPr>
+              <w:pStyle w:val="Compact"/>
+            </w:pPr>
+            <w:r>
+              <w:t xml:space="preserve">Acute, with a raised anion gap and a raised osmolar gap, and visual symptoms in methanol</w:t>
+            </w:r>
+          </w:p>
+        </w:tc>
+        <w:tc>
+          <w:tcPr/>
+          <w:p>
+            <w:pPr>
+              <w:pStyle w:val="Compact"/>
+            </w:pPr>
+            <w:r>
+              <w:t xml:space="preserve">Two gaps together indicate an unmeasured small osmotically active acid precursor</w:t>
+            </w:r>
+          </w:p>
+        </w:tc>
+        <w:tc>
+          <w:tcPr/>
+          <w:p>
+            <w:pPr>
+              <w:pStyle w:val="Compact"/>
+            </w:pPr>
+            <w:r>
+              <w:t xml:space="preserve">Alcoholic ketoacidosis → raised anion gap without an osmolar gap</w:t>
+            </w:r>
+          </w:p>
+        </w:tc>
+      </w:tr>
+      <w:tr>
+        <w:tc>
+          <w:tcPr/>
+          <w:p>
+            <w:pPr>
+              <w:pStyle w:val="Compact"/>
+            </w:pPr>
+            <w:r>
+              <w:t xml:space="preserve">Tricyclic antidepressant overdose</w:t>
+            </w:r>
+          </w:p>
+        </w:tc>
+        <w:tc>
+          <w:tcPr/>
+          <w:p>
+            <w:pPr>
+              <w:pStyle w:val="Compact"/>
+            </w:pPr>
+            <w:r>
+              <w:t xml:space="preserve">Acute, with anticholinergic features, a wide QRS, and a terminal R wave in aVR</w:t>
+            </w:r>
+          </w:p>
+        </w:tc>
+        <w:tc>
+          <w:tcPr/>
+          <w:p>
+            <w:pPr>
+              <w:pStyle w:val="Compact"/>
+            </w:pPr>
+            <w:r>
+              <w:t xml:space="preserve">Sodium channel blockade widening the QRS, which predicts seizures and arrhythmia</w:t>
+            </w:r>
+          </w:p>
+        </w:tc>
+        <w:tc>
+          <w:tcPr/>
+          <w:p>
+            <w:pPr>
+              <w:pStyle w:val="Compact"/>
+            </w:pPr>
+            <w:r>
+              <w:t xml:space="preserve">Antihistamine overdose → anticholinergic without QRS widening</w:t>
+            </w:r>
+          </w:p>
+        </w:tc>
+      </w:tr>
+      <w:tr>
+        <w:tc>
+          <w:tcPr/>
+          <w:p>
+            <w:pPr>
+              <w:pStyle w:val="Compact"/>
+            </w:pPr>
+            <w:r>
+              <w:t xml:space="preserve">Opioid toxicity</w:t>
+            </w:r>
+          </w:p>
+        </w:tc>
+        <w:tc>
+          <w:tcPr/>
+          <w:p>
+            <w:pPr>
+              <w:pStyle w:val="Compact"/>
+            </w:pPr>
+            <w:r>
+              <w:t xml:space="preserve">Acute, with a depressed level of consciousness, pinpoint pupils, and a reduced respiratory rate</w:t>
+            </w:r>
+          </w:p>
+        </w:tc>
+        <w:tc>
+          <w:tcPr/>
+          <w:p>
+            <w:pPr>
+              <w:pStyle w:val="Compact"/>
+            </w:pPr>
+            <w:r>
+              <w:t xml:space="preserve">The triad reflects central mu-receptor effects, and reverses with naloxone</w:t>
+            </w:r>
+          </w:p>
+        </w:tc>
+        <w:tc>
+          <w:tcPr/>
+          <w:p>
+            <w:pPr>
+              <w:pStyle w:val="Compact"/>
+            </w:pPr>
+            <w:r>
+              <w:t xml:space="preserve">Sedative-hypnotic overdose → normal pupils, no response to naloxone</w:t>
+            </w:r>
+          </w:p>
+        </w:tc>
+      </w:tr>
+      <w:tr>
+        <w:tc>
+          <w:tcPr/>
+          <w:p>
+            <w:pPr>
+              <w:pStyle w:val="Compact"/>
+            </w:pPr>
+            <w:r>
+              <w:t xml:space="preserve">Carbon monoxide poisoning</w:t>
+            </w:r>
+          </w:p>
+        </w:tc>
+        <w:tc>
+          <w:tcPr/>
+          <w:p>
+            <w:pPr>
+              <w:pStyle w:val="Compact"/>
+            </w:pPr>
+            <w:r>
+              <w:t xml:space="preserve">Acute or subacute headache and confusion with a normal oxygen saturation on pulse oximetry</w:t>
+            </w:r>
+          </w:p>
+        </w:tc>
+        <w:tc>
+          <w:tcPr/>
+          <w:p>
+            <w:pPr>
+              <w:pStyle w:val="Compact"/>
+            </w:pPr>
+            <w:r>
+              <w:t xml:space="preserve">Carboxyhemoglobin is read as oxyhemoglobin, so the saturation is falsely reassuring</w:t>
+            </w:r>
+          </w:p>
+        </w:tc>
+        <w:tc>
+          <w:tcPr/>
+          <w:p>
+            <w:pPr>
+              <w:pStyle w:val="Compact"/>
+            </w:pPr>
+            <w:r>
+              <w:t xml:space="preserve">Viral illness → no co-exposure history, no cluster of affected household members</w:t>
+            </w:r>
+          </w:p>
+        </w:tc>
+      </w:tr>
+      <w:tr>
+        <w:tc>
+          <w:tcPr/>
+          <w:p>
+            <w:pPr>
+              <w:pStyle w:val="Compact"/>
+            </w:pPr>
+            <w:r>
+              <w:t xml:space="preserve">Sympathomimetic toxidrome</w:t>
+            </w:r>
+          </w:p>
+        </w:tc>
+        <w:tc>
+          <w:tcPr/>
+          <w:p>
+            <w:pPr>
+              <w:pStyle w:val="Compact"/>
+            </w:pPr>
+            <w:r>
+              <w:t xml:space="preserve">Acute, with agitation, hypertension, tachycardia, mydriasis, and diaphoresis</w:t>
+            </w:r>
+          </w:p>
+        </w:tc>
+        <w:tc>
+          <w:tcPr/>
+          <w:p>
+            <w:pPr>
+              <w:pStyle w:val="Compact"/>
+            </w:pPr>
+            <w:r>
+              <w:t xml:space="preserve">Adrenergic excess with intact sweating, which separates it from anticholinergic states</w:t>
+            </w:r>
+          </w:p>
+        </w:tc>
+        <w:tc>
+          <w:tcPr/>
+          <w:p>
+            <w:pPr>
+              <w:pStyle w:val="Compact"/>
+            </w:pPr>
+            <w:r>
+              <w:t xml:space="preserve">Anticholinergic toxidrome → dry skin, urinary retention, absent bowel sounds</w:t>
+            </w:r>
+          </w:p>
+        </w:tc>
+      </w:tr>
+      <w:tr>
+        <w:tc>
+          <w:tcPr/>
+          <w:p>
+            <w:pPr>
+              <w:pStyle w:val="Compact"/>
+            </w:pPr>
+            <w:r>
+              <w:t xml:space="preserve">Anticholinergic toxidrome</w:t>
+            </w:r>
+          </w:p>
+        </w:tc>
+        <w:tc>
+          <w:tcPr/>
+          <w:p>
+            <w:pPr>
+              <w:pStyle w:val="Compact"/>
+            </w:pPr>
+            <w:r>
+              <w:t xml:space="preserve">Acute, with delirium, dry flushed skin, mydriasis, urinary retention, and absent bowel sounds</w:t>
+            </w:r>
+          </w:p>
+        </w:tc>
+        <w:tc>
+          <w:tcPr/>
+          <w:p>
+            <w:pPr>
+              <w:pStyle w:val="Compact"/>
+            </w:pPr>
+            <w:r>
+              <w:t xml:space="preserve">Muscarinic blockade producing dryness, which is the discriminating feature</w:t>
+            </w:r>
+          </w:p>
+        </w:tc>
+        <w:tc>
+          <w:tcPr/>
+          <w:p>
+            <w:pPr>
+              <w:pStyle w:val="Compact"/>
+            </w:pPr>
+            <w:r>
+              <w:t xml:space="preserve">Sympathomimetic toxidrome → diaphoretic rather than dry</w:t>
+            </w:r>
+          </w:p>
+        </w:tc>
+      </w:tr>
+      <w:tr>
+        <w:tc>
+          <w:tcPr/>
+          <w:p>
+            <w:pPr>
+              <w:pStyle w:val="Compact"/>
+            </w:pPr>
+            <w:r>
+              <w:t xml:space="preserve">Digoxin toxicity</w:t>
+            </w:r>
+          </w:p>
+        </w:tc>
+        <w:tc>
+          <w:tcPr/>
+          <w:p>
+            <w:pPr>
+              <w:pStyle w:val="Compact"/>
+            </w:pPr>
+            <w:r>
+              <w:t xml:space="preserve">Subacute, with nausea, visual color disturbance, hyperkalemia, and bidirectional ventricular tachycardia</w:t>
+            </w:r>
+          </w:p>
+        </w:tc>
+        <w:tc>
+          <w:tcPr/>
+          <w:p>
+            <w:pPr>
+              <w:pStyle w:val="Compact"/>
+            </w:pPr>
+            <w:r>
+              <w:t xml:space="preserve">Sodium-potassium ATPase inhibition producing both the arrhythmia and the potassium shift</w:t>
+            </w:r>
+          </w:p>
+        </w:tc>
+        <w:tc>
+          <w:tcPr/>
+          <w:p>
+            <w:pPr>
+              <w:pStyle w:val="Compact"/>
+            </w:pPr>
+            <w:r>
+              <w:t xml:space="preserve">Hyperkalemia from other causes → no visual symptoms, no characteristic arrhythmia</w:t>
+            </w:r>
+          </w:p>
+        </w:tc>
+      </w:tr>
+      <w:tr>
+        <w:tc>
+          <w:tcPr/>
+          <w:p>
+            <w:pPr>
+              <w:pStyle w:val="Compact"/>
+            </w:pPr>
+            <w:r>
+              <w:t xml:space="preserve">Beta blocker or calcium channel blocker overdose</w:t>
+            </w:r>
+          </w:p>
+        </w:tc>
+        <w:tc>
+          <w:tcPr/>
+          <w:p>
+            <w:pPr>
+              <w:pStyle w:val="Compact"/>
+            </w:pPr>
+            <w:r>
+              <w:t xml:space="preserve">Acute, bradycardic and hypotensive, with hyperglycemia pointing to calcium channel blockade</w:t>
+            </w:r>
+          </w:p>
+        </w:tc>
+        <w:tc>
+          <w:tcPr/>
+          <w:p>
+            <w:pPr>
+              <w:pStyle w:val="Compact"/>
+            </w:pPr>
+            <w:r>
+              <w:t xml:space="preserve">Both cause bradycardia and hypotension; glucose separates them, since beta blockade tends to hypoglycemia</w:t>
+            </w:r>
+          </w:p>
+        </w:tc>
+        <w:tc>
+          <w:tcPr/>
+          <w:p>
+            <w:pPr>
+              <w:pStyle w:val="Compact"/>
+            </w:pPr>
+            <w:r>
+              <w:t xml:space="preserve">Digoxin toxicity → bradycardia with hyperkalemia and characteristic ectopy</w:t>
+            </w:r>
+          </w:p>
+        </w:tc>
+      </w:tr>
+      <w:tr>
+        <w:tc>
+          <w:tcPr/>
+          <w:p>
+            <w:pPr>
+              <w:pStyle w:val="Compact"/>
+            </w:pPr>
+            <w:r>
+              <w:t xml:space="preserve">Serotonergic drug interaction</w:t>
+            </w:r>
+          </w:p>
+        </w:tc>
+        <w:tc>
+          <w:tcPr/>
+          <w:p>
+            <w:pPr>
+              <w:pStyle w:val="Compact"/>
+            </w:pPr>
+            <w:r>
+              <w:t xml:space="preserve">Hyperacute after a new agent, with clonus greater in the legs, hyperreflexia, and hyperthermia</w:t>
+            </w:r>
+          </w:p>
+        </w:tc>
+        <w:tc>
+          <w:tcPr/>
+          <w:p>
+            <w:pPr>
+              <w:pStyle w:val="Compact"/>
+            </w:pPr>
+            <w:r>
+              <w:t xml:space="preserve">Onset within hours of a drug change, with lower-limb-predominant clonus</w:t>
+            </w:r>
+          </w:p>
+        </w:tc>
+        <w:tc>
+          <w:tcPr/>
+          <w:p>
+            <w:pPr>
+              <w:pStyle w:val="Compact"/>
+            </w:pPr>
+            <w:r>
+              <w:t xml:space="preserve">Malignant hyperthermia → follows an anesthetic trigger, with masseter spasm</w:t>
+            </w:r>
+          </w:p>
+        </w:tc>
+      </w:tr>
+      <w:tr>
+        <w:tc>
+          <w:tcPr/>
+          <w:p>
+            <w:pPr>
+              <w:pStyle w:val="Compact"/>
+            </w:pPr>
+            <w:r>
+              <w:t xml:space="preserve">Methemoglobinemia</w:t>
+            </w:r>
+          </w:p>
+        </w:tc>
+        <w:tc>
+          <w:tcPr/>
+          <w:p>
+            <w:pPr>
+              <w:pStyle w:val="Compact"/>
+            </w:pPr>
+            <w:r>
+              <w:t xml:space="preserve">Acute cyanosis with a saturation gap and chocolate-brown blood not correcting on oxygen</w:t>
+            </w:r>
+          </w:p>
+        </w:tc>
+        <w:tc>
+          <w:tcPr/>
+          <w:p>
+            <w:pPr>
+              <w:pStyle w:val="Compact"/>
+            </w:pPr>
+            <w:r>
+              <w:t xml:space="preserve">Hemoglobin locked in the ferric state, so oxygen does not help and the blood color changes</w:t>
+            </w:r>
+          </w:p>
+        </w:tc>
+        <w:tc>
+          <w:tcPr/>
+          <w:p>
+            <w:pPr>
+              <w:pStyle w:val="Compact"/>
+            </w:pPr>
+            <w:r>
+              <w:t xml:space="preserve">Shunt physiology → cyanosis without a saturation gap or abnormal blood color</w:t>
+            </w:r>
+          </w:p>
+        </w:tc>
+      </w:tr>
+    </w:tbl>
+    <w:bookmarkEnd w:id="36"/>
+    <w:bookmarkStart w:id="37" w:name="dermatology"/>
+    <w:p>
+      <w:pPr>
+        <w:pStyle w:val="Heading2"/>
+      </w:pPr>
+      <w:r>
+        <w:t xml:space="preserve">Dermatology</w:t>
+      </w:r>
+    </w:p>
+    <w:tbl>
+      <w:tblPr>
+        <w:tblStyle w:val="Table"/>
+        <w:tblW w:type="pct" w:w="5000"/>
+        <w:tblLayout w:type="fixed"/>
+        <w:tblLook w:firstRow="1" w:lastRow="0" w:firstColumn="0" w:lastColumn="0" w:noHBand="0" w:noVBand="0" w:val="0020"/>
+      </w:tblPr>
+      <w:tblGrid>
+        <w:gridCol w:w="898"/>
+        <w:gridCol w:w="1959"/>
+        <w:gridCol w:w="2122"/>
+        <w:gridCol w:w="2939"/>
+      </w:tblGrid>
+      <w:tr>
+        <w:trPr>
+          <w:tblHeader w:val="on"/>
+        </w:trPr>
+        <w:tc>
+          <w:tcPr/>
+          <w:p>
+            <w:pPr>
+              <w:pStyle w:val="Compact"/>
+            </w:pPr>
+            <w:r>
+              <w:t xml:space="preserve">Diagnosis</w:t>
+            </w:r>
+          </w:p>
+        </w:tc>
+        <w:tc>
+          <w:tcPr/>
+          <w:p>
+            <w:pPr>
+              <w:pStyle w:val="Compact"/>
+            </w:pPr>
+            <w:r>
+              <w:t xml:space="preserve">Coupled qualifier cluster</w:t>
+            </w:r>
+          </w:p>
+        </w:tc>
+        <w:tc>
+          <w:tcPr/>
+          <w:p>
+            <w:pPr>
+              <w:pStyle w:val="Compact"/>
+            </w:pPr>
+            <w:r>
+              <w:t xml:space="preserve">Why the cluster is discriminating</w:t>
+            </w:r>
+          </w:p>
+        </w:tc>
+        <w:tc>
+          <w:tcPr/>
+          <w:p>
+            <w:pPr>
+              <w:pStyle w:val="Compact"/>
+            </w:pPr>
+            <w:r>
+              <w:t xml:space="preserve">Closest mimic → the qualifier that separates them</w:t>
+            </w:r>
+          </w:p>
+        </w:tc>
+      </w:tr>
+      <w:tr>
+        <w:tc>
+          <w:tcPr/>
+          <w:p>
+            <w:pPr>
+              <w:pStyle w:val="Compact"/>
+            </w:pPr>
+            <w:r>
+              <w:t xml:space="preserve">Psoriasis, plaque</w:t>
+            </w:r>
+          </w:p>
+        </w:tc>
+        <w:tc>
+          <w:tcPr/>
+          <w:p>
+            <w:pPr>
+              <w:pStyle w:val="Compact"/>
+            </w:pPr>
+            <w:r>
+              <w:t xml:space="preserve">Chronic, symmetric, extensor, well-demarcated plaques with silvery scale and nail pitting</w:t>
+            </w:r>
+          </w:p>
+        </w:tc>
+        <w:tc>
+          <w:tcPr/>
+          <w:p>
+            <w:pPr>
+              <w:pStyle w:val="Compact"/>
+            </w:pPr>
+            <w:r>
+              <w:t xml:space="preserve">Extensor distribution with sharp borders and nail change, the mirror image of eczema</w:t>
+            </w:r>
+          </w:p>
+        </w:tc>
+        <w:tc>
+          <w:tcPr/>
+          <w:p>
+            <w:pPr>
+              <w:pStyle w:val="Compact"/>
+            </w:pPr>
+            <w:r>
+              <w:t xml:space="preserve">Atopic dermatitis → flexural, ill-defined, lichenified, intensely pruritic</w:t>
+            </w:r>
+          </w:p>
+        </w:tc>
+      </w:tr>
+      <w:tr>
+        <w:tc>
+          <w:tcPr/>
+          <w:p>
+            <w:pPr>
+              <w:pStyle w:val="Compact"/>
+            </w:pPr>
+            <w:r>
+              <w:t xml:space="preserve">Atopic dermatitis</w:t>
+            </w:r>
+          </w:p>
+        </w:tc>
+        <w:tc>
+          <w:tcPr/>
+          <w:p>
+            <w:pPr>
+              <w:pStyle w:val="Compact"/>
+            </w:pPr>
+            <w:r>
+              <w:t xml:space="preserve">Chronic, relapsing, flexural, pruritic, lichenified plaques with a personal or family atopic history</w:t>
+            </w:r>
+          </w:p>
+        </w:tc>
+        <w:tc>
+          <w:tcPr/>
+          <w:p>
+            <w:pPr>
+              <w:pStyle w:val="Compact"/>
+            </w:pPr>
+            <w:r>
+              <w:t xml:space="preserve">Itch-scratch cycle in flexures, producing thickening rather than scale</w:t>
+            </w:r>
+          </w:p>
+        </w:tc>
+        <w:tc>
+          <w:tcPr/>
+          <w:p>
+            <w:pPr>
+              <w:pStyle w:val="Compact"/>
+            </w:pPr>
+            <w:r>
+              <w:t xml:space="preserve">Psoriasis → extensor, sharply demarcated, silvery scale</w:t>
+            </w:r>
+          </w:p>
+        </w:tc>
+      </w:tr>
+      <w:tr>
+        <w:tc>
+          <w:tcPr/>
+          <w:p>
+            <w:pPr>
+              <w:pStyle w:val="Compact"/>
+            </w:pPr>
+            <w:r>
+              <w:t xml:space="preserve">Pemphigus vulgaris</w:t>
+            </w:r>
+          </w:p>
+        </w:tc>
+        <w:tc>
+          <w:tcPr/>
+          <w:p>
+            <w:pPr>
+              <w:pStyle w:val="Compact"/>
+            </w:pPr>
+            <w:r>
+              <w:t xml:space="preserve">Subacute, flaccid bullae with Nikolsky positivity and prominent mucosal erosions</w:t>
+            </w:r>
+          </w:p>
+        </w:tc>
+        <w:tc>
+          <w:tcPr/>
+          <w:p>
+            <w:pPr>
+              <w:pStyle w:val="Compact"/>
+            </w:pPr>
+            <w:r>
+              <w:t xml:space="preserve">Intraepidermal split from desmoglein antibodies, so blisters are flaccid and mucosa is involved early</w:t>
+            </w:r>
+          </w:p>
+        </w:tc>
+        <w:tc>
+          <w:tcPr/>
+          <w:p>
+            <w:pPr>
+              <w:pStyle w:val="Compact"/>
+            </w:pPr>
+            <w:r>
+              <w:t xml:space="preserve">Bullous pemphigoid → tense bullae, mucosa usually spared, older patient</w:t>
+            </w:r>
+          </w:p>
+        </w:tc>
+      </w:tr>
+      <w:tr>
+        <w:tc>
+          <w:tcPr/>
+          <w:p>
+            <w:pPr>
+              <w:pStyle w:val="Compact"/>
+            </w:pPr>
+            <w:r>
+              <w:t xml:space="preserve">Bullous pemphigoid</w:t>
+            </w:r>
+          </w:p>
+        </w:tc>
+        <w:tc>
+          <w:tcPr/>
+          <w:p>
+            <w:pPr>
+              <w:pStyle w:val="Compact"/>
+            </w:pPr>
+            <w:r>
+              <w:t xml:space="preserve">Chronic, tense bullae on urticarial plaques in an older patient, intensely pruritic, mucosa spared</w:t>
+            </w:r>
+          </w:p>
+        </w:tc>
+        <w:tc>
+          <w:tcPr/>
+          <w:p>
+            <w:pPr>
+              <w:pStyle w:val="Compact"/>
+            </w:pPr>
+            <w:r>
+              <w:t xml:space="preserve">Subepidermal split, so blisters are tense and roof-intact</w:t>
+            </w:r>
+          </w:p>
+        </w:tc>
+        <w:tc>
+          <w:tcPr/>
+          <w:p>
+            <w:pPr>
+              <w:pStyle w:val="Compact"/>
+            </w:pPr>
+            <w:r>
+              <w:t xml:space="preserve">Pemphigus vulgaris → flaccid bullae with mucosal disease</w:t>
+            </w:r>
+          </w:p>
+        </w:tc>
+      </w:tr>
+      <w:tr>
+        <w:tc>
+          <w:tcPr/>
+          <w:p>
+            <w:pPr>
+              <w:pStyle w:val="Compact"/>
+            </w:pPr>
+            <w:r>
+              <w:t xml:space="preserve">Cellulitis</w:t>
+            </w:r>
+          </w:p>
+        </w:tc>
+        <w:tc>
+          <w:tcPr/>
+          <w:p>
+            <w:pPr>
+              <w:pStyle w:val="Compact"/>
+            </w:pPr>
+            <w:r>
+              <w:t xml:space="preserve">Acute, unilateral, localized erythema with warmth, tenderness, and ill-defined borders</w:t>
+            </w:r>
+          </w:p>
+        </w:tc>
+        <w:tc>
+          <w:tcPr/>
+          <w:p>
+            <w:pPr>
+              <w:pStyle w:val="Compact"/>
+            </w:pPr>
+            <w:r>
+              <w:t xml:space="preserve">Deeper dermal and subcutaneous infection, so margins blur into normal skin</w:t>
+            </w:r>
+          </w:p>
+        </w:tc>
+        <w:tc>
+          <w:tcPr/>
+          <w:p>
+            <w:pPr>
+              <w:pStyle w:val="Compact"/>
+            </w:pPr>
+            <w:r>
+              <w:t xml:space="preserve">Erysipelas → sharply demarcated, raised border, more abrupt onset</w:t>
+            </w:r>
+          </w:p>
+        </w:tc>
+      </w:tr>
+      <w:tr>
+        <w:tc>
+          <w:tcPr/>
+          <w:p>
+            <w:pPr>
+              <w:pStyle w:val="Compact"/>
+            </w:pPr>
+            <w:r>
+              <w:t xml:space="preserve">Necrotizing fasciitis, cutaneous presentation</w:t>
+            </w:r>
+          </w:p>
+        </w:tc>
+        <w:tc>
+          <w:tcPr/>
+          <w:p>
+            <w:pPr>
+              <w:pStyle w:val="Compact"/>
+            </w:pPr>
+            <w:r>
+              <w:t xml:space="preserve">Hyperacute, rapidly progressive, pain out of proportion to exam, with dusky skin and crepitus</w:t>
+            </w:r>
+          </w:p>
+        </w:tc>
+        <w:tc>
+          <w:tcPr/>
+          <w:p>
+            <w:pPr>
+              <w:pStyle w:val="Compact"/>
+            </w:pPr>
+            <w:r>
+              <w:t xml:space="preserve">Fascial plane infection outrunning skin findings, which is why the exam underestimates it</w:t>
+            </w:r>
+          </w:p>
+        </w:tc>
+        <w:tc>
+          <w:tcPr/>
+          <w:p>
+            <w:pPr>
+              <w:pStyle w:val="Compact"/>
+            </w:pPr>
+            <w:r>
+              <w:t xml:space="preserve">Cellulitis → tenderness proportionate to appearance, slower progression</w:t>
+            </w:r>
+          </w:p>
+        </w:tc>
+      </w:tr>
+      <w:tr>
+        <w:tc>
+          <w:tcPr/>
+          <w:p>
+            <w:pPr>
+              <w:pStyle w:val="Compact"/>
+            </w:pPr>
+            <w:r>
+              <w:t xml:space="preserve">Toxic epidermal necrolysis</w:t>
+            </w:r>
+          </w:p>
+        </w:tc>
+        <w:tc>
+          <w:tcPr/>
+          <w:p>
+            <w:pPr>
+              <w:pStyle w:val="Compact"/>
+            </w:pPr>
+            <w:r>
+              <w:t xml:space="preserve">Acute, medication-induced with a 1 to 3 week latency, dusky macules, Nikolsky positive, over 30% detachment</w:t>
+            </w:r>
+          </w:p>
+        </w:tc>
+        <w:tc>
+          <w:tcPr/>
+          <w:p>
+            <w:pPr>
+              <w:pStyle w:val="Compact"/>
+            </w:pPr>
+            <w:r>
+              <w:t xml:space="preserve">Widespread keratinocyte apoptosis with mucosal involvement, timed to a new drug</w:t>
+            </w:r>
+          </w:p>
+        </w:tc>
+        <w:tc>
+          <w:tcPr/>
+          <w:p>
+            <w:pPr>
+              <w:pStyle w:val="Compact"/>
+            </w:pPr>
+            <w:r>
+              <w:t xml:space="preserve">Staphylococcal scalded skin syndrome → mucosa spared, superficial split, young child</w:t>
+            </w:r>
+          </w:p>
+        </w:tc>
+      </w:tr>
+      <w:tr>
+        <w:tc>
+          <w:tcPr/>
+          <w:p>
+            <w:pPr>
+              <w:pStyle w:val="Compact"/>
+            </w:pPr>
+            <w:r>
+              <w:t xml:space="preserve">Erythema multiforme</w:t>
+            </w:r>
+          </w:p>
+        </w:tc>
+        <w:tc>
+          <w:tcPr/>
+          <w:p>
+            <w:pPr>
+              <w:pStyle w:val="Compact"/>
+            </w:pPr>
+            <w:r>
+              <w:t xml:space="preserve">Acute, acral, three-zone targetoid lesions, often after herpes simplex</w:t>
+            </w:r>
+          </w:p>
+        </w:tc>
+        <w:tc>
+          <w:tcPr/>
+          <w:p>
+            <w:pPr>
+              <w:pStyle w:val="Compact"/>
+            </w:pPr>
+            <w:r>
+              <w:t xml:space="preserve">True targets with three concentric zones on hands and feet</w:t>
+            </w:r>
+          </w:p>
+        </w:tc>
+        <w:tc>
+          <w:tcPr/>
+          <w:p>
+            <w:pPr>
+              <w:pStyle w:val="Compact"/>
+            </w:pPr>
+            <w:r>
+              <w:t xml:space="preserve">Urticaria multiforme → transient annular wheals, individual lesions under 24 hours</w:t>
+            </w:r>
+          </w:p>
+        </w:tc>
+      </w:tr>
+      <w:tr>
+        <w:tc>
+          <w:tcPr/>
+          <w:p>
+            <w:pPr>
+              <w:pStyle w:val="Compact"/>
+            </w:pPr>
+            <w:r>
+              <w:t xml:space="preserve">Pyoderma gangrenosum</w:t>
+            </w:r>
+          </w:p>
+        </w:tc>
+        <w:tc>
+          <w:tcPr/>
+          <w:p>
+            <w:pPr>
+              <w:pStyle w:val="Compact"/>
+            </w:pPr>
+            <w:r>
+              <w:t xml:space="preserve">Subacute, rapidly enlarging painful ulcer with a violaceous undermined border and pathergy</w:t>
+            </w:r>
+          </w:p>
+        </w:tc>
+        <w:tc>
+          <w:tcPr/>
+          <w:p>
+            <w:pPr>
+              <w:pStyle w:val="Compact"/>
+            </w:pPr>
+            <w:r>
+              <w:t xml:space="preserve">Neutrophilic dermatosis, so trauma worsens it and debridement is harmful</w:t>
+            </w:r>
+          </w:p>
+        </w:tc>
+        <w:tc>
+          <w:tcPr/>
+          <w:p>
+            <w:pPr>
+              <w:pStyle w:val="Compact"/>
+            </w:pPr>
+            <w:r>
+              <w:t xml:space="preserve">Infected ulcer → responds to antibiotics, no undermined violaceous edge</w:t>
+            </w:r>
+          </w:p>
+        </w:tc>
+      </w:tr>
+      <w:tr>
+        <w:tc>
+          <w:tcPr/>
+          <w:p>
+            <w:pPr>
+              <w:pStyle w:val="Compact"/>
+            </w:pPr>
+            <w:r>
+              <w:t xml:space="preserve">Melanoma</w:t>
+            </w:r>
+          </w:p>
+        </w:tc>
+        <w:tc>
+          <w:tcPr/>
+          <w:p>
+            <w:pPr>
+              <w:pStyle w:val="Compact"/>
+            </w:pPr>
+            <w:r>
+              <w:t xml:space="preserve">Insidious, asymmetric, irregularly bordered, color-varied lesion enlarging over months</w:t>
+            </w:r>
+          </w:p>
+        </w:tc>
+        <w:tc>
+          <w:tcPr/>
+          <w:p>
+            <w:pPr>
+              <w:pStyle w:val="Compact"/>
+            </w:pPr>
+            <w:r>
+              <w:t xml:space="preserve">Change over time in an asymmetric pigmented lesion is the discriminating feature</w:t>
+            </w:r>
+          </w:p>
+        </w:tc>
+        <w:tc>
+          <w:tcPr/>
+          <w:p>
+            <w:pPr>
+              <w:pStyle w:val="Compact"/>
+            </w:pPr>
+            <w:r>
+              <w:t xml:space="preserve">Seborrhoeic keratosis → stuck-on, waxy, symmetric, stable</w:t>
+            </w:r>
+          </w:p>
+        </w:tc>
+      </w:tr>
+      <w:tr>
+        <w:tc>
+          <w:tcPr/>
+          <w:p>
+            <w:pPr>
+              <w:pStyle w:val="Compact"/>
+            </w:pPr>
+            <w:r>
+              <w:t xml:space="preserve">Basal cell carcinoma</w:t>
+            </w:r>
+          </w:p>
+        </w:tc>
+        <w:tc>
+          <w:tcPr/>
+          <w:p>
+            <w:pPr>
+              <w:pStyle w:val="Compact"/>
+            </w:pPr>
+            <w:r>
+              <w:t xml:space="preserve">Chronic, slowly enlarging pearly papule with telangiectasia and a rolled border on sun-exposed skin</w:t>
+            </w:r>
+          </w:p>
+        </w:tc>
+        <w:tc>
+          <w:tcPr/>
+          <w:p>
+            <w:pPr>
+              <w:pStyle w:val="Compact"/>
+            </w:pPr>
+            <w:r>
+              <w:t xml:space="preserve">Very slow local growth without metastasis, on cumulative sun damage</w:t>
+            </w:r>
+          </w:p>
+        </w:tc>
+        <w:tc>
+          <w:tcPr/>
+          <w:p>
+            <w:pPr>
+              <w:pStyle w:val="Compact"/>
+            </w:pPr>
+            <w:r>
+              <w:t xml:space="preserve">Squamous cell carcinoma → faster, keratotic, may be tender, can metastasize</w:t>
+            </w:r>
+          </w:p>
+        </w:tc>
+      </w:tr>
+      <w:tr>
+        <w:tc>
+          <w:tcPr/>
+          <w:p>
+            <w:pPr>
+              <w:pStyle w:val="Compact"/>
+            </w:pPr>
+            <w:r>
+              <w:t xml:space="preserve">Scabies</w:t>
+            </w:r>
+          </w:p>
+        </w:tc>
+        <w:tc>
+          <w:tcPr/>
+          <w:p>
+            <w:pPr>
+              <w:pStyle w:val="Compact"/>
+            </w:pPr>
+            <w:r>
+              <w:t xml:space="preserve">Chronic, intensely pruritic, worse at night, with burrows in finger webs and household contacts affected</w:t>
+            </w:r>
+          </w:p>
+        </w:tc>
+        <w:tc>
+          <w:tcPr/>
+          <w:p>
+            <w:pPr>
+              <w:pStyle w:val="Compact"/>
+            </w:pPr>
+            <w:r>
+              <w:t xml:space="preserve">Nocturnal itch with linear burrows and a contact history is close to specific</w:t>
+            </w:r>
+          </w:p>
+        </w:tc>
+        <w:tc>
+          <w:tcPr/>
+          <w:p>
+            <w:pPr>
+              <w:pStyle w:val="Compact"/>
+            </w:pPr>
+            <w:r>
+              <w:t xml:space="preserve">Atopic dermatitis → flexural, no burrows, no contact clustering</w:t>
+            </w:r>
+          </w:p>
+        </w:tc>
+      </w:tr>
+      <w:tr>
+        <w:tc>
+          <w:tcPr/>
+          <w:p>
+            <w:pPr>
+              <w:pStyle w:val="Compact"/>
+            </w:pPr>
+            <w:r>
+              <w:t xml:space="preserve">Erythroderma</w:t>
+            </w:r>
+          </w:p>
+        </w:tc>
+        <w:tc>
+          <w:tcPr/>
+          <w:p>
+            <w:pPr>
+              <w:pStyle w:val="Compact"/>
+            </w:pPr>
+            <w:r>
+              <w:t xml:space="preserve">Subacute, generalized erythema involving over 90% of the skin, with scaling and thermoregulatory failure</w:t>
+            </w:r>
+          </w:p>
+        </w:tc>
+        <w:tc>
+          <w:tcPr/>
+          <w:p>
+            <w:pPr>
+              <w:pStyle w:val="Compact"/>
+            </w:pPr>
+            <w:r>
+              <w:t xml:space="preserve">Extent itself becomes the problem, causing fluid and temperature loss regardless of cause</w:t>
+            </w:r>
+          </w:p>
+        </w:tc>
+        <w:tc>
+          <w:tcPr/>
+          <w:p>
+            <w:pPr>
+              <w:pStyle w:val="Compact"/>
+            </w:pPr>
+            <w:r>
+              <w:t xml:space="preserve">Extensive drug eruption → under 90%, no thermoregulatory compromise</w:t>
+            </w:r>
+          </w:p>
+        </w:tc>
+      </w:tr>
+      <w:tr>
+        <w:tc>
+          <w:tcPr/>
+          <w:p>
+            <w:pPr>
+              <w:pStyle w:val="Compact"/>
+            </w:pPr>
+            <w:r>
+              <w:t xml:space="preserve">Cutaneous drug eruption, morbilliform</w:t>
+            </w:r>
+          </w:p>
+        </w:tc>
+        <w:tc>
+          <w:tcPr/>
+          <w:p>
+            <w:pPr>
+              <w:pStyle w:val="Compact"/>
+            </w:pPr>
+            <w:r>
+              <w:t xml:space="preserve">Acute, maculopapular, blanching, symmetric, 4 to 14 days after a new drug, without mucosal involvement</w:t>
+            </w:r>
+          </w:p>
+        </w:tc>
+        <w:tc>
+          <w:tcPr/>
+          <w:p>
+            <w:pPr>
+              <w:pStyle w:val="Compact"/>
+            </w:pPr>
+            <w:r>
+              <w:t xml:space="preserve">Timing to drug exposure with sparing of mucosa and organs</w:t>
+            </w:r>
+          </w:p>
+        </w:tc>
+        <w:tc>
+          <w:tcPr/>
+          <w:p>
+            <w:pPr>
+              <w:pStyle w:val="Compact"/>
+            </w:pPr>
+            <w:r>
+              <w:t xml:space="preserve">DRESS → facial edema, eosinophilia, hepatitis, longer latency</w:t>
+            </w:r>
+          </w:p>
+        </w:tc>
+      </w:tr>
+    </w:tbl>
+    <w:bookmarkEnd w:id="37"/>
+    <w:bookmarkStart w:id="38" w:name="musculoskeletal-and-orthopedics"/>
+    <w:p>
+      <w:pPr>
+        <w:pStyle w:val="Heading2"/>
+      </w:pPr>
+      <w:r>
+        <w:t xml:space="preserve">Musculoskeletal and orthopedics</w:t>
+      </w:r>
+    </w:p>
+    <w:tbl>
+      <w:tblPr>
+        <w:tblStyle w:val="Table"/>
+        <w:tblW w:type="pct" w:w="5000"/>
+        <w:tblLayout w:type="fixed"/>
+        <w:tblLook w:firstRow="1" w:lastRow="0" w:firstColumn="0" w:lastColumn="0" w:noHBand="0" w:noVBand="0" w:val="0020"/>
+      </w:tblPr>
+      <w:tblGrid>
+        <w:gridCol w:w="898"/>
+        <w:gridCol w:w="1959"/>
+        <w:gridCol w:w="2122"/>
+        <w:gridCol w:w="2939"/>
+      </w:tblGrid>
+      <w:tr>
+        <w:trPr>
+          <w:tblHeader w:val="on"/>
+        </w:trPr>
+        <w:tc>
+          <w:tcPr/>
+          <w:p>
+            <w:pPr>
+              <w:pStyle w:val="Compact"/>
+            </w:pPr>
+            <w:r>
+              <w:t xml:space="preserve">Diagnosis</w:t>
+            </w:r>
+          </w:p>
+        </w:tc>
+        <w:tc>
+          <w:tcPr/>
+          <w:p>
+            <w:pPr>
+              <w:pStyle w:val="Compact"/>
+            </w:pPr>
+            <w:r>
+              <w:t xml:space="preserve">Coupled qualifier cluster</w:t>
+            </w:r>
+          </w:p>
+        </w:tc>
+        <w:tc>
+          <w:tcPr/>
+          <w:p>
+            <w:pPr>
+              <w:pStyle w:val="Compact"/>
+            </w:pPr>
+            <w:r>
+              <w:t xml:space="preserve">Why the cluster is discriminating</w:t>
+            </w:r>
+          </w:p>
+        </w:tc>
+        <w:tc>
+          <w:tcPr/>
+          <w:p>
+            <w:pPr>
+              <w:pStyle w:val="Compact"/>
+            </w:pPr>
+            <w:r>
+              <w:t xml:space="preserve">Closest mimic → the qualifier that separates them</w:t>
+            </w:r>
+          </w:p>
+        </w:tc>
+      </w:tr>
+      <w:tr>
+        <w:tc>
+          <w:tcPr/>
+          <w:p>
+            <w:pPr>
+              <w:pStyle w:val="Compact"/>
+            </w:pPr>
+            <w:r>
+              <w:t xml:space="preserve">Compartment syndrome</w:t>
+            </w:r>
+          </w:p>
+        </w:tc>
+        <w:tc>
+          <w:tcPr/>
+          <w:p>
+            <w:pPr>
+              <w:pStyle w:val="Compact"/>
+            </w:pPr>
+            <w:r>
+              <w:t xml:space="preserve">Acute, pain out of proportion to exam with pain on passive stretch and a tense compartment</w:t>
+            </w:r>
+          </w:p>
+        </w:tc>
+        <w:tc>
+          <w:tcPr/>
+          <w:p>
+            <w:pPr>
+              <w:pStyle w:val="Compact"/>
+            </w:pPr>
+            <w:r>
+              <w:t xml:space="preserve">Rising compartment pressure, where pain and passive stretch precede pulselessness</w:t>
+            </w:r>
+          </w:p>
+        </w:tc>
+        <w:tc>
+          <w:tcPr/>
+          <w:p>
+            <w:pPr>
+              <w:pStyle w:val="Compact"/>
+            </w:pPr>
+            <w:r>
+              <w:t xml:space="preserve">Deep vein thrombosis → no pain on passive stretch, no compartment tension</w:t>
+            </w:r>
+          </w:p>
+        </w:tc>
+      </w:tr>
+      <w:tr>
+        <w:tc>
+          <w:tcPr/>
+          <w:p>
+            <w:pPr>
+              <w:pStyle w:val="Compact"/>
+            </w:pPr>
+            <w:r>
+              <w:t xml:space="preserve">Hip fracture</w:t>
+            </w:r>
+          </w:p>
+        </w:tc>
+        <w:tc>
+          <w:tcPr/>
+          <w:p>
+            <w:pPr>
+              <w:pStyle w:val="Compact"/>
+            </w:pPr>
+            <w:r>
+              <w:t xml:space="preserve">Acute, unilateral inability to weight bear with a shortened externally rotated leg after a fall</w:t>
+            </w:r>
+          </w:p>
+        </w:tc>
+        <w:tc>
+          <w:tcPr/>
+          <w:p>
+            <w:pPr>
+              <w:pStyle w:val="Compact"/>
+            </w:pPr>
+            <w:r>
+              <w:t xml:space="preserve">Mechanical discontinuity producing a characteristic limb position</w:t>
+            </w:r>
+          </w:p>
+        </w:tc>
+        <w:tc>
+          <w:tcPr/>
+          <w:p>
+            <w:pPr>
+              <w:pStyle w:val="Compact"/>
+            </w:pPr>
+            <w:r>
+              <w:t xml:space="preserve">Hip contusion → able to weight bear, no deformity, normal radiograph</w:t>
+            </w:r>
+          </w:p>
+        </w:tc>
+      </w:tr>
+      <w:tr>
+        <w:tc>
+          <w:tcPr/>
+          <w:p>
+            <w:pPr>
+              <w:pStyle w:val="Compact"/>
+            </w:pPr>
+            <w:r>
+              <w:t xml:space="preserve">Osteoarthritis</w:t>
+            </w:r>
+          </w:p>
+        </w:tc>
+        <w:tc>
+          <w:tcPr/>
+          <w:p>
+            <w:pPr>
+              <w:pStyle w:val="Compact"/>
+            </w:pPr>
+            <w:r>
+              <w:t xml:space="preserve">Chronic, mechanical, activity-related joint pain with brief gelling and bony enlargement</w:t>
+            </w:r>
+          </w:p>
+        </w:tc>
+        <w:tc>
+          <w:tcPr/>
+          <w:p>
+            <w:pPr>
+              <w:pStyle w:val="Compact"/>
+            </w:pPr>
+            <w:r>
+              <w:t xml:space="preserve">Worse with use and better with rest, the mirror image of inflammatory arthritis</w:t>
+            </w:r>
+          </w:p>
+        </w:tc>
+        <w:tc>
+          <w:tcPr/>
+          <w:p>
+            <w:pPr>
+              <w:pStyle w:val="Compact"/>
+            </w:pPr>
+            <w:r>
+              <w:t xml:space="preserve">Rheumatoid arthritis → inflammatory, morning stiffness over an hour, symmetric small joints</w:t>
+            </w:r>
+          </w:p>
+        </w:tc>
+      </w:tr>
+      <w:tr>
+        <w:tc>
+          <w:tcPr/>
+          <w:p>
+            <w:pPr>
+              <w:pStyle w:val="Compact"/>
+            </w:pPr>
+            <w:r>
+              <w:t xml:space="preserve">Rotator cuff tear</w:t>
+            </w:r>
+          </w:p>
+        </w:tc>
+        <w:tc>
+          <w:tcPr/>
+          <w:p>
+            <w:pPr>
+              <w:pStyle w:val="Compact"/>
+            </w:pPr>
+            <w:r>
+              <w:t xml:space="preserve">Chronic, activity-related shoulder pain with weakness on external rotation and a positive drop arm</w:t>
+            </w:r>
+          </w:p>
+        </w:tc>
+        <w:tc>
+          <w:tcPr/>
+          <w:p>
+            <w:pPr>
+              <w:pStyle w:val="Compact"/>
+            </w:pPr>
+            <w:r>
+              <w:t xml:space="preserve">Structural tendon failure producing weakness rather than only pain</w:t>
+            </w:r>
+          </w:p>
+        </w:tc>
+        <w:tc>
+          <w:tcPr/>
+          <w:p>
+            <w:pPr>
+              <w:pStyle w:val="Compact"/>
+            </w:pPr>
+            <w:r>
+              <w:t xml:space="preserve">Adhesive capsulitis → restricted passive as well as active range</w:t>
+            </w:r>
+          </w:p>
+        </w:tc>
+      </w:tr>
+      <w:tr>
+        <w:tc>
+          <w:tcPr/>
+          <w:p>
+            <w:pPr>
+              <w:pStyle w:val="Compact"/>
+            </w:pPr>
+            <w:r>
+              <w:t xml:space="preserve">Adhesive capsulitis</w:t>
+            </w:r>
+          </w:p>
+        </w:tc>
+        <w:tc>
+          <w:tcPr/>
+          <w:p>
+            <w:pPr>
+              <w:pStyle w:val="Compact"/>
+            </w:pPr>
+            <w:r>
+              <w:t xml:space="preserve">Chronic, progressive shoulder stiffness with equally restricted active and passive range</w:t>
+            </w:r>
+          </w:p>
+        </w:tc>
+        <w:tc>
+          <w:tcPr/>
+          <w:p>
+            <w:pPr>
+              <w:pStyle w:val="Compact"/>
+            </w:pPr>
+            <w:r>
+              <w:t xml:space="preserve">Capsular contracture limits passive movement, which tendon disease does not</w:t>
+            </w:r>
+          </w:p>
+        </w:tc>
+        <w:tc>
+          <w:tcPr/>
+          <w:p>
+            <w:pPr>
+              <w:pStyle w:val="Compact"/>
+            </w:pPr>
+            <w:r>
+              <w:t xml:space="preserve">Rotator cuff tear → passive range preserved</w:t>
+            </w:r>
+          </w:p>
+        </w:tc>
+      </w:tr>
+      <w:tr>
+        <w:tc>
+          <w:tcPr/>
+          <w:p>
+            <w:pPr>
+              <w:pStyle w:val="Compact"/>
+            </w:pPr>
+            <w:r>
+              <w:t xml:space="preserve">Lumbar disc herniation</w:t>
+            </w:r>
+          </w:p>
+        </w:tc>
+        <w:tc>
+          <w:tcPr/>
+          <w:p>
+            <w:pPr>
+              <w:pStyle w:val="Compact"/>
+            </w:pPr>
+            <w:r>
+              <w:t xml:space="preserve">Acute, radicular leg pain in a dermatome with a positive straight leg raise</w:t>
+            </w:r>
+          </w:p>
+        </w:tc>
+        <w:tc>
+          <w:tcPr/>
+          <w:p>
+            <w:pPr>
+              <w:pStyle w:val="Compact"/>
+            </w:pPr>
+            <w:r>
+              <w:t xml:space="preserve">Root compression producing dermatomal pain with a reproducible tension sign</w:t>
+            </w:r>
+          </w:p>
+        </w:tc>
+        <w:tc>
+          <w:tcPr/>
+          <w:p>
+            <w:pPr>
+              <w:pStyle w:val="Compact"/>
+            </w:pPr>
+            <w:r>
+              <w:t xml:space="preserve">Spinal stenosis → neurogenic claudication relieved by flexion, bilateral</w:t>
+            </w:r>
+          </w:p>
+        </w:tc>
+      </w:tr>
+      <w:tr>
+        <w:tc>
+          <w:tcPr/>
+          <w:p>
+            <w:pPr>
+              <w:pStyle w:val="Compact"/>
+            </w:pPr>
+            <w:r>
+              <w:t xml:space="preserve">Lumbar spinal stenosis</w:t>
+            </w:r>
+          </w:p>
+        </w:tc>
+        <w:tc>
+          <w:tcPr/>
+          <w:p>
+            <w:pPr>
+              <w:pStyle w:val="Compact"/>
+            </w:pPr>
+            <w:r>
+              <w:t xml:space="preserve">Chronic, progressive neurogenic claudication relieved by sitting or leaning forward</w:t>
+            </w:r>
+          </w:p>
+        </w:tc>
+        <w:tc>
+          <w:tcPr/>
+          <w:p>
+            <w:pPr>
+              <w:pStyle w:val="Compact"/>
+            </w:pPr>
+            <w:r>
+              <w:t xml:space="preserve">Canal narrowing that eases when the spine flexes, unlike vascular claudication</w:t>
+            </w:r>
+          </w:p>
+        </w:tc>
+        <w:tc>
+          <w:tcPr/>
+          <w:p>
+            <w:pPr>
+              <w:pStyle w:val="Compact"/>
+            </w:pPr>
+            <w:r>
+              <w:t xml:space="preserve">Vascular claudication → relieved by standing still, absent pulses</w:t>
+            </w:r>
+          </w:p>
+        </w:tc>
+      </w:tr>
+      <w:tr>
+        <w:tc>
+          <w:tcPr/>
+          <w:p>
+            <w:pPr>
+              <w:pStyle w:val="Compact"/>
+            </w:pPr>
+            <w:r>
+              <w:t xml:space="preserve">Septic bursitis</w:t>
+            </w:r>
+          </w:p>
+        </w:tc>
+        <w:tc>
+          <w:tcPr/>
+          <w:p>
+            <w:pPr>
+              <w:pStyle w:val="Compact"/>
+            </w:pPr>
+            <w:r>
+              <w:t xml:space="preserve">Acute, localized swelling over a bursa with overlying erythema and preserved joint range</w:t>
+            </w:r>
+          </w:p>
+        </w:tc>
+        <w:tc>
+          <w:tcPr/>
+          <w:p>
+            <w:pPr>
+              <w:pStyle w:val="Compact"/>
+            </w:pPr>
+            <w:r>
+              <w:t xml:space="preserve">Infection confined to the bursa, so the joint itself moves normally</w:t>
+            </w:r>
+          </w:p>
+        </w:tc>
+        <w:tc>
+          <w:tcPr/>
+          <w:p>
+            <w:pPr>
+              <w:pStyle w:val="Compact"/>
+            </w:pPr>
+            <w:r>
+              <w:t xml:space="preserve">Septic arthritis → joint range severely restricted and painful</w:t>
+            </w:r>
+          </w:p>
+        </w:tc>
+      </w:tr>
+      <w:tr>
+        <w:tc>
+          <w:tcPr/>
+          <w:p>
+            <w:pPr>
+              <w:pStyle w:val="Compact"/>
+            </w:pPr>
+            <w:r>
+              <w:t xml:space="preserve">Osteoporotic vertebral fracture</w:t>
+            </w:r>
+          </w:p>
+        </w:tc>
+        <w:tc>
+          <w:tcPr/>
+          <w:p>
+            <w:pPr>
+              <w:pStyle w:val="Compact"/>
+            </w:pPr>
+            <w:r>
+              <w:t xml:space="preserve">Acute, midline thoracolumbar pain after minimal trauma with focal tenderness and loss of height</w:t>
+            </w:r>
+          </w:p>
+        </w:tc>
+        <w:tc>
+          <w:tcPr/>
+          <w:p>
+            <w:pPr>
+              <w:pStyle w:val="Compact"/>
+            </w:pPr>
+            <w:r>
+              <w:t xml:space="preserve">Fragility fracture, so the mechanism is trivial relative to the injury</w:t>
+            </w:r>
+          </w:p>
+        </w:tc>
+        <w:tc>
+          <w:tcPr/>
+          <w:p>
+            <w:pPr>
+              <w:pStyle w:val="Compact"/>
+            </w:pPr>
+            <w:r>
+              <w:t xml:space="preserve">Malignant infiltration → night pain, constitutional features, lytic lesion</w:t>
+            </w:r>
+          </w:p>
+        </w:tc>
+      </w:tr>
+      <w:tr>
+        <w:tc>
+          <w:tcPr/>
+          <w:p>
+            <w:pPr>
+              <w:pStyle w:val="Compact"/>
+            </w:pPr>
+            <w:r>
+              <w:t xml:space="preserve">Achilles tendon rupture</w:t>
+            </w:r>
+          </w:p>
+        </w:tc>
+        <w:tc>
+          <w:tcPr/>
+          <w:p>
+            <w:pPr>
+              <w:pStyle w:val="Compact"/>
+            </w:pPr>
+            <w:r>
+              <w:t xml:space="preserve">Acute, with a sudden calf pop, palpable gap, and absent plantarflexion on calf squeeze</w:t>
+            </w:r>
+          </w:p>
+        </w:tc>
+        <w:tc>
+          <w:tcPr/>
+          <w:p>
+            <w:pPr>
+              <w:pStyle w:val="Compact"/>
+            </w:pPr>
+            <w:r>
+              <w:t xml:space="preserve">Complete tendon discontinuity abolishes the Thompson test</w:t>
+            </w:r>
+          </w:p>
+        </w:tc>
+        <w:tc>
+          <w:tcPr/>
+          <w:p>
+            <w:pPr>
+              <w:pStyle w:val="Compact"/>
+            </w:pPr>
+            <w:r>
+              <w:t xml:space="preserve">Achilles tendinopathy → activity-related pain with an intact Thompson test</w:t>
+            </w:r>
+          </w:p>
+        </w:tc>
+      </w:tr>
+      <w:tr>
+        <w:tc>
+          <w:tcPr/>
+          <w:p>
+            <w:pPr>
+              <w:pStyle w:val="Compact"/>
+            </w:pPr>
+            <w:r>
+              <w:t xml:space="preserve">Cauda equina from disc</w:t>
+            </w:r>
+          </w:p>
+        </w:tc>
+        <w:tc>
+          <w:tcPr/>
+          <w:p>
+            <w:pPr>
+              <w:pStyle w:val="Compact"/>
+            </w:pPr>
+            <w:r>
+              <w:t xml:space="preserve">Acute, saddle anesthesia, bilateral radicular symptoms, and urinary retention</w:t>
+            </w:r>
+          </w:p>
+        </w:tc>
+        <w:tc>
+          <w:tcPr/>
+          <w:p>
+            <w:pPr>
+              <w:pStyle w:val="Compact"/>
+            </w:pPr>
+            <w:r>
+              <w:t xml:space="preserve">Compression of multiple lumbosacral roots, a time-critical surgical emergency</w:t>
+            </w:r>
+          </w:p>
+        </w:tc>
+        <w:tc>
+          <w:tcPr/>
+          <w:p>
+            <w:pPr>
+              <w:pStyle w:val="Compact"/>
+            </w:pPr>
+            <w:r>
+              <w:t xml:space="preserve">Unilateral radiculopathy → no saddle involvement, no sphincter disturbance</w:t>
+            </w:r>
+          </w:p>
+        </w:tc>
+      </w:tr>
+      <w:tr>
+        <w:tc>
+          <w:tcPr/>
+          <w:p>
+            <w:pPr>
+              <w:pStyle w:val="Compact"/>
+            </w:pPr>
+            <w:r>
+              <w:t xml:space="preserve">Osteomyelitis, diabetic foot</w:t>
+            </w:r>
+          </w:p>
+        </w:tc>
+        <w:tc>
+          <w:tcPr/>
+          <w:p>
+            <w:pPr>
+              <w:pStyle w:val="Compact"/>
+            </w:pPr>
+            <w:r>
+              <w:t xml:space="preserve">Chronic, indolent ulcer with probe-to-bone positivity and raised inflammatory markers</w:t>
+            </w:r>
+          </w:p>
+        </w:tc>
+        <w:tc>
+          <w:tcPr/>
+          <w:p>
+            <w:pPr>
+              <w:pStyle w:val="Compact"/>
+            </w:pPr>
+            <w:r>
+              <w:t xml:space="preserve">Contiguous spread from an overlying ulcer, so the ulcer precedes the bone disease</w:t>
+            </w:r>
+          </w:p>
+        </w:tc>
+        <w:tc>
+          <w:tcPr/>
+          <w:p>
+            <w:pPr>
+              <w:pStyle w:val="Compact"/>
+            </w:pPr>
+            <w:r>
+              <w:t xml:space="preserve">Neuropathic ulcer without osteomyelitis → probe-to-bone negative, normal markers</w:t>
+            </w:r>
+          </w:p>
+        </w:tc>
+      </w:tr>
+    </w:tbl>
+    <w:bookmarkEnd w:id="38"/>
+    <w:bookmarkStart w:id="39" w:name="vascular"/>
+    <w:p>
+      <w:pPr>
+        <w:pStyle w:val="Heading2"/>
+      </w:pPr>
+      <w:r>
+        <w:t xml:space="preserve">Vascular</w:t>
+      </w:r>
+    </w:p>
+    <w:tbl>
+      <w:tblPr>
+        <w:tblStyle w:val="Table"/>
+        <w:tblW w:type="pct" w:w="5000"/>
+        <w:tblLayout w:type="fixed"/>
+        <w:tblLook w:firstRow="1" w:lastRow="0" w:firstColumn="0" w:lastColumn="0" w:noHBand="0" w:noVBand="0" w:val="0020"/>
+      </w:tblPr>
+      <w:tblGrid>
+        <w:gridCol w:w="898"/>
+        <w:gridCol w:w="1959"/>
+        <w:gridCol w:w="2122"/>
+        <w:gridCol w:w="2939"/>
+      </w:tblGrid>
+      <w:tr>
+        <w:trPr>
+          <w:tblHeader w:val="on"/>
+        </w:trPr>
+        <w:tc>
+          <w:tcPr/>
+          <w:p>
+            <w:pPr>
+              <w:pStyle w:val="Compact"/>
+            </w:pPr>
+            <w:r>
+              <w:t xml:space="preserve">Diagnosis</w:t>
+            </w:r>
+          </w:p>
+        </w:tc>
+        <w:tc>
+          <w:tcPr/>
+          <w:p>
+            <w:pPr>
+              <w:pStyle w:val="Compact"/>
+            </w:pPr>
+            <w:r>
+              <w:t xml:space="preserve">Coupled qualifier cluster</w:t>
+            </w:r>
+          </w:p>
+        </w:tc>
+        <w:tc>
+          <w:tcPr/>
+          <w:p>
+            <w:pPr>
+              <w:pStyle w:val="Compact"/>
+            </w:pPr>
+            <w:r>
+              <w:t xml:space="preserve">Why the cluster is discriminating</w:t>
+            </w:r>
+          </w:p>
+        </w:tc>
+        <w:tc>
+          <w:tcPr/>
+          <w:p>
+            <w:pPr>
+              <w:pStyle w:val="Compact"/>
+            </w:pPr>
+            <w:r>
+              <w:t xml:space="preserve">Closest mimic → the qualifier that separates them</w:t>
+            </w:r>
+          </w:p>
+        </w:tc>
+      </w:tr>
+      <w:tr>
+        <w:tc>
+          <w:tcPr/>
+          <w:p>
+            <w:pPr>
+              <w:pStyle w:val="Compact"/>
+            </w:pPr>
+            <w:r>
+              <w:t xml:space="preserve">Deep vein thrombosis</w:t>
+            </w:r>
+          </w:p>
+        </w:tc>
+        <w:tc>
+          <w:tcPr/>
+          <w:p>
+            <w:pPr>
+              <w:pStyle w:val="Compact"/>
+            </w:pPr>
+            <w:r>
+              <w:t xml:space="preserve">Acute, unilateral leg swelling with calf tenderness and a measured circumference difference over 3 cm</w:t>
+            </w:r>
+          </w:p>
+        </w:tc>
+        <w:tc>
+          <w:tcPr/>
+          <w:p>
+            <w:pPr>
+              <w:pStyle w:val="Compact"/>
+            </w:pPr>
+            <w:r>
+              <w:t xml:space="preserve">Unilaterality plus measurement, since bilateral swelling points systemic</w:t>
+            </w:r>
+          </w:p>
+        </w:tc>
+        <w:tc>
+          <w:tcPr/>
+          <w:p>
+            <w:pPr>
+              <w:pStyle w:val="Compact"/>
+            </w:pPr>
+            <w:r>
+              <w:t xml:space="preserve">Cellulitis → erythema and warmth predominate, fever more common</w:t>
+            </w:r>
+          </w:p>
+        </w:tc>
+      </w:tr>
+      <w:tr>
+        <w:tc>
+          <w:tcPr/>
+          <w:p>
+            <w:pPr>
+              <w:pStyle w:val="Compact"/>
+            </w:pPr>
+            <w:r>
+              <w:t xml:space="preserve">Acute limb ischemia</w:t>
+            </w:r>
+          </w:p>
+        </w:tc>
+        <w:tc>
+          <w:tcPr/>
+          <w:p>
+            <w:pPr>
+              <w:pStyle w:val="Compact"/>
+            </w:pPr>
+            <w:r>
+              <w:t xml:space="preserve">Hyperacute, unilateral, with pain, pallor, pulselessness, paresthesia, and paralysis</w:t>
+            </w:r>
+          </w:p>
+        </w:tc>
+        <w:tc>
+          <w:tcPr/>
+          <w:p>
+            <w:pPr>
+              <w:pStyle w:val="Compact"/>
+            </w:pPr>
+            <w:r>
+              <w:t xml:space="preserve">Sudden arterial occlusion producing the six-P sequence within hours</w:t>
+            </w:r>
+          </w:p>
+        </w:tc>
+        <w:tc>
+          <w:tcPr/>
+          <w:p>
+            <w:pPr>
+              <w:pStyle w:val="Compact"/>
+            </w:pPr>
+            <w:r>
+              <w:t xml:space="preserve">Critical limb ischemia → chronic, rest pain over weeks, collaterals present</w:t>
+            </w:r>
+          </w:p>
+        </w:tc>
+      </w:tr>
+      <w:tr>
+        <w:tc>
+          <w:tcPr/>
+          <w:p>
+            <w:pPr>
+              <w:pStyle w:val="Compact"/>
+            </w:pPr>
+            <w:r>
+              <w:t xml:space="preserve">Ruptured abdominal aortic aneurysm</w:t>
+            </w:r>
+          </w:p>
+        </w:tc>
+        <w:tc>
+          <w:tcPr/>
+          <w:p>
+            <w:pPr>
+              <w:pStyle w:val="Compact"/>
+            </w:pPr>
+            <w:r>
+              <w:t xml:space="preserve">Hyperacute, with abdominal or back pain, hypotension, and a pulsatile expansile mass</w:t>
+            </w:r>
+          </w:p>
+        </w:tc>
+        <w:tc>
+          <w:tcPr/>
+          <w:p>
+            <w:pPr>
+              <w:pStyle w:val="Compact"/>
+            </w:pPr>
+            <w:r>
+              <w:t xml:space="preserve">Rupture producing pain plus shock plus a palpable expansile mass together</w:t>
+            </w:r>
+          </w:p>
+        </w:tc>
+        <w:tc>
+          <w:tcPr/>
+          <w:p>
+            <w:pPr>
+              <w:pStyle w:val="Compact"/>
+            </w:pPr>
+            <w:r>
+              <w:t xml:space="preserve">Renal colic → colicky, hemodynamically stable, stone on imaging</w:t>
+            </w:r>
+          </w:p>
+        </w:tc>
+      </w:tr>
+      <w:tr>
+        <w:tc>
+          <w:tcPr/>
+          <w:p>
+            <w:pPr>
+              <w:pStyle w:val="Compact"/>
+            </w:pPr>
+            <w:r>
+              <w:t xml:space="preserve">Superficial thrombophlebitis</w:t>
+            </w:r>
+          </w:p>
+        </w:tc>
+        <w:tc>
+          <w:tcPr/>
+          <w:p>
+            <w:pPr>
+              <w:pStyle w:val="Compact"/>
+            </w:pPr>
+            <w:r>
+              <w:t xml:space="preserve">Subacute, with a tender palpable cord along a superficial vein and localized erythema</w:t>
+            </w:r>
+          </w:p>
+        </w:tc>
+        <w:tc>
+          <w:tcPr/>
+          <w:p>
+            <w:pPr>
+              <w:pStyle w:val="Compact"/>
+            </w:pPr>
+            <w:r>
+              <w:t xml:space="preserve">Thrombosis of a superficial vein, so the cord is palpable and linear</w:t>
+            </w:r>
+          </w:p>
+        </w:tc>
+        <w:tc>
+          <w:tcPr/>
+          <w:p>
+            <w:pPr>
+              <w:pStyle w:val="Compact"/>
+            </w:pPr>
+            <w:r>
+              <w:t xml:space="preserve">Cellulitis → diffuse rather than linear, no palpable cord</w:t>
+            </w:r>
+          </w:p>
+        </w:tc>
+      </w:tr>
+      <w:tr>
+        <w:tc>
+          <w:tcPr/>
+          <w:p>
+            <w:pPr>
+              <w:pStyle w:val="Compact"/>
+            </w:pPr>
+            <w:r>
+              <w:t xml:space="preserve">Chronic venous insufficiency</w:t>
+            </w:r>
+          </w:p>
+        </w:tc>
+        <w:tc>
+          <w:tcPr/>
+          <w:p>
+            <w:pPr>
+              <w:pStyle w:val="Compact"/>
+            </w:pPr>
+            <w:r>
+              <w:t xml:space="preserve">Chronic, bilateral dependent edema with hemosiderin staining and medial malleolar ulceration</w:t>
+            </w:r>
+          </w:p>
+        </w:tc>
+        <w:tc>
+          <w:tcPr/>
+          <w:p>
+            <w:pPr>
+              <w:pStyle w:val="Compact"/>
+            </w:pPr>
+            <w:r>
+              <w:t xml:space="preserve">Venous hypertension over years producing pigmentation and a characteristic ulcer site</w:t>
+            </w:r>
+          </w:p>
+        </w:tc>
+        <w:tc>
+          <w:tcPr/>
+          <w:p>
+            <w:pPr>
+              <w:pStyle w:val="Compact"/>
+            </w:pPr>
+            <w:r>
+              <w:t xml:space="preserve">Arterial ulcer → lateral or distal, punched out, painful, absent pulses</w:t>
+            </w:r>
+          </w:p>
+        </w:tc>
+      </w:tr>
+      <w:tr>
+        <w:tc>
+          <w:tcPr/>
+          <w:p>
+            <w:pPr>
+              <w:pStyle w:val="Compact"/>
+            </w:pPr>
+            <w:r>
+              <w:t xml:space="preserve">Lymphedema</w:t>
+            </w:r>
+          </w:p>
+        </w:tc>
+        <w:tc>
+          <w:tcPr/>
+          <w:p>
+            <w:pPr>
+              <w:pStyle w:val="Compact"/>
+            </w:pPr>
+            <w:r>
+              <w:t xml:space="preserve">Chronic, nonpitting limb swelling with a positive Stemmer sign and skin thickening</w:t>
+            </w:r>
+          </w:p>
+        </w:tc>
+        <w:tc>
+          <w:tcPr/>
+          <w:p>
+            <w:pPr>
+              <w:pStyle w:val="Compact"/>
+            </w:pPr>
+            <w:r>
+              <w:t xml:space="preserve">Protein-rich interstitial fluid, so it does not pit and the skin thickens</w:t>
+            </w:r>
+          </w:p>
+        </w:tc>
+        <w:tc>
+          <w:tcPr/>
+          <w:p>
+            <w:pPr>
+              <w:pStyle w:val="Compact"/>
+            </w:pPr>
+            <w:r>
+              <w:t xml:space="preserve">Venous edema → pitting, improves overnight, pigmentation rather than thickening</w:t>
+            </w:r>
+          </w:p>
+        </w:tc>
+      </w:tr>
+      <w:tr>
+        <w:tc>
+          <w:tcPr/>
+          <w:p>
+            <w:pPr>
+              <w:pStyle w:val="Compact"/>
+            </w:pPr>
+            <w:r>
+              <w:t xml:space="preserve">Carotid stenosis</w:t>
+            </w:r>
+          </w:p>
+        </w:tc>
+        <w:tc>
+          <w:tcPr/>
+          <w:p>
+            <w:pPr>
+              <w:pStyle w:val="Compact"/>
+            </w:pPr>
+            <w:r>
+              <w:t xml:space="preserve">Asymptomatic bruit, or transient monocular visual loss and contralateral hemispheric symptoms</w:t>
+            </w:r>
+          </w:p>
+        </w:tc>
+        <w:tc>
+          <w:tcPr/>
+          <w:p>
+            <w:pPr>
+              <w:pStyle w:val="Compact"/>
+            </w:pPr>
+            <w:r>
+              <w:t xml:space="preserve">Territorial symptoms match the vessel, which is why the eye and the opposite hemisphere pair</w:t>
+            </w:r>
+          </w:p>
+        </w:tc>
+        <w:tc>
+          <w:tcPr/>
+          <w:p>
+            <w:pPr>
+              <w:pStyle w:val="Compact"/>
+            </w:pPr>
+            <w:r>
+              <w:t xml:space="preserve">Vertebrobasilar disease → bilateral or posterior symptoms, no monocular loss</w:t>
+            </w:r>
+          </w:p>
+        </w:tc>
+      </w:tr>
+      <w:tr>
+        <w:tc>
+          <w:tcPr/>
+          <w:p>
+            <w:pPr>
+              <w:pStyle w:val="Compact"/>
+            </w:pPr>
+            <w:r>
+              <w:t xml:space="preserve">Takayasu arteritis</w:t>
+            </w:r>
+          </w:p>
+        </w:tc>
+        <w:tc>
+          <w:tcPr/>
+          <w:p>
+            <w:pPr>
+              <w:pStyle w:val="Compact"/>
+            </w:pPr>
+            <w:r>
+              <w:t xml:space="preserve">Subacute, constitutional, with limb claudication, absent pulses, and blood pressure discrepancy</w:t>
+            </w:r>
+          </w:p>
+        </w:tc>
+        <w:tc>
+          <w:tcPr/>
+          <w:p>
+            <w:pPr>
+              <w:pStyle w:val="Compact"/>
+            </w:pPr>
+            <w:r>
+              <w:t xml:space="preserve">Large-vessel inflammation in a young patient, so pulses and pressures differ between limbs</w:t>
+            </w:r>
+          </w:p>
+        </w:tc>
+        <w:tc>
+          <w:tcPr/>
+          <w:p>
+            <w:pPr>
+              <w:pStyle w:val="Compact"/>
+            </w:pPr>
+            <w:r>
+              <w:t xml:space="preserve">Atherosclerotic disease → older, no constitutional features, normal inflammatory markers</w:t>
+            </w:r>
+          </w:p>
+        </w:tc>
+      </w:tr>
+    </w:tbl>
+    <w:bookmarkEnd w:id="39"/>
+    <w:bookmarkStart w:id="40" w:name="allergy-and-immunology"/>
+    <w:p>
+      <w:pPr>
+        <w:pStyle w:val="Heading2"/>
+      </w:pPr>
+      <w:r>
+        <w:t xml:space="preserve">Allergy and immunology</w:t>
+      </w:r>
+    </w:p>
+    <w:tbl>
+      <w:tblPr>
+        <w:tblStyle w:val="Table"/>
+        <w:tblW w:type="pct" w:w="5000"/>
+        <w:tblLayout w:type="fixed"/>
+        <w:tblLook w:firstRow="1" w:lastRow="0" w:firstColumn="0" w:lastColumn="0" w:noHBand="0" w:noVBand="0" w:val="0020"/>
+      </w:tblPr>
+      <w:tblGrid>
+        <w:gridCol w:w="898"/>
+        <w:gridCol w:w="1959"/>
+        <w:gridCol w:w="2122"/>
+        <w:gridCol w:w="2939"/>
+      </w:tblGrid>
+      <w:tr>
+        <w:trPr>
+          <w:tblHeader w:val="on"/>
+        </w:trPr>
+        <w:tc>
+          <w:tcPr/>
+          <w:p>
+            <w:pPr>
+              <w:pStyle w:val="Compact"/>
+            </w:pPr>
+            <w:r>
+              <w:t xml:space="preserve">Diagnosis</w:t>
+            </w:r>
+          </w:p>
+        </w:tc>
+        <w:tc>
+          <w:tcPr/>
+          <w:p>
+            <w:pPr>
+              <w:pStyle w:val="Compact"/>
+            </w:pPr>
+            <w:r>
+              <w:t xml:space="preserve">Coupled qualifier cluster</w:t>
+            </w:r>
+          </w:p>
+        </w:tc>
+        <w:tc>
+          <w:tcPr/>
+          <w:p>
+            <w:pPr>
+              <w:pStyle w:val="Compact"/>
+            </w:pPr>
+            <w:r>
+              <w:t xml:space="preserve">Why the cluster is discriminating</w:t>
+            </w:r>
+          </w:p>
+        </w:tc>
+        <w:tc>
+          <w:tcPr/>
+          <w:p>
+            <w:pPr>
+              <w:pStyle w:val="Compact"/>
+            </w:pPr>
+            <w:r>
+              <w:t xml:space="preserve">Closest mimic → the qualifier that separates them</w:t>
+            </w:r>
+          </w:p>
+        </w:tc>
+      </w:tr>
+      <w:tr>
+        <w:tc>
+          <w:tcPr/>
+          <w:p>
+            <w:pPr>
+              <w:pStyle w:val="Compact"/>
+            </w:pPr>
+            <w:r>
+              <w:t xml:space="preserve">Anaphylaxis</w:t>
+            </w:r>
+          </w:p>
+        </w:tc>
+        <w:tc>
+          <w:tcPr/>
+          <w:p>
+            <w:pPr>
+              <w:pStyle w:val="Compact"/>
+            </w:pPr>
+            <w:r>
+              <w:t xml:space="preserve">Hyperacute, multisystem, urticarial, with airway compromise and hypotension after an exposure</w:t>
+            </w:r>
+          </w:p>
+        </w:tc>
+        <w:tc>
+          <w:tcPr/>
+          <w:p>
+            <w:pPr>
+              <w:pStyle w:val="Compact"/>
+            </w:pPr>
+            <w:r>
+              <w:t xml:space="preserve">Two or more organ systems within minutes of a trigger, which no other reaction does</w:t>
+            </w:r>
+          </w:p>
+        </w:tc>
+        <w:tc>
+          <w:tcPr/>
+          <w:p>
+            <w:pPr>
+              <w:pStyle w:val="Compact"/>
+            </w:pPr>
+            <w:r>
+              <w:t xml:space="preserve">Vasovagal syncope → bradycardic, pallor without urticaria, rapid spontaneous recovery</w:t>
+            </w:r>
+          </w:p>
+        </w:tc>
+      </w:tr>
+      <w:tr>
+        <w:tc>
+          <w:tcPr/>
+          <w:p>
+            <w:pPr>
+              <w:pStyle w:val="Compact"/>
+            </w:pPr>
+            <w:r>
+              <w:t xml:space="preserve">Hereditary angiedema</w:t>
+            </w:r>
+          </w:p>
+        </w:tc>
+        <w:tc>
+          <w:tcPr/>
+          <w:p>
+            <w:pPr>
+              <w:pStyle w:val="Compact"/>
+            </w:pPr>
+            <w:r>
+              <w:t xml:space="preserve">Recurrent, episodic, nonpruritic angiedema without urticaria and unresponsive to antihistamines</w:t>
+            </w:r>
+          </w:p>
+        </w:tc>
+        <w:tc>
+          <w:tcPr/>
+          <w:p>
+            <w:pPr>
+              <w:pStyle w:val="Compact"/>
+            </w:pPr>
+            <w:r>
+              <w:t xml:space="preserve">Bradykinin-mediated, so there is no urticaria and no response to antihistamine or adrenaline</w:t>
+            </w:r>
+          </w:p>
+        </w:tc>
+        <w:tc>
+          <w:tcPr/>
+          <w:p>
+            <w:pPr>
+              <w:pStyle w:val="Compact"/>
+            </w:pPr>
+            <w:r>
+              <w:t xml:space="preserve">Histaminergic angiedema → urticarial, pruritic, responds to antihistamine</w:t>
+            </w:r>
+          </w:p>
+        </w:tc>
+      </w:tr>
+      <w:tr>
+        <w:tc>
+          <w:tcPr/>
+          <w:p>
+            <w:pPr>
+              <w:pStyle w:val="Compact"/>
+            </w:pPr>
+            <w:r>
+              <w:t xml:space="preserve">Chronic spontaneous urticaria</w:t>
+            </w:r>
+          </w:p>
+        </w:tc>
+        <w:tc>
+          <w:tcPr/>
+          <w:p>
+            <w:pPr>
+              <w:pStyle w:val="Compact"/>
+            </w:pPr>
+            <w:r>
+              <w:t xml:space="preserve">Chronic, recurrent wheals with individual lesions resolving under 24 hours and no identified trigger</w:t>
+            </w:r>
+          </w:p>
+        </w:tc>
+        <w:tc>
+          <w:tcPr/>
+          <w:p>
+            <w:pPr>
+              <w:pStyle w:val="Compact"/>
+            </w:pPr>
+            <w:r>
+              <w:t xml:space="preserve">Duration of the individual lesion is the discriminator, not the duration of the illness</w:t>
+            </w:r>
+          </w:p>
+        </w:tc>
+        <w:tc>
+          <w:tcPr/>
+          <w:p>
+            <w:pPr>
+              <w:pStyle w:val="Compact"/>
+            </w:pPr>
+            <w:r>
+              <w:t xml:space="preserve">Urticarial vasculitis → lesions lasting over 24 hours, bruising, burning rather than itching</w:t>
+            </w:r>
+          </w:p>
+        </w:tc>
+      </w:tr>
+      <w:tr>
+        <w:tc>
+          <w:tcPr/>
+          <w:p>
+            <w:pPr>
+              <w:pStyle w:val="Compact"/>
+            </w:pPr>
+            <w:r>
+              <w:t xml:space="preserve">Drug-induced anaphylactoid reaction</w:t>
+            </w:r>
+          </w:p>
+        </w:tc>
+        <w:tc>
+          <w:tcPr/>
+          <w:p>
+            <w:pPr>
+              <w:pStyle w:val="Compact"/>
+            </w:pPr>
+            <w:r>
+              <w:t xml:space="preserve">Hyperacute after a first exposure, clinically identical to anaphylaxis but without prior sensitization</w:t>
+            </w:r>
+          </w:p>
+        </w:tc>
+        <w:tc>
+          <w:tcPr/>
+          <w:p>
+            <w:pPr>
+              <w:pStyle w:val="Compact"/>
+            </w:pPr>
+            <w:r>
+              <w:t xml:space="preserve">Direct mast cell activation, so it can occur on first exposure</w:t>
+            </w:r>
+          </w:p>
+        </w:tc>
+        <w:tc>
+          <w:tcPr/>
+          <w:p>
+            <w:pPr>
+              <w:pStyle w:val="Compact"/>
+            </w:pPr>
+            <w:r>
+              <w:t xml:space="preserve">IgE-mediated anaphylaxis → requires prior sensitization</w:t>
+            </w:r>
+          </w:p>
+        </w:tc>
+      </w:tr>
+      <w:tr>
+        <w:tc>
+          <w:tcPr/>
+          <w:p>
+            <w:pPr>
+              <w:pStyle w:val="Compact"/>
+            </w:pPr>
+            <w:r>
+              <w:t xml:space="preserve">Common variable immunodeficiency</w:t>
+            </w:r>
+          </w:p>
+        </w:tc>
+        <w:tc>
+          <w:tcPr/>
+          <w:p>
+            <w:pPr>
+              <w:pStyle w:val="Compact"/>
+            </w:pPr>
+            <w:r>
+              <w:t xml:space="preserve">Chronic, recurrent sinopulmonary infection with low immunoglobulins and poor vaccine response</w:t>
+            </w:r>
+          </w:p>
+        </w:tc>
+        <w:tc>
+          <w:tcPr/>
+          <w:p>
+            <w:pPr>
+              <w:pStyle w:val="Compact"/>
+            </w:pPr>
+            <w:r>
+              <w:t xml:space="preserve">Antibody failure producing encapsulated organism infection and bronchiectasis over years</w:t>
+            </w:r>
+          </w:p>
+        </w:tc>
+        <w:tc>
+          <w:tcPr/>
+          <w:p>
+            <w:pPr>
+              <w:pStyle w:val="Compact"/>
+            </w:pPr>
+            <w:r>
+              <w:t xml:space="preserve">Cystic fibrosis → sweat chloride positive, pancreatic insufficiency, earlier onset</w:t>
+            </w:r>
+          </w:p>
+        </w:tc>
+      </w:tr>
+      <w:tr>
+        <w:tc>
+          <w:tcPr/>
+          <w:p>
+            <w:pPr>
+              <w:pStyle w:val="Compact"/>
+            </w:pPr>
+            <w:r>
+              <w:t xml:space="preserve">Mastocytosis</w:t>
+            </w:r>
+          </w:p>
+        </w:tc>
+        <w:tc>
+          <w:tcPr/>
+          <w:p>
+            <w:pPr>
+              <w:pStyle w:val="Compact"/>
+            </w:pPr>
+            <w:r>
+              <w:t xml:space="preserve">Episodic flushing, pruritus, and hypotension with a raised baseline tryptase</w:t>
+            </w:r>
+          </w:p>
+        </w:tc>
+        <w:tc>
+          <w:tcPr/>
+          <w:p>
+            <w:pPr>
+              <w:pStyle w:val="Compact"/>
+            </w:pPr>
+            <w:r>
+              <w:t xml:space="preserve">Mast cell burden producing paroxysmal mediator release between attacks</w:t>
+            </w:r>
+          </w:p>
+        </w:tc>
+        <w:tc>
+          <w:tcPr/>
+          <w:p>
+            <w:pPr>
+              <w:pStyle w:val="Compact"/>
+            </w:pPr>
+            <w:r>
+              <w:t xml:space="preserve">Carcinoid syndrome → flushing with diarrhea and raised urinary 5-HIAA</w:t>
+            </w:r>
+          </w:p>
+        </w:tc>
+      </w:tr>
+    </w:tbl>
+    <w:bookmarkEnd w:id="40"/>
+    <w:bookmarkEnd w:id="41"/>
+    <w:bookmarkStart w:id="47" w:name="part-ii.-cross-cutting-qualifiers"/>
     <w:p>
       <w:pPr>
         <w:pStyle w:val="Heading1"/>
@@ -7575,7 +15619,7 @@
         <w:t xml:space="preserve">Part II. Cross-cutting qualifiers</w:t>
       </w:r>
     </w:p>
-    <w:bookmarkStart w:id="32" w:name="a.-tempo-of-onset"/>
+    <w:bookmarkStart w:id="42" w:name="a.-tempo-of-onset"/>
     <w:p>
       <w:pPr>
         <w:pStyle w:val="Heading2"/>
@@ -8873,8 +16917,8 @@
         </w:tc>
       </w:tr>
     </w:tbl>
-    <w:bookmarkEnd w:id="32"/>
-    <w:bookmarkStart w:id="33" w:name="b.-course-over-time"/>
+    <w:bookmarkEnd w:id="42"/>
+    <w:bookmarkStart w:id="43" w:name="b.-course-over-time"/>
     <w:p>
       <w:pPr>
         <w:pStyle w:val="Heading2"/>
@@ -11972,8 +20016,8 @@
         </w:tc>
       </w:tr>
     </w:tbl>
-    <w:bookmarkEnd w:id="33"/>
-    <w:bookmarkStart w:id="34" w:name="Xe39e3a73176e5dd38d5c078d0ce3c05311fc20f"/>
+    <w:bookmarkEnd w:id="43"/>
+    <w:bookmarkStart w:id="44" w:name="Xe39e3a73176e5dd38d5c078d0ce3c05311fc20f"/>
     <w:p>
       <w:pPr>
         <w:pStyle w:val="Heading2"/>
@@ -13983,8 +22027,8 @@
         </w:tc>
       </w:tr>
     </w:tbl>
-    <w:bookmarkEnd w:id="34"/>
-    <w:bookmarkStart w:id="35" w:name="d.-pain-character"/>
+    <w:bookmarkEnd w:id="44"/>
+    <w:bookmarkStart w:id="45" w:name="d.-pain-character"/>
     <w:p>
       <w:pPr>
         <w:pStyle w:val="Heading2"/>
@@ -15281,6 +23325,96 @@
               <w:pStyle w:val="Compact"/>
             </w:pPr>
             <w:r>
+              <w:t xml:space="preserve">Painful</w:t>
+            </w:r>
+          </w:p>
+        </w:tc>
+        <w:tc>
+          <w:tcPr/>
+          <w:p>
+            <w:pPr>
+              <w:pStyle w:val="Compact"/>
+            </w:pPr>
+            <w:r>
+              <w:t xml:space="preserve">Accompanied by pain, and the pain is part of the syndrome rather than incidental</w:t>
+            </w:r>
+          </w:p>
+        </w:tc>
+        <w:tc>
+          <w:tcPr/>
+          <w:p>
+            <w:pPr>
+              <w:pStyle w:val="Compact"/>
+            </w:pPr>
+            <w:r>
+              <w:t xml:space="preserve">History</w:t>
+            </w:r>
+          </w:p>
+        </w:tc>
+        <w:tc>
+          <w:tcPr/>
+          <w:p>
+            <w:pPr>
+              <w:pStyle w:val="Compact"/>
+            </w:pPr>
+            <w:r>
+              <w:t xml:space="preserve">Ask whether the process itself hurts, separately from any procedure or comorbid pain</w:t>
+            </w:r>
+          </w:p>
+        </w:tc>
+        <w:tc>
+          <w:tcPr/>
+          <w:p>
+            <w:pPr>
+              <w:pStyle w:val="Compact"/>
+            </w:pPr>
+            <w:r>
+              <w:t xml:space="preserve">Infection, ischemia, inflammation, obstruction of a hollow viscus</w:t>
+            </w:r>
+          </w:p>
+        </w:tc>
+        <w:tc>
+          <w:tcPr/>
+          <w:p>
+            <w:pPr>
+              <w:pStyle w:val="Compact"/>
+            </w:pPr>
+            <w:r>
+              <w:t xml:space="preserve">painful lymphadenopathy → reactive or infectious rather than malignant</w:t>
+            </w:r>
+          </w:p>
+        </w:tc>
+        <w:tc>
+          <w:tcPr/>
+          <w:p>
+            <w:pPr>
+              <w:pStyle w:val="Compact"/>
+            </w:pPr>
+            <w:r>
+              <w:t xml:space="preserve">The expected state for inflammation and ischemia, so it discriminates mainly by its absence. Its diagnostic value lies in the contrast with the painless form of the same presentation</w:t>
+            </w:r>
+          </w:p>
+        </w:tc>
+        <w:tc>
+          <w:tcPr/>
+          <w:p>
+            <w:pPr>
+              <w:pStyle w:val="Compact"/>
+            </w:pPr>
+            <w:r>
+              <w:t xml:space="preserve">Recorded as a finding when it adds nothing, while the informative observation would have been that the process is painless</w:t>
+            </w:r>
+          </w:p>
+        </w:tc>
+      </w:tr>
+      <w:tr>
+        <w:tc>
+          <w:tcPr/>
+          <w:p>
+            <w:pPr>
+              <w:pStyle w:val="Compact"/>
+            </w:pPr>
+            <w:r>
               <w:t xml:space="preserve">Tender</w:t>
             </w:r>
           </w:p>
@@ -16084,8 +24218,8 @@
         </w:tc>
       </w:tr>
     </w:tbl>
-    <w:bookmarkEnd w:id="35"/>
-    <w:bookmarkStart w:id="36" w:name="e.-provocation-and-timing"/>
+    <w:bookmarkEnd w:id="45"/>
+    <w:bookmarkStart w:id="46" w:name="e.-provocation-and-timing"/>
     <w:p>
       <w:pPr>
         <w:pStyle w:val="Heading2"/>
@@ -18275,9 +26409,9 @@
         </w:tc>
       </w:tr>
     </w:tbl>
-    <w:bookmarkEnd w:id="36"/>
-    <w:bookmarkEnd w:id="37"/>
-    <w:bookmarkStart w:id="51" w:name="part-iii.-qualifiers-by-specialty"/>
+    <w:bookmarkEnd w:id="46"/>
+    <w:bookmarkEnd w:id="47"/>
+    <w:bookmarkStart w:id="61" w:name="part-iii.-qualifiers-by-specialty"/>
     <w:p>
       <w:pPr>
         <w:pStyle w:val="Heading1"/>
@@ -18286,7 +26420,7 @@
         <w:t xml:space="preserve">Part III. Qualifiers by specialty</w:t>
       </w:r>
     </w:p>
-    <w:bookmarkStart w:id="38" w:name="neurology-1"/>
+    <w:bookmarkStart w:id="48" w:name="neurology-1"/>
     <w:p>
       <w:pPr>
         <w:pStyle w:val="Heading2"/>
@@ -23724,8 +31858,8 @@
         </w:tc>
       </w:tr>
     </w:tbl>
-    <w:bookmarkEnd w:id="38"/>
-    <w:bookmarkStart w:id="39" w:name="rheumatology"/>
+    <w:bookmarkEnd w:id="48"/>
+    <w:bookmarkStart w:id="49" w:name="rheumatology"/>
     <w:p>
       <w:pPr>
         <w:pStyle w:val="Heading2"/>
@@ -26463,8 +34597,8 @@
         </w:tc>
       </w:tr>
     </w:tbl>
-    <w:bookmarkEnd w:id="39"/>
-    <w:bookmarkStart w:id="40" w:name="dermatology"/>
+    <w:bookmarkEnd w:id="49"/>
+    <w:bookmarkStart w:id="50" w:name="dermatology-1"/>
     <w:p>
       <w:pPr>
         <w:pStyle w:val="Heading2"/>
@@ -30372,8 +38506,8 @@
         </w:tc>
       </w:tr>
     </w:tbl>
-    <w:bookmarkEnd w:id="40"/>
-    <w:bookmarkStart w:id="41" w:name="cardiology-1"/>
+    <w:bookmarkEnd w:id="50"/>
+    <w:bookmarkStart w:id="51" w:name="cardiology-1"/>
     <w:p>
       <w:pPr>
         <w:pStyle w:val="Heading2"/>
@@ -34633,8 +42767,8 @@
         </w:tc>
       </w:tr>
     </w:tbl>
-    <w:bookmarkEnd w:id="41"/>
-    <w:bookmarkStart w:id="42" w:name="pulmonary"/>
+    <w:bookmarkEnd w:id="51"/>
+    <w:bookmarkStart w:id="52" w:name="pulmonary"/>
     <w:p>
       <w:pPr>
         <w:pStyle w:val="Heading2"/>
@@ -39704,8 +47838,8 @@
         </w:tc>
       </w:tr>
     </w:tbl>
-    <w:bookmarkEnd w:id="42"/>
-    <w:bookmarkStart w:id="43" w:name="gastroenterology-and-hepatology-1"/>
+    <w:bookmarkEnd w:id="52"/>
+    <w:bookmarkStart w:id="53" w:name="gastroenterology-and-hepatology-1"/>
     <w:p>
       <w:pPr>
         <w:pStyle w:val="Heading2"/>
@@ -43335,8 +51469,8 @@
         </w:tc>
       </w:tr>
     </w:tbl>
-    <w:bookmarkEnd w:id="43"/>
-    <w:bookmarkStart w:id="44" w:name="nephrology-1"/>
+    <w:bookmarkEnd w:id="53"/>
+    <w:bookmarkStart w:id="54" w:name="nephrology-1"/>
     <w:p>
       <w:pPr>
         <w:pStyle w:val="Heading2"/>
@@ -44767,7 +52901,7 @@
               <w:pStyle w:val="Compact"/>
             </w:pPr>
             <w:r>
-              <w:t xml:space="preserve">Lactate, ketones, toxic alcohols, uraemia</w:t>
+              <w:t xml:space="preserve">Lactate, ketones, toxic alcohols, uremia</w:t>
             </w:r>
           </w:p>
         </w:tc>
@@ -45976,8 +54110,8 @@
         </w:tc>
       </w:tr>
     </w:tbl>
-    <w:bookmarkEnd w:id="44"/>
-    <w:bookmarkStart w:id="45" w:name="hematology"/>
+    <w:bookmarkEnd w:id="54"/>
+    <w:bookmarkStart w:id="55" w:name="hematology"/>
     <w:p>
       <w:pPr>
         <w:pStyle w:val="Heading2"/>
@@ -47160,7 +55294,7 @@
               <w:pStyle w:val="Compact"/>
             </w:pPr>
             <w:r>
-              <w:t xml:space="preserve">Haemoglobinaemia, hemoglobinuria, and profoundly low haptoglobin. Usually more acute and more dangerous than extravascular hemolysis, and includes several emergencies.</w:t>
+              <w:t xml:space="preserve">Hemoglobinemia, hemoglobinuria, and profoundly low haptoglobin. Usually more acute and more dangerous than extravascular hemolysis, and includes several emergencies.</w:t>
             </w:r>
           </w:p>
         </w:tc>
@@ -49067,8 +57201,8 @@
         </w:tc>
       </w:tr>
     </w:tbl>
-    <w:bookmarkEnd w:id="45"/>
-    <w:bookmarkStart w:id="46" w:name="infectious-disease-1"/>
+    <w:bookmarkEnd w:id="55"/>
+    <w:bookmarkStart w:id="56" w:name="infectious-disease-1"/>
     <w:p>
       <w:pPr>
         <w:pStyle w:val="Heading2"/>
@@ -52698,8 +60832,8 @@
         </w:tc>
       </w:tr>
     </w:tbl>
-    <w:bookmarkEnd w:id="46"/>
-    <w:bookmarkStart w:id="47" w:name="oncology-and-pathology"/>
+    <w:bookmarkEnd w:id="56"/>
+    <w:bookmarkStart w:id="57" w:name="oncology-and-pathology"/>
     <w:p>
       <w:pPr>
         <w:pStyle w:val="Heading2"/>
@@ -54310,7 +62444,7 @@
               <w:pStyle w:val="Compact"/>
             </w:pPr>
             <w:r>
-              <w:t xml:space="preserve">Relapsed lymphoma, relapsed leukaemia</w:t>
+              <w:t xml:space="preserve">Relapsed lymphoma, relapsed leukemia</w:t>
             </w:r>
           </w:p>
         </w:tc>
@@ -55159,8 +63293,8 @@
         </w:tc>
       </w:tr>
     </w:tbl>
-    <w:bookmarkEnd w:id="47"/>
-    <w:bookmarkStart w:id="48" w:name="radiology-and-lesion-characterization"/>
+    <w:bookmarkEnd w:id="57"/>
+    <w:bookmarkStart w:id="58" w:name="radiology-and-lesion-characterization"/>
     <w:p>
       <w:pPr>
         <w:pStyle w:val="Heading2"/>
@@ -58160,8 +66294,8 @@
         </w:tc>
       </w:tr>
     </w:tbl>
-    <w:bookmarkEnd w:id="48"/>
-    <w:bookmarkStart w:id="49" w:name="X29f7d5622bedddd5764dd6c7438c016e4c5f79d"/>
+    <w:bookmarkEnd w:id="58"/>
+    <w:bookmarkStart w:id="59" w:name="X29f7d5622bedddd5764dd6c7438c016e4c5f79d"/>
     <w:p>
       <w:pPr>
         <w:pStyle w:val="Heading2"/>
@@ -62331,8 +70465,8 @@
         </w:tc>
       </w:tr>
     </w:tbl>
-    <w:bookmarkEnd w:id="49"/>
-    <w:bookmarkStart w:id="50" w:name="X57efb05e7495e1e066ef0814785dc3214076cbc"/>
+    <w:bookmarkEnd w:id="59"/>
+    <w:bookmarkStart w:id="60" w:name="X57efb05e7495e1e066ef0814785dc3214076cbc"/>
     <w:p>
       <w:pPr>
         <w:pStyle w:val="Heading2"/>
@@ -64530,9 +72664,9 @@
         </w:tc>
       </w:tr>
     </w:tbl>
-    <w:bookmarkEnd w:id="50"/>
-    <w:bookmarkEnd w:id="51"/>
-    <w:bookmarkStart w:id="52" w:name="X0f1a4f6594561d13fb1fc3de96f324d566f5051"/>
+    <w:bookmarkEnd w:id="60"/>
+    <w:bookmarkEnd w:id="61"/>
+    <w:bookmarkStart w:id="62" w:name="X0f1a4f6594561d13fb1fc3de96f324d566f5051"/>
     <w:p>
       <w:pPr>
         <w:pStyle w:val="Heading1"/>
@@ -66436,8 +74570,8 @@
         </w:tc>
       </w:tr>
     </w:tbl>
-    <w:bookmarkEnd w:id="52"/>
-    <w:bookmarkStart w:id="53" w:name="X538526576f4253578efff8863476f9c5d42c313"/>
+    <w:bookmarkEnd w:id="62"/>
+    <w:bookmarkStart w:id="63" w:name="X538526576f4253578efff8863476f9c5d42c313"/>
     <w:p>
       <w:pPr>
         <w:pStyle w:val="Heading1"/>
@@ -66859,7 +74993,7 @@
         <w:t xml:space="preserve">These qualifiers describe probability, not certainty. Painless jaundice is usually malignant obstruction, but choledocholithiasis can be painless. Pleuritic chest pain raises pulmonary embolism, but most pleuritic pain is not embolic. The qualifier moves the prior; it does not close the case.</w:t>
       </w:r>
     </w:p>
-    <w:bookmarkEnd w:id="53"/>
+    <w:bookmarkEnd w:id="63"/>
     <w:sectPr>
       <w:pgSz w:h="12240" w:orient="landscape" w:w="15840"/>
       <w:pgMar w:bottom="720" w:footer="432" w:gutter="0" w:header="432" w:left="720" w:right="720" w:top="720"/>
